--- a/exports/hai-long-benh-nhan-C1a-BVQY175/DE_CUONG_THONG_NHAT_hai-long-benh-nhan-C1a-BVQY175.docx
+++ b/exports/hai-long-benh-nhan-C1a-BVQY175/DE_CUONG_THONG_NHAT_hai-long-benh-nhan-C1a-BVQY175.docx
@@ -14,7 +14,37 @@
           <w:i w:val="0"/>
           <w:sz w:val="28"/>
         </w:rPr>
-        <w:t>[CẦN XÁC NHẬN TẠI ĐƠN VỊ]</w:t>
+        <w:t>Bệnh viện Quân y 175</w:t>
+      </w:r>
+    </w:p>
+    <w:p>
+      <w:pPr>
+        <w:spacing w:before="0" w:after="120" w:lineRule="auto" w:line="312"/>
+        <w:jc w:val="center"/>
+      </w:pPr>
+      <w:r>
+        <w:rPr>
+          <w:rFonts w:ascii="Times New Roman" w:hAnsi="Times New Roman" w:eastAsia="Times New Roman" w:cs="Times New Roman"/>
+          <w:b/>
+          <w:i w:val="0"/>
+          <w:sz w:val="28"/>
+        </w:rPr>
+        <w:t>Trung tâm Khám bệnh và Điều trị theo yêu cầu C1</w:t>
+      </w:r>
+    </w:p>
+    <w:p>
+      <w:pPr>
+        <w:spacing w:before="0" w:after="120" w:lineRule="auto" w:line="312"/>
+        <w:jc w:val="center"/>
+      </w:pPr>
+      <w:r>
+        <w:rPr>
+          <w:rFonts w:ascii="Times New Roman" w:hAnsi="Times New Roman" w:eastAsia="Times New Roman" w:cs="Times New Roman"/>
+          <w:b/>
+          <w:i w:val="0"/>
+          <w:sz w:val="28"/>
+        </w:rPr>
+        <w:t>Khoa Khám bệnh C1a</w:t>
       </w:r>
     </w:p>
     <w:p/>
@@ -89,7 +119,7 @@
           <w:i w:val="0"/>
           <w:sz w:val="26"/>
         </w:rPr>
-        <w:t>Chủ nhiệm đề tài:</w:t>
+        <w:t>Nhóm nghiên cứu:</w:t>
       </w:r>
       <w:r>
         <w:rPr>
@@ -98,17 +128,7 @@
           <w:i w:val="0"/>
           <w:sz w:val="26"/>
         </w:rPr>
-        <w:t xml:space="preserve"> </w:t>
-      </w:r>
-      <w:r>
-        <w:rPr>
-          <w:rFonts w:ascii="Times New Roman" w:hAnsi="Times New Roman" w:eastAsia="Times New Roman" w:cs="Times New Roman"/>
-          <w:b/>
-          <w:i/>
-          <w:color w:val="CC7700"/>
-          <w:sz w:val="26"/>
-        </w:rPr>
-        <w:t>[CẦN BỔ SUNG]</w:t>
+        <w:t xml:space="preserve"> Bác sĩ Chuyên khoa I (BS.CKI) Nguyễn Hà Luân (chủ nhiệm đề tài)</w:t>
       </w:r>
     </w:p>
     <w:p/>
@@ -126,7 +146,7 @@
           <w:i w:val="0"/>
           <w:sz w:val="26"/>
         </w:rPr>
-        <w:t>[CẦN BỔ SUNG] (địa điểm – năm)</w:t>
+        <w:t>Bệnh viện Quân y 175 – 2026</w:t>
       </w:r>
     </w:p>
     <w:p>
@@ -185,7 +205,7 @@
           <w:i/>
           <w:sz w:val="22"/>
         </w:rPr>
-        <w:t xml:space="preserve">[Đang dừng] </w:t>
+        <w:t xml:space="preserve">► </w:t>
       </w:r>
       <w:r>
         <w:rPr>
@@ -194,7 +214,7 @@
           <w:i/>
           <w:sz w:val="22"/>
         </w:rPr>
-        <w:t>BẢN NHÁP — CHƯA SẴN SÀNG NỘP.</w:t>
+        <w:t>GÓI ETHICS_SUBMISSION (trước dữ liệu):</w:t>
       </w:r>
       <w:r>
         <w:rPr>
@@ -203,7 +223,7 @@
           <w:i/>
           <w:sz w:val="22"/>
         </w:rPr>
-        <w:t xml:space="preserve"> Cổng A12 (trích dẫn): chưa chạy agent `kiem-chung-trich-dan` (thiếu artifact A12). KHÔNG dùng tài liệu này để nộp Hội đồng/tạp chí.</w:t>
+        <w:t xml:space="preserve"> A12 đạt tại thời điểm lắp ráp; G10 chỉ đòi G0–G4. Trạng thái khoá phải xác minh bằng G10_QUALITY_REPORT.json/approval_ledger — tệp này không phải bằng chứng đã khoá, đã nộp hay đã được Hội đồng/cơ quan đăng ký chấp nhận.</w:t>
       </w:r>
     </w:p>
     <w:p>
@@ -228,7 +248,7 @@
           <w:i/>
           <w:sz w:val="22"/>
         </w:rPr>
-        <w:t xml:space="preserve"> Đề cương THỐNG NHẤT này do cổng G10 (assembler) lắp ráp TỰ ĐỘNG lúc 2026-10-14 20:41 từ checkpoint G0–G9 của đề tài `hai-long-benh-nhan-C1a-BVQY175`, theo mẫu 18 chương và ma trận bao phủ 24 thành phần protocol lõi của skill `nghien-cuu-y-khoa-chuan-quoc-te`. Dữ liệu cấu trúc (thiết kế, cỡ mẫu, công thức, đạo đức, chuẩn báo cáo, 16 PMID) lấy TỪ pipeline — không bịa. Mọi chỗ còn thiếu dữ liệu/thẩm quyền sẽ được đánh dấu NGAY TẠI ĐÓ bằng một trong các nhãn quy ước của skill (CẦN BỔ SUNG · CẦN XÁC NHẬN TẠI ĐƠN VỊ · DỰ THẢO · CẦN KIỂM CHỨNG NGUỒN CHÍNH THỨC — luôn đặt trong ngoặc vuông tại đúng vị trí thiếu). </w:t>
+        <w:t xml:space="preserve"> Đề cương THỐNG NHẤT này do cổng G10 (assembler) lắp ráp TỰ ĐỘNG lúc 2026-10-15 18:39 từ checkpoint G0–G9 của đề tài `hai-long-benh-nhan-C1a-BVQY175`, theo mẫu 18 chương và ma trận bao phủ 24 thành phần protocol lõi của skill `nghien-cuu-y-khoa-chuan-quoc-te`. Dữ liệu cấu trúc (thiết kế, cỡ mẫu, công thức, đạo đức, chuẩn báo cáo, 16 PMID) lấy TỪ pipeline — không bịa. Mọi chỗ còn thiếu dữ liệu/thẩm quyền sẽ được đánh dấu NGAY TẠI ĐÓ bằng một trong các nhãn quy ước của skill (CẦN BỔ SUNG · CẦN XÁC NHẬN TẠI ĐƠN VỊ · DỰ THẢO · CẦN KIỂM CHỨNG NGUỒN CHÍNH THỨC — luôn đặt trong ngoặc vuông tại đúng vị trí thiếu). </w:t>
       </w:r>
       <w:r>
         <w:rPr>
@@ -691,12 +711,11 @@
             <w:r>
               <w:rPr>
                 <w:rFonts w:ascii="Times New Roman" w:hAnsi="Times New Roman" w:eastAsia="Times New Roman" w:cs="Times New Roman"/>
-                <w:b/>
-                <w:i/>
-                <w:color w:val="CC7700"/>
-                <w:sz w:val="22"/>
-              </w:rPr>
-              <w:t>[CẦN BỔ SUNG]</w:t>
+                <w:b w:val="0"/>
+                <w:i w:val="0"/>
+                <w:sz w:val="22"/>
+              </w:rPr>
+              <w:t>NGUYỄN HÀ LUÂN (khối phát hành G10)</w:t>
             </w:r>
           </w:p>
         </w:tc>
@@ -778,12 +797,11 @@
             <w:r>
               <w:rPr>
                 <w:rFonts w:ascii="Times New Roman" w:hAnsi="Times New Roman" w:eastAsia="Times New Roman" w:cs="Times New Roman"/>
-                <w:b/>
-                <w:i/>
-                <w:color w:val="CC7700"/>
-                <w:sz w:val="22"/>
-              </w:rPr>
-              <w:t>[CẦN BỔ SUNG]</w:t>
+                <w:b w:val="0"/>
+                <w:i w:val="0"/>
+                <w:sz w:val="22"/>
+              </w:rPr>
+              <w:t>Chủ nhiệm đề tài (PI) — phê duyệt bằng chữ ký G10 trong sổ cái phê duyệt</w:t>
             </w:r>
           </w:p>
         </w:tc>
@@ -1137,7 +1155,7 @@
                 <w:i w:val="0"/>
                 <w:sz w:val="22"/>
               </w:rPr>
-              <w:t>2026-10-14 20:41</w:t>
+              <w:t>2026-10-15 18:39</w:t>
             </w:r>
           </w:p>
         </w:tc>
@@ -1217,12 +1235,11 @@
             <w:r>
               <w:rPr>
                 <w:rFonts w:ascii="Times New Roman" w:hAnsi="Times New Roman" w:eastAsia="Times New Roman" w:cs="Times New Roman"/>
-                <w:b/>
-                <w:i/>
-                <w:color w:val="CC7700"/>
-                <w:sz w:val="22"/>
-              </w:rPr>
-              <w:t>[CẦN BỔ SUNG]</w:t>
+                <w:b w:val="0"/>
+                <w:i w:val="0"/>
+                <w:sz w:val="22"/>
+              </w:rPr>
+              <w:t>Chủ nhiệm đề tài (PI) — phê duyệt bằng chữ ký G10 trong sổ cái phê duyệt</w:t>
             </w:r>
           </w:p>
         </w:tc>
@@ -1718,7 +1735,7 @@
                 <w:i w:val="0"/>
                 <w:sz w:val="22"/>
               </w:rPr>
-              <w:t>Chưa có dữ liệu thật/nguồn chưa xác nhận</w:t>
+              <w:t>Kết cục và biến số: Phiếu khảo sát tự điền ẩn danh — Phần 3, mục C.3 (biến SHLNBChung_TrucTiep); công cụ được phát triển và kiểm định ở pha công cụ trước thu thập mẫu chính (đề cương §4.9, §6.2). Phơi nhiễm: `thoigian_cho` (phút; nguồn ưu tiên mốc HIS/eHospital theo mục 4.6.3; nguồn dự phòng tự báo cáo phân tích TÁCH BẠCH, không trộn chung một biến) (SAP §5)</w:t>
             </w:r>
           </w:p>
         </w:tc>
@@ -5151,26 +5168,7 @@
           <w:i w:val="0"/>
           <w:sz w:val="26"/>
         </w:rPr>
-        <w:t xml:space="preserve"> </w:t>
-      </w:r>
-      <w:r>
-        <w:rPr>
-          <w:rFonts w:ascii="Times New Roman" w:hAnsi="Times New Roman" w:eastAsia="Times New Roman" w:cs="Times New Roman"/>
-          <w:b/>
-          <w:i/>
-          <w:color w:val="CC7700"/>
-          <w:sz w:val="26"/>
-        </w:rPr>
-        <w:t>[CẦN BỔ SUNG]</w:t>
-      </w:r>
-      <w:r>
-        <w:rPr>
-          <w:rFonts w:ascii="Times New Roman" w:hAnsi="Times New Roman" w:eastAsia="Times New Roman" w:cs="Times New Roman"/>
-          <w:b w:val="0"/>
-          <w:i w:val="0"/>
-          <w:sz w:val="26"/>
-        </w:rPr>
-        <w:t xml:space="preserve"> (với nghiên cứu mô tả có thể không cần giả thuyết kiểm định; với nghiên cứu phân tích: nêu H0/H1).</w:t>
+        <w:t xml:space="preserve"> H0: Ở người bệnh ngoại trú Khoa C1a, sau hiệu chỉnh các biến gây nhiễu đã khoá theo DAG (SAP §5), thời gian chờ khám theo mốc HIS (mỗi 15 phút) không liên quan với mức hài lòng chung G1: OR chung = 1. H1: OR chung khác 1 (kiểm định hai phía, alpha = 0,05). (G0 — PI đã chốt)</w:t>
       </w:r>
     </w:p>
     <w:p>
@@ -5239,21 +5237,11 @@
       <w:r>
         <w:rPr>
           <w:rFonts w:ascii="Times New Roman" w:hAnsi="Times New Roman" w:eastAsia="Times New Roman" w:cs="Times New Roman"/>
-          <w:b/>
-          <w:i/>
-          <w:color w:val="CC7700"/>
-          <w:sz w:val="26"/>
-        </w:rPr>
-        <w:t>[CẦN BỔ SUNG]</w:t>
-      </w:r>
-      <w:r>
-        <w:rPr>
-          <w:rFonts w:ascii="Times New Roman" w:hAnsi="Times New Roman" w:eastAsia="Times New Roman" w:cs="Times New Roman"/>
           <w:b w:val="0"/>
           <w:i w:val="0"/>
           <w:sz w:val="26"/>
         </w:rPr>
-        <w:t xml:space="preserve"> — mục tiêu chung của đề tài.</w:t>
+        <w:t>Xác định mức độ hài lòng của bệnh nhân trong hoạt động khám chữa bệnh tại Khoa Khám bệnh C1a, Trung tâm Khám bệnh và Điều trị theo yêu cầu C1, Bệnh viện Quân y 175; đánh giá một số yếu tố liên quan đến mức độ hài lòng của bệnh nhân trong hoạt động khám chữa bệnh tại Khoa Khám bệnh C1a, Trung tâm Khám bệnh và Điều trị theo yêu cầu C1, Bệnh viện Quân y 175.</w:t>
       </w:r>
     </w:p>
     <w:p>
@@ -6077,12 +6065,11 @@
             <w:r>
               <w:rPr>
                 <w:rFonts w:ascii="Times New Roman" w:hAnsi="Times New Roman" w:eastAsia="Times New Roman" w:cs="Times New Roman"/>
-                <w:b/>
-                <w:i/>
-                <w:color w:val="CC7700"/>
-                <w:sz w:val="22"/>
-              </w:rPr>
-              <w:t>[CẦN BỔ SUNG]</w:t>
+                <w:b w:val="0"/>
+                <w:i w:val="0"/>
+                <w:sz w:val="22"/>
+              </w:rPr>
+              <w:t>Mục đơn Likert 5 mức — nguyên văn C.3: 'Nói chung, Ông/Bà hài lòng ở mức độ nào với tất cả các dịch vụ đã nhận được tại Khoa Khám bệnh trong lần khám này?'; KHÔNG tính từ trung bình lĩnh vực A–F (chống part-whole bias, mục 4.6.3)</w:t>
             </w:r>
           </w:p>
         </w:tc>
@@ -6166,26 +6153,7 @@
                 <w:i w:val="0"/>
                 <w:sz w:val="22"/>
               </w:rPr>
-              <w:t>`</w:t>
-            </w:r>
-            <w:r>
-              <w:rPr>
-                <w:rFonts w:ascii="Times New Roman" w:hAnsi="Times New Roman" w:eastAsia="Times New Roman" w:cs="Times New Roman"/>
-                <w:b/>
-                <w:i/>
-                <w:color w:val="CC7700"/>
-                <w:sz w:val="22"/>
-              </w:rPr>
-              <w:t>[CẦN BỔ SUNG]</w:t>
-            </w:r>
-            <w:r>
-              <w:rPr>
-                <w:rFonts w:ascii="Times New Roman" w:hAnsi="Times New Roman" w:eastAsia="Times New Roman" w:cs="Times New Roman"/>
-                <w:b w:val="0"/>
-                <w:i w:val="0"/>
-                <w:sz w:val="22"/>
-              </w:rPr>
-              <w:t>`</w:t>
+              <w:t>`SHLNBChung_TrucTiep`</w:t>
             </w:r>
           </w:p>
         </w:tc>
@@ -6267,11 +6235,10 @@
         <w:rPr>
           <w:rFonts w:ascii="Times New Roman" w:hAnsi="Times New Roman" w:eastAsia="Times New Roman" w:cs="Times New Roman"/>
           <w:b/>
-          <w:i/>
-          <w:color w:val="CC7700"/>
+          <w:i w:val="0"/>
           <w:sz w:val="26"/>
         </w:rPr>
-        <w:t>[CẦN BỔ SUNG]</w:t>
+        <w:t>Nhóm nhỏ tiền định:</w:t>
       </w:r>
       <w:r>
         <w:rPr>
@@ -6280,7 +6247,43 @@
           <w:i w:val="0"/>
           <w:sz w:val="26"/>
         </w:rPr>
-        <w:t>.</w:t>
+        <w:t xml:space="preserve"> KHÔNG CÓ ở phiên bản hiện tại (A.4 đề cương) — phân nhóm theo đối tượng quân/dân đã gỡ bỏ vì biến `doituong_qd` không được thu thập (mục 4.6.2). Muốn thêm một phân nhóm định trước, phải bổ sung tại Phụ lục A đề cương KÈM lý do trên DAG, TRƯỚC khi khóa SAP và mở dữ liệu. </w:t>
+      </w:r>
+      <w:r>
+        <w:rPr>
+          <w:rFonts w:ascii="Times New Roman" w:hAnsi="Times New Roman" w:eastAsia="Times New Roman" w:cs="Times New Roman"/>
+          <w:b/>
+          <w:i w:val="0"/>
+          <w:sz w:val="26"/>
+        </w:rPr>
+        <w:t>Kiểm định tương tác:</w:t>
+      </w:r>
+      <w:r>
+        <w:rPr>
+          <w:rFonts w:ascii="Times New Roman" w:hAnsi="Times New Roman" w:eastAsia="Times New Roman" w:cs="Times New Roman"/>
+          <w:b w:val="0"/>
+          <w:i w:val="0"/>
+          <w:sz w:val="26"/>
+        </w:rPr>
+        <w:t xml:space="preserve"> không có số hạng tương tác định trước; nếu chạy sau này, dùng interaction term và gắn nhãn thăm dò </w:t>
+      </w:r>
+      <w:r>
+        <w:rPr>
+          <w:rFonts w:ascii="Times New Roman" w:hAnsi="Times New Roman" w:eastAsia="Times New Roman" w:cs="Times New Roman"/>
+          <w:b/>
+          <w:i w:val="0"/>
+          <w:sz w:val="26"/>
+        </w:rPr>
+        <w:t>Cảnh báo:</w:t>
+      </w:r>
+      <w:r>
+        <w:rPr>
+          <w:rFonts w:ascii="Times New Roman" w:hAnsi="Times New Roman" w:eastAsia="Times New Roman" w:cs="Times New Roman"/>
+          <w:b w:val="0"/>
+          <w:i w:val="0"/>
+          <w:sz w:val="26"/>
+        </w:rPr>
+        <w:t xml:space="preserve"> mọi phân tích phân nhóm/tương tác chỉ diễn giải thăm dò (exploratory) (SAP §7).</w:t>
       </w:r>
     </w:p>
     <w:p>
@@ -6560,26 +6563,7 @@
           <w:i w:val="0"/>
           <w:sz w:val="26"/>
         </w:rPr>
-        <w:t xml:space="preserve"> Bộ câu hỏi khảo sát sự hài lòng của người bệnh ngoại trú tại Khoa C1a — 6 lĩnh vực A–F (30 mục Likert 5 mức) và mục hài lòng chung C.3 — Nhóm nghiên cứu phát triển và kiểm định trước thu thập chính: bảng truy xuất mục, hội đồng chuyên gia (I-CVI/S-CVI), phỏng vấn nhận thức 10–15 người bệnh, pilot n ≈ 50–100 tách khỏi mẫu chính, khoá phiên bản cuối (đề cương §4.9, §6.2). </w:t>
-      </w:r>
-      <w:r>
-        <w:rPr>
-          <w:rFonts w:ascii="Times New Roman" w:hAnsi="Times New Roman" w:eastAsia="Times New Roman" w:cs="Times New Roman"/>
-          <w:b/>
-          <w:i/>
-          <w:color w:val="CC7700"/>
-          <w:sz w:val="26"/>
-        </w:rPr>
-        <w:t>[CẦN KIỂM CHỨNG NGUỒN CHÍNH THỨC]</w:t>
-      </w:r>
-      <w:r>
-        <w:rPr>
-          <w:rFonts w:ascii="Times New Roman" w:hAnsi="Times New Roman" w:eastAsia="Times New Roman" w:cs="Times New Roman"/>
-          <w:b w:val="0"/>
-          <w:i w:val="0"/>
-          <w:sz w:val="26"/>
-        </w:rPr>
-        <w:t xml:space="preserve"> Với PROM/thang đo: quy trình dịch–thích nghi văn hoá + kiểm định COSMIN (nối `cong-cu-do-luong`).</w:t>
+        <w:t xml:space="preserve"> Bộ câu hỏi khảo sát sự hài lòng của người bệnh ngoại trú tại Khoa C1a — 6 lĩnh vực A–F (30 mục Likert 5 mức) và mục hài lòng chung C.3 — Nhóm nghiên cứu phát triển và kiểm định trước thu thập chính: bảng truy xuất mục, hội đồng chuyên gia (I-CVI/S-CVI), phỏng vấn nhận thức 10–15 người bệnh, pilot n ≈ 50–100 tách khỏi mẫu chính, khoá phiên bản cuối (đề cương §4.9, §6.2). Trạng thái kiểm định: chưa có chỉ số độ tin cậy/giá trị tại thời điểm nộp Hội đồng — kiểm định trong pha phát triển công cụ nêu trên, trước thu thập chính. Với PROM/thang đo: quy trình dịch–thích nghi văn hoá + kiểm định COSMIN (nối `cong-cu-do-luong`).</w:t>
       </w:r>
     </w:p>
     <w:p>
@@ -6603,26 +6587,7 @@
           <w:i w:val="0"/>
           <w:sz w:val="26"/>
         </w:rPr>
-        <w:t xml:space="preserve"> </w:t>
-      </w:r>
-      <w:r>
-        <w:rPr>
-          <w:rFonts w:ascii="Times New Roman" w:hAnsi="Times New Roman" w:eastAsia="Times New Roman" w:cs="Times New Roman"/>
-          <w:b/>
-          <w:i/>
-          <w:color w:val="CC7700"/>
-          <w:sz w:val="26"/>
-        </w:rPr>
-        <w:t>[CẦN BỔ SUNG]</w:t>
-      </w:r>
-      <w:r>
-        <w:rPr>
-          <w:rFonts w:ascii="Times New Roman" w:hAnsi="Times New Roman" w:eastAsia="Times New Roman" w:cs="Times New Roman"/>
-          <w:b w:val="0"/>
-          <w:i w:val="0"/>
-          <w:sz w:val="26"/>
-        </w:rPr>
-        <w:t>.</w:t>
+        <w:t xml:space="preserve"> Kết cục và biến số: Phiếu khảo sát tự điền ẩn danh — Phần 3, mục C.3 (biến SHLNBChung_TrucTiep); công cụ được phát triển và kiểm định ở pha công cụ trước thu thập mẫu chính (đề cương §4.9, §6.2). Phơi nhiễm: `thoigian_cho` (phút; nguồn ưu tiên mốc HIS/eHospital theo mục 4.6.3; nguồn dự phòng tự báo cáo phân tích TÁCH BẠCH, không trộn chung một biến) (SAP §5).</w:t>
       </w:r>
     </w:p>
     <w:p>
@@ -6956,26 +6921,7 @@
           <w:i w:val="0"/>
           <w:sz w:val="26"/>
         </w:rPr>
-        <w:t xml:space="preserve"> </w:t>
-      </w:r>
-      <w:r>
-        <w:rPr>
-          <w:rFonts w:ascii="Times New Roman" w:hAnsi="Times New Roman" w:eastAsia="Times New Roman" w:cs="Times New Roman"/>
-          <w:b/>
-          <w:i/>
-          <w:color w:val="CC7700"/>
-          <w:sz w:val="26"/>
-        </w:rPr>
-        <w:t>[CẦN XÁC NHẬN TẠI ĐƠN VỊ]</w:t>
-      </w:r>
-      <w:r>
-        <w:rPr>
-          <w:rFonts w:ascii="Times New Roman" w:hAnsi="Times New Roman" w:eastAsia="Times New Roman" w:cs="Times New Roman"/>
-          <w:b w:val="0"/>
-          <w:i w:val="0"/>
-          <w:sz w:val="26"/>
-        </w:rPr>
-        <w:t xml:space="preserve"> — đã có bản nháp ở G2 (TL6). Bác sĩ xác nhận nơi lưu trữ, thời hạn, phân quyền tại đơn vị.</w:t>
+        <w:t xml:space="preserve"> kế hoạch: Kết quả khảo sát (phiếu tự điền, KHÔNG ghi thông tin định danh) — không dùng hồ sơ bệnh án; Mốc thời gian hành chính từ HIS/eHospital (hoàn tất đăng ký, gọi vào buồng khám) ghép theo mã nghiên cứu —; nhóm nghiên cứu chỉ nhận mã nghiên cứu + số phút chờ (đề cương §4.6.3); Công cụ thu thập: Phiếu giấy (nặc danh, tự điền tại khoa) (DMP §1–§2, hồ sơ G2 Tài liệu 6); nơi lưu trữ: Nơi lưu: ổ đĩa mã hóa AES-256 tại Khoa Khám bệnh C1a, Bệnh viện Quân y 175;; chỉ nhóm nghiên cứu được truy cập; Bảo mật: AES-256 · mật khẩu cấp người dùng · VPN (nếu từ xa); Sao lưu: hằng tuần, 2 bản độc lập; Thời gian lưu: 2 năm sau kết thúc nghiên cứu; (theo TT38/2018/TT-BYT về lưu trữ hồ sơ y tế) (DMP §4, hồ sơ G2 Tài liệu 6); phân quyền: Phân quyền truy cập: Chỉ nhóm nghiên cứu được cấp phép; Phê duyệt quyền: Chủ nhiệm đề tài (DMP §2); thời hạn lưu: 2 năm sau kết thúc nghiên cứu (PI nhập ở hồ sơ G2) (bản nháp ở G2 — TL6).</w:t>
       </w:r>
     </w:p>
     <w:p>
@@ -7050,11 +6996,10 @@
         <w:rPr>
           <w:rFonts w:ascii="Times New Roman" w:hAnsi="Times New Roman" w:eastAsia="Times New Roman" w:cs="Times New Roman"/>
           <w:b/>
-          <w:i/>
-          <w:color w:val="CC7700"/>
+          <w:i w:val="0"/>
           <w:sz w:val="26"/>
         </w:rPr>
-        <w:t>[CẦN BỔ SUNG]</w:t>
+        <w:t>Kết cục chính:</w:t>
       </w:r>
       <w:r>
         <w:rPr>
@@ -7063,7 +7008,97 @@
           <w:i w:val="0"/>
           <w:sz w:val="26"/>
         </w:rPr>
-        <w:t>.</w:t>
+        <w:t xml:space="preserve"> G1 — mức hài lòng chung, hỏi trực tiếp (biến SHLNBChung_TrucTiep), Phần 3 phiếu, thang thứ hạng Likert 1–5; GIỮ nguyên thứ hạng trong mô hình chính (không nhị phân hóa, không coi liên tục ở phân tích chính). Không tính từ điểm trung bình lĩnh vực (chống part-whole bias, mục 4.6.3 đề cương). </w:t>
+      </w:r>
+      <w:r>
+        <w:rPr>
+          <w:rFonts w:ascii="Times New Roman" w:hAnsi="Times New Roman" w:eastAsia="Times New Roman" w:cs="Times New Roman"/>
+          <w:b/>
+          <w:i w:val="0"/>
+          <w:sz w:val="26"/>
+        </w:rPr>
+        <w:t>Đơn vị / ngưỡng:</w:t>
+      </w:r>
+      <w:r>
+        <w:rPr>
+          <w:rFonts w:ascii="Times New Roman" w:hAnsi="Times New Roman" w:eastAsia="Times New Roman" w:cs="Times New Roman"/>
+          <w:b w:val="0"/>
+          <w:i w:val="0"/>
+          <w:sz w:val="26"/>
+        </w:rPr>
+        <w:t xml:space="preserve"> điểm 1–5. Ngưỡng nhị phân hóa cho kết cục thứ cấp KHÓA TRƯỚC: hài lòng = </w:t>
+      </w:r>
+      <w:r>
+        <w:rPr>
+          <w:rFonts w:ascii="Times New Roman" w:hAnsi="Times New Roman" w:eastAsia="Times New Roman" w:cs="Times New Roman"/>
+          <w:b/>
+          <w:i w:val="0"/>
+          <w:sz w:val="26"/>
+        </w:rPr>
+        <w:t>G1 ≥ 4/5</w:t>
+      </w:r>
+      <w:r>
+        <w:rPr>
+          <w:rFonts w:ascii="Times New Roman" w:hAnsi="Times New Roman" w:eastAsia="Times New Roman" w:cs="Times New Roman"/>
+          <w:b w:val="0"/>
+          <w:i w:val="0"/>
+          <w:sz w:val="26"/>
+        </w:rPr>
+        <w:t xml:space="preserve"> (tương đương top-two-box của mục đơn G1, mục 4.5.2 đề cương); không dùng ngưỡng theo trung vị mẫu; không đổi sau khi nhìn dữ liệu. </w:t>
+      </w:r>
+      <w:r>
+        <w:rPr>
+          <w:rFonts w:ascii="Times New Roman" w:hAnsi="Times New Roman" w:eastAsia="Times New Roman" w:cs="Times New Roman"/>
+          <w:b/>
+          <w:i w:val="0"/>
+          <w:sz w:val="26"/>
+        </w:rPr>
+        <w:t>Kết cục phụ 1:</w:t>
+      </w:r>
+      <w:r>
+        <w:rPr>
+          <w:rFonts w:ascii="Times New Roman" w:hAnsi="Times New Roman" w:eastAsia="Times New Roman" w:cs="Times New Roman"/>
+          <w:b w:val="0"/>
+          <w:i w:val="0"/>
+          <w:sz w:val="26"/>
+        </w:rPr>
+        <w:t xml:space="preserve"> `SHLNBChung_NhiPhan` (nhị phân từ G1 ≥ 4/5) — hồi quy logistic nhị phân đa biến CHỈ KHI số trường hợp chưa hài lòng đạt ≥ 10 biến cố/tham số của mô hình định trước; không đạt đến chỉ báo tỷ lệ + KTC 95% Wilson (mô tả), không chạy Firth để tạo ước lượng không ổn định. </w:t>
+      </w:r>
+      <w:r>
+        <w:rPr>
+          <w:rFonts w:ascii="Times New Roman" w:hAnsi="Times New Roman" w:eastAsia="Times New Roman" w:cs="Times New Roman"/>
+          <w:b/>
+          <w:i w:val="0"/>
+          <w:sz w:val="26"/>
+        </w:rPr>
+        <w:t>Kết cục phụ 2:</w:t>
+      </w:r>
+      <w:r>
+        <w:rPr>
+          <w:rFonts w:ascii="Times New Roman" w:hAnsi="Times New Roman" w:eastAsia="Times New Roman" w:cs="Times New Roman"/>
+          <w:b w:val="0"/>
+          <w:i w:val="0"/>
+          <w:sz w:val="26"/>
+        </w:rPr>
+        <w:t xml:space="preserve"> `SHLNBChung_TinhToan` (trung bình 30 mục A1–F1, loại mã 7/8/9) — đối chiếu hội tụ với G1; điểm 6 lĩnh vực `A_Mean`…`F_Mean` (quy tắc ≥ 80% mục áp dụng); cụm `G2` (ý định quay lại) và `G3` (ý định giới thiệu) — kết cục thứ cấp định trước (Phụ lục C.6.2 đề cương). </w:t>
+      </w:r>
+      <w:r>
+        <w:rPr>
+          <w:rFonts w:ascii="Times New Roman" w:hAnsi="Times New Roman" w:eastAsia="Times New Roman" w:cs="Times New Roman"/>
+          <w:b/>
+          <w:i w:val="0"/>
+          <w:sz w:val="26"/>
+        </w:rPr>
+        <w:t>Kết cục an toàn:</w:t>
+      </w:r>
+      <w:r>
+        <w:rPr>
+          <w:rFonts w:ascii="Times New Roman" w:hAnsi="Times New Roman" w:eastAsia="Times New Roman" w:cs="Times New Roman"/>
+          <w:b w:val="0"/>
+          <w:i w:val="0"/>
+          <w:sz w:val="26"/>
+        </w:rPr>
+        <w:t xml:space="preserve"> không áp dụng — nghiên cứu cắt ngang bằng phiếu khảo sát, tổn hại tối thiểu, không can thiệp, không biến cố an toàn (mục 4.6 đề cương chỉ giữ mục tổn hại tối thiểu ở hồ sơ đạo đức). (SAP §2).</w:t>
       </w:r>
     </w:p>
     <w:p>
@@ -7113,17 +7148,7 @@
           <w:i w:val="0"/>
           <w:sz w:val="26"/>
         </w:rPr>
-        <w:t xml:space="preserve"> </w:t>
-      </w:r>
-      <w:r>
-        <w:rPr>
-          <w:rFonts w:ascii="Times New Roman" w:hAnsi="Times New Roman" w:eastAsia="Times New Roman" w:cs="Times New Roman"/>
-          <w:b/>
-          <w:i/>
-          <w:color w:val="CC7700"/>
-          <w:sz w:val="26"/>
-        </w:rPr>
-        <w:t>[CẦN BỔ SUNG]</w:t>
+        <w:t xml:space="preserve"> Biến liên tục: trung bình ± SD (phân phối chuẩn) hoặc trung vị </w:t>
       </w:r>
       <w:r>
         <w:rPr>
@@ -7132,7 +7157,89 @@
           <w:i w:val="0"/>
           <w:sz w:val="26"/>
         </w:rPr>
-        <w:t>.</w:t>
+        <w:t>[IQR]</w:t>
+      </w:r>
+      <w:r>
+        <w:rPr>
+          <w:rFonts w:ascii="Times New Roman" w:hAnsi="Times New Roman" w:eastAsia="Times New Roman" w:cs="Times New Roman"/>
+          <w:b w:val="0"/>
+          <w:i w:val="0"/>
+          <w:sz w:val="26"/>
+        </w:rPr>
+        <w:t xml:space="preserve"> (lệch); điểm hài lòng trình bày CẢ HAI (A.2 đề cương) Biến phân loại: n (%) Tỷ lệ hài lòng chung và theo lĩnh vực (ngưỡng cố định ≥ 4/5) kèm KTC 95% </w:t>
+      </w:r>
+      <w:r>
+        <w:rPr>
+          <w:rFonts w:ascii="Times New Roman" w:hAnsi="Times New Roman" w:eastAsia="Times New Roman" w:cs="Times New Roman"/>
+          <w:b/>
+          <w:i w:val="0"/>
+          <w:sz w:val="26"/>
+        </w:rPr>
+        <w:t>Wilson score</w:t>
+      </w:r>
+      <w:r>
+        <w:rPr>
+          <w:rFonts w:ascii="Times New Roman" w:hAnsi="Times New Roman" w:eastAsia="Times New Roman" w:cs="Times New Roman"/>
+          <w:b w:val="0"/>
+          <w:i w:val="0"/>
+          <w:sz w:val="26"/>
+        </w:rPr>
+        <w:t xml:space="preserve"> Báo % đạt điểm sàn/trần mỗi lĩnh vực; &gt; 15% (ngưỡng Terwee) đến ghi là hạn chế đo lường, ưu tiên trung vị </w:t>
+      </w:r>
+      <w:r>
+        <w:rPr>
+          <w:rFonts w:ascii="Times New Roman" w:hAnsi="Times New Roman" w:eastAsia="Times New Roman" w:cs="Times New Roman"/>
+          <w:b w:val="0"/>
+          <w:i w:val="0"/>
+          <w:sz w:val="26"/>
+        </w:rPr>
+        <w:t>[IQR]</w:t>
+      </w:r>
+      <w:r>
+        <w:rPr>
+          <w:rFonts w:ascii="Times New Roman" w:hAnsi="Times New Roman" w:eastAsia="Times New Roman" w:cs="Times New Roman"/>
+          <w:b w:val="0"/>
+          <w:i w:val="0"/>
+          <w:sz w:val="26"/>
+        </w:rPr>
+        <w:t xml:space="preserve"> Đơn biến (Bảng 5.3): t-test/ANOVA hoặc Pearson/Spearman (kết cục liên tục), χ</w:t>
+      </w:r>
+      <w:r>
+        <w:rPr>
+          <w:rFonts w:ascii="Times New Roman" w:hAnsi="Times New Roman" w:eastAsia="Times New Roman" w:cs="Times New Roman"/>
+          <w:b w:val="0"/>
+          <w:i w:val="0"/>
+          <w:sz w:val="26"/>
+          <w:vertAlign w:val="superscript"/>
+        </w:rPr>
+        <w:t>2</w:t>
+      </w:r>
+      <w:r>
+        <w:rPr>
+          <w:rFonts w:ascii="Times New Roman" w:hAnsi="Times New Roman" w:eastAsia="Times New Roman" w:cs="Times New Roman"/>
+          <w:b w:val="0"/>
+          <w:i w:val="0"/>
+          <w:sz w:val="26"/>
+        </w:rPr>
+        <w:t xml:space="preserve">/Fisher (nhị phân thứ cấp), luôn kèm hiệu ứng + KTC 95% — </w:t>
+      </w:r>
+      <w:r>
+        <w:rPr>
+          <w:rFonts w:ascii="Times New Roman" w:hAnsi="Times New Roman" w:eastAsia="Times New Roman" w:cs="Times New Roman"/>
+          <w:b/>
+          <w:i w:val="0"/>
+          <w:sz w:val="26"/>
+        </w:rPr>
+        <w:t>chỉ vai trò mô tả, KHÔNG phải bước lọc biến</w:t>
+      </w:r>
+      <w:r>
+        <w:rPr>
+          <w:rFonts w:ascii="Times New Roman" w:hAnsi="Times New Roman" w:eastAsia="Times New Roman" w:cs="Times New Roman"/>
+          <w:b w:val="0"/>
+          <w:i w:val="0"/>
+          <w:sz w:val="26"/>
+        </w:rPr>
+        <w:t xml:space="preserve"> (SAP §3).</w:t>
       </w:r>
     </w:p>
     <w:p>
@@ -7182,17 +7289,16 @@
           <w:i w:val="0"/>
           <w:sz w:val="26"/>
         </w:rPr>
-        <w:t xml:space="preserve"> </w:t>
+        <w:t xml:space="preserve"> Complete-case (chính) vs MICE cho biến nền/phơi nhiễm Hồi quy tuyến tính trên G1 coi liên tục, sai số chuẩn robust HC3 — song song mô hình chính, không chi phối kết luận Partial proportional odds/generalized ordered logit nếu vi phạm proportional odds Kết cục nhị phân G1 ≥ 4/5 (logistic) song song; logistic thường vs Firth (Firth CHỈ khi separation VÀ đủ thông tin để ước lượng ổn định) Có/không điểm ảnh hưởng; mô hình đầy đủ vs rút gọn khi số tham số eo hẹp </w:t>
       </w:r>
       <w:r>
         <w:rPr>
           <w:rFonts w:ascii="Times New Roman" w:hAnsi="Times New Roman" w:eastAsia="Times New Roman" w:cs="Times New Roman"/>
           <w:b/>
-          <w:i/>
-          <w:color w:val="CC7700"/>
+          <w:i w:val="0"/>
           <w:sz w:val="26"/>
         </w:rPr>
-        <w:t>[CẦN BỔ SUNG]</w:t>
+        <w:t>Loại phiếu có hỗ trợ ghi</w:t>
       </w:r>
       <w:r>
         <w:rPr>
@@ -7201,7 +7307,7 @@
           <w:i w:val="0"/>
           <w:sz w:val="26"/>
         </w:rPr>
-        <w:t>.</w:t>
+        <w:t xml:space="preserve"> (`mode_tra_loi` = 2/3), chạy lại trên tập tự điền (`mode_tra_loi` = 1), so sánh chiều và độ lớn cOR Mô hình thứ tự hệ số chặn ngẫu nhiên theo `ma_ban_kham` (đối chiếu sai số chuẩn chùm) Ước lượng theo thiết kế (khai tầng + chùm); trọng số hậu phân tầng khi một tầng lệch &gt; 20% lưu lượng thực (w_h = (N_h/N) ÷ (n_h/n)), báo song song có/không trọng số Phi tuyến exposure: restricted cubic spline 3 nút / phân tích theo phân vị thời gian chờ Quy tắc gộp mức G1 khi lệch trần (mức &lt; 20 quan sát, gộp 1 đến 2 đến 3, mức 5 không gộp, không dưới 3 mức; bảng 5 mức gốc vẫn in đủ) (SAP §9).</w:t>
       </w:r>
     </w:p>
     <w:p>
@@ -7232,11 +7338,10 @@
         <w:rPr>
           <w:rFonts w:ascii="Times New Roman" w:hAnsi="Times New Roman" w:eastAsia="Times New Roman" w:cs="Times New Roman"/>
           <w:b/>
-          <w:i/>
-          <w:color w:val="CC7700"/>
+          <w:i w:val="0"/>
           <w:sz w:val="26"/>
         </w:rPr>
-        <w:t>[CẦN BỔ SUNG]</w:t>
+        <w:t>Điều chỉnh:</w:t>
       </w:r>
       <w:r>
         <w:rPr>
@@ -7245,7 +7350,25 @@
           <w:i w:val="0"/>
           <w:sz w:val="26"/>
         </w:rPr>
-        <w:t>.</w:t>
+        <w:t xml:space="preserve"> KHÔNG áp FDR/Holm cho bảng đơn biến (Bảng 5.3 — chỉ vai trò mô tả, không phải bước lọc; A.3 đề cương). Kết cục chính duy nhất giữ α = 0,05; kết luận dựa vào mô hình đa biến chính + effect size + KTC 95% (nguyên tắc "cấm p đơn độc", A.1 đề cương). </w:t>
+      </w:r>
+      <w:r>
+        <w:rPr>
+          <w:rFonts w:ascii="Times New Roman" w:hAnsi="Times New Roman" w:eastAsia="Times New Roman" w:cs="Times New Roman"/>
+          <w:b/>
+          <w:i w:val="0"/>
+          <w:sz w:val="26"/>
+        </w:rPr>
+        <w:t>Kết cục được coi là kết cục chính:</w:t>
+      </w:r>
+      <w:r>
+        <w:rPr>
+          <w:rFonts w:ascii="Times New Roman" w:hAnsi="Times New Roman" w:eastAsia="Times New Roman" w:cs="Times New Roman"/>
+          <w:b w:val="0"/>
+          <w:i w:val="0"/>
+          <w:sz w:val="26"/>
+        </w:rPr>
+        <w:t xml:space="preserve"> chỉ 1 (`G1`) (SAP §8).</w:t>
       </w:r>
     </w:p>
     <w:p>
@@ -7276,11 +7399,10 @@
         <w:rPr>
           <w:rFonts w:ascii="Times New Roman" w:hAnsi="Times New Roman" w:eastAsia="Times New Roman" w:cs="Times New Roman"/>
           <w:b/>
-          <w:i/>
-          <w:color w:val="CC7700"/>
+          <w:i w:val="0"/>
           <w:sz w:val="26"/>
         </w:rPr>
-        <w:t>[CẦN BỔ SUNG]</w:t>
+        <w:t>Phần mềm:</w:t>
       </w:r>
       <w:r>
         <w:rPr>
@@ -7289,7 +7411,43 @@
           <w:i w:val="0"/>
           <w:sz w:val="26"/>
         </w:rPr>
-        <w:t>.</w:t>
+        <w:t xml:space="preserve"> R ≥ 4.3 (đã khóa tại mục 4.10 đề cương) </w:t>
+      </w:r>
+      <w:r>
+        <w:rPr>
+          <w:rFonts w:ascii="Times New Roman" w:hAnsi="Times New Roman" w:eastAsia="Times New Roman" w:cs="Times New Roman"/>
+          <w:b/>
+          <w:i w:val="0"/>
+          <w:sz w:val="26"/>
+        </w:rPr>
+        <w:t>Packages:</w:t>
+      </w:r>
+      <w:r>
+        <w:rPr>
+          <w:rFonts w:ascii="Times New Roman" w:hAnsi="Times New Roman" w:eastAsia="Times New Roman" w:cs="Times New Roman"/>
+          <w:b w:val="0"/>
+          <w:i w:val="0"/>
+          <w:sz w:val="26"/>
+        </w:rPr>
+        <w:t xml:space="preserve"> `stats`, `car`, `rms`, `logistf`, `mice` (mô hình phụ trợ); `MASS::polr` / `rms::orm` / `ordinal::clm` (mô hình chính — logistic thứ tự); `brant`, `VGAM`, `ordinal` (kiểm định &amp; mở rộng proportional odds) </w:t>
+      </w:r>
+      <w:r>
+        <w:rPr>
+          <w:rFonts w:ascii="Times New Roman" w:hAnsi="Times New Roman" w:eastAsia="Times New Roman" w:cs="Times New Roman"/>
+          <w:b/>
+          <w:i w:val="0"/>
+          <w:sz w:val="26"/>
+        </w:rPr>
+        <w:t>Random seed:</w:t>
+      </w:r>
+      <w:r>
+        <w:rPr>
+          <w:rFonts w:ascii="Times New Roman" w:hAnsi="Times New Roman" w:eastAsia="Times New Roman" w:cs="Times New Roman"/>
+          <w:b w:val="0"/>
+          <w:i w:val="0"/>
+          <w:sz w:val="26"/>
+        </w:rPr>
+        <w:t xml:space="preserve"> `set.seed(20260830)` — giá trị ĐỀ XUẤT của bản nháp, dùng chung cho MICE/bootstrap/chia đôi mẫu EFA-CFA; chủ nhiệm/nhà thống kê xác nhận hoặc thay giá trị khi ký (A.6 mục 12 đề cương) (SAP §10).</w:t>
       </w:r>
     </w:p>
     <w:p>
@@ -7483,17 +7641,7 @@
           <w:i w:val="0"/>
           <w:sz w:val="26"/>
         </w:rPr>
-        <w:t xml:space="preserve"> theo chuẩn báo cáo STROBE (Hình 1) — dạng khung, chưa có con số; kế hoạch: </w:t>
-      </w:r>
-      <w:r>
-        <w:rPr>
-          <w:rFonts w:ascii="Times New Roman" w:hAnsi="Times New Roman" w:eastAsia="Times New Roman" w:cs="Times New Roman"/>
-          <w:b/>
-          <w:i/>
-          <w:color w:val="CC7700"/>
-          <w:sz w:val="26"/>
-        </w:rPr>
-        <w:t>[CẦN BỔ SUNG]</w:t>
+        <w:t xml:space="preserve"> theo chuẩn báo cáo STROBE (Hình 1) — dạng khung, chưa có con số; kế hoạch: khung luồng: được mời/sàng lọc đến đủ tiêu chuẩn đến đồng ý tham gia đến có dữ liệu hợp lệ đến đưa vào phân tích, kèm số và lý do từ chối/loại ở từng bước</w:t>
       </w:r>
     </w:p>
     <w:p>
@@ -7692,26 +7840,7 @@
           <w:i w:val="0"/>
           <w:sz w:val="26"/>
         </w:rPr>
-        <w:t xml:space="preserve"> BẮT BUỘC nếu TIẾN CỨU khảo sát người tham gia mới (Helsinki §35, trước NTG đầu tiên) — TÙY CHỌN chỉ khi HỒI CỨU hồ sơ/dữ liệu thứ cấp thuần túy, không khảo sát ai mới — loại hình thu thập </w:t>
-      </w:r>
-      <w:r>
-        <w:rPr>
-          <w:rFonts w:ascii="Times New Roman" w:hAnsi="Times New Roman" w:eastAsia="Times New Roman" w:cs="Times New Roman"/>
-          <w:b/>
-          <w:i/>
-          <w:color w:val="CC7700"/>
-          <w:sz w:val="26"/>
-        </w:rPr>
-        <w:t>[CẦN BỔ SUNG]</w:t>
-      </w:r>
-      <w:r>
-        <w:rPr>
-          <w:rFonts w:ascii="Times New Roman" w:hAnsi="Times New Roman" w:eastAsia="Times New Roman" w:cs="Times New Roman"/>
-          <w:b w:val="0"/>
-          <w:i w:val="0"/>
-          <w:sz w:val="26"/>
-        </w:rPr>
-        <w:t xml:space="preserve"> (ClinicalTrials.gov hoặc WHO ICTRP primary registry (nếu tiến cứu tuyển mới)).</w:t>
+        <w:t xml:space="preserve"> Đăng ký công khai trên OSF Registries trước T0, tức trước khi tuyển người tham gia đầu tiên (tiến độ G1, đề cương §4.9 và §6.2) (OSF Registries).</w:t>
       </w:r>
     </w:p>
     <w:p>
@@ -7750,26 +7879,7 @@
           <w:i w:val="0"/>
           <w:sz w:val="26"/>
         </w:rPr>
-        <w:t xml:space="preserve"> </w:t>
-      </w:r>
-      <w:r>
-        <w:rPr>
-          <w:rFonts w:ascii="Times New Roman" w:hAnsi="Times New Roman" w:eastAsia="Times New Roman" w:cs="Times New Roman"/>
-          <w:b/>
-          <w:i/>
-          <w:color w:val="CC7700"/>
-          <w:sz w:val="26"/>
-        </w:rPr>
-        <w:t>[CẦN BỔ SUNG]</w:t>
-      </w:r>
-      <w:r>
-        <w:rPr>
-          <w:rFonts w:ascii="Times New Roman" w:hAnsi="Times New Roman" w:eastAsia="Times New Roman" w:cs="Times New Roman"/>
-          <w:b w:val="0"/>
-          <w:i w:val="0"/>
-          <w:sz w:val="26"/>
-        </w:rPr>
-        <w:t>.</w:t>
+        <w:t xml:space="preserve"> Theo đề cương §4.11: nghiên cứu quan sát, không can thiệp, khảo sát ẩn danh tự điền — nguy cơ tối thiểu. Lợi ích: dữ liệu nền để Trung tâm C1/Khoa C1a cải tiến chất lượng dịch vụ; không có lợi ích trực tiếp cho cá nhân người tham gia. Nguy cơ chính là riêng tư và áp lực chiều lòng — kiểm soát bằng ICF tách biệt vật lý khỏi phiếu, phiếu không ô định danh, hòm phiếu kín, điều tra viên ngoài khoa, ghép mốc HIS theo khử định danh có kiểm soát do CNTT/QLCL giữ bảng ghép (huỷ trong 30 ngày); tự nguyện, từ chối không ảnh hưởng khám chữa bệnh. Thu thập chỉ bắt đầu sau phê duyệt Hội đồng Y đức BVQY 175..</w:t>
       </w:r>
     </w:p>
     <w:p>
@@ -7841,26 +7951,7 @@
           <w:i w:val="0"/>
           <w:sz w:val="26"/>
         </w:rPr>
-        <w:t xml:space="preserve"> </w:t>
-      </w:r>
-      <w:r>
-        <w:rPr>
-          <w:rFonts w:ascii="Times New Roman" w:hAnsi="Times New Roman" w:eastAsia="Times New Roman" w:cs="Times New Roman"/>
-          <w:b/>
-          <w:i/>
-          <w:color w:val="CC7700"/>
-          <w:sz w:val="26"/>
-        </w:rPr>
-        <w:t>[CẦN BỔ SUNG]</w:t>
-      </w:r>
-      <w:r>
-        <w:rPr>
-          <w:rFonts w:ascii="Times New Roman" w:hAnsi="Times New Roman" w:eastAsia="Times New Roman" w:cs="Times New Roman"/>
-          <w:b w:val="0"/>
-          <w:i w:val="0"/>
-          <w:sz w:val="26"/>
-        </w:rPr>
-        <w:t>.</w:t>
+        <w:t xml:space="preserve"> Nguy cơ tối thiểu; rủi ro tiềm tàng, biện pháp giảm thiểu và xử lý theo Bảng rủi ro–lợi ích (Tài liệu 3 hồ sơ G2) — chủ nhiệm đã rà và xác nhận.</w:t>
       </w:r>
     </w:p>
     <w:p>
@@ -8127,26 +8218,7 @@
           <w:i w:val="0"/>
           <w:sz w:val="26"/>
         </w:rPr>
-        <w:t xml:space="preserve"> </w:t>
-      </w:r>
-      <w:r>
-        <w:rPr>
-          <w:rFonts w:ascii="Times New Roman" w:hAnsi="Times New Roman" w:eastAsia="Times New Roman" w:cs="Times New Roman"/>
-          <w:b/>
-          <w:i/>
-          <w:color w:val="CC7700"/>
-          <w:sz w:val="26"/>
-        </w:rPr>
-        <w:t>[CẦN BỔ SUNG]</w:t>
-      </w:r>
-      <w:r>
-        <w:rPr>
-          <w:rFonts w:ascii="Times New Roman" w:hAnsi="Times New Roman" w:eastAsia="Times New Roman" w:cs="Times New Roman"/>
-          <w:b w:val="0"/>
-          <w:i w:val="0"/>
-          <w:sz w:val="26"/>
-        </w:rPr>
-        <w:t>.</w:t>
+        <w:t xml:space="preserve"> Đăng ký công khai trên OSF Registries trước T0, tức trước khi tuyển người tham gia đầu tiên (tiến độ G1, đề cương §4.9 và §6.2).</w:t>
       </w:r>
     </w:p>
     <w:p>
@@ -8297,26 +8369,7 @@
           <w:i w:val="0"/>
           <w:sz w:val="26"/>
         </w:rPr>
-        <w:t>Danh sách PMID hạt giống (tự động từ G0/G7). Đây là ĐỊNH DANH THẬT nhưng METADATA đầy đủ (tác giả–năm–tạp chí–trang) phải được KIỂM CHỨNG và định dạng Vancouver trước khi nộp (</w:t>
-      </w:r>
-      <w:r>
-        <w:rPr>
-          <w:rFonts w:ascii="Times New Roman" w:hAnsi="Times New Roman" w:eastAsia="Times New Roman" w:cs="Times New Roman"/>
-          <w:b/>
-          <w:i/>
-          <w:color w:val="CC7700"/>
-          <w:sz w:val="26"/>
-        </w:rPr>
-        <w:t>[CẦN KIỂM CHỨNG NGUỒN CHÍNH THỨC]</w:t>
-      </w:r>
-      <w:r>
-        <w:rPr>
-          <w:rFonts w:ascii="Times New Roman" w:hAnsi="Times New Roman" w:eastAsia="Times New Roman" w:cs="Times New Roman"/>
-          <w:b w:val="0"/>
-          <w:i w:val="0"/>
-          <w:sz w:val="26"/>
-        </w:rPr>
-        <w:t>, nối agent `kiem-chung-trich-dan`):</w:t>
+        <w:t>Danh mục PMID (G0/G7/chủ nhiệm khai) — metadata Vancouver lấy từ PubMed qua cổng A12 (`check_citation_metadata.py`, `check_citation_retraction.py`), đã kiểm rút bài:</w:t>
       </w:r>
     </w:p>
     <w:p>
@@ -8332,26 +8385,7 @@
           <w:i w:val="0"/>
           <w:sz w:val="26"/>
         </w:rPr>
-        <w:t xml:space="preserve">PMID: 34017606 — </w:t>
-      </w:r>
-      <w:r>
-        <w:rPr>
-          <w:rFonts w:ascii="Times New Roman" w:hAnsi="Times New Roman" w:eastAsia="Times New Roman" w:cs="Times New Roman"/>
-          <w:b/>
-          <w:i/>
-          <w:color w:val="CC7700"/>
-          <w:sz w:val="26"/>
-        </w:rPr>
-        <w:t>[CẦN BỔ SUNG]</w:t>
-      </w:r>
-      <w:r>
-        <w:rPr>
-          <w:rFonts w:ascii="Times New Roman" w:hAnsi="Times New Roman" w:eastAsia="Times New Roman" w:cs="Times New Roman"/>
-          <w:b w:val="0"/>
-          <w:i w:val="0"/>
-          <w:sz w:val="26"/>
-        </w:rPr>
-        <w:t xml:space="preserve"> (định dạng Vancouver đầy đủ).</w:t>
+        <w:t>Quyen BTT, Ha NT, Van Minh H. Outpatient satisfaction with primary health care services in Vietnam: Multilevel analysis results from The Vietnam Health Facilities Assessment 2015. Health psychology open. 2021. doi:10.1177/20551029211015117. PMID: 34017606.</w:t>
       </w:r>
     </w:p>
     <w:p>
@@ -8367,26 +8401,7 @@
           <w:i w:val="0"/>
           <w:sz w:val="26"/>
         </w:rPr>
-        <w:t xml:space="preserve">PMID: 39944421 — </w:t>
-      </w:r>
-      <w:r>
-        <w:rPr>
-          <w:rFonts w:ascii="Times New Roman" w:hAnsi="Times New Roman" w:eastAsia="Times New Roman" w:cs="Times New Roman"/>
-          <w:b/>
-          <w:i/>
-          <w:color w:val="CC7700"/>
-          <w:sz w:val="26"/>
-        </w:rPr>
-        <w:t>[CẦN BỔ SUNG]</w:t>
-      </w:r>
-      <w:r>
-        <w:rPr>
-          <w:rFonts w:ascii="Times New Roman" w:hAnsi="Times New Roman" w:eastAsia="Times New Roman" w:cs="Times New Roman"/>
-          <w:b w:val="0"/>
-          <w:i w:val="0"/>
-          <w:sz w:val="26"/>
-        </w:rPr>
-        <w:t xml:space="preserve"> (định dạng Vancouver đầy đủ).</w:t>
+        <w:t>Mahajan P, Anand A, Hossain S, Vishwakarma M. Exploring Patient Satisfaction and Determinants in Outpatient Services: A Cross-Sectional Study. Cureus. 2025. doi:10.7759/cureus.77345. PMID: 39944421.</w:t>
       </w:r>
     </w:p>
     <w:p>
@@ -8402,26 +8417,7 @@
           <w:i w:val="0"/>
           <w:sz w:val="26"/>
         </w:rPr>
-        <w:t xml:space="preserve">PMID: 40295132 — </w:t>
-      </w:r>
-      <w:r>
-        <w:rPr>
-          <w:rFonts w:ascii="Times New Roman" w:hAnsi="Times New Roman" w:eastAsia="Times New Roman" w:cs="Times New Roman"/>
-          <w:b/>
-          <w:i/>
-          <w:color w:val="CC7700"/>
-          <w:sz w:val="26"/>
-        </w:rPr>
-        <w:t>[CẦN BỔ SUNG]</w:t>
-      </w:r>
-      <w:r>
-        <w:rPr>
-          <w:rFonts w:ascii="Times New Roman" w:hAnsi="Times New Roman" w:eastAsia="Times New Roman" w:cs="Times New Roman"/>
-          <w:b w:val="0"/>
-          <w:i w:val="0"/>
-          <w:sz w:val="26"/>
-        </w:rPr>
-        <w:t xml:space="preserve"> (định dạng Vancouver đầy đủ).</w:t>
+        <w:t>Dibba Y, Boima F, Jerome JG, Watson SI, Chery L. Patient satisfaction and its associated factors in selected primary healthcare facilities in Kono District, Sierra Leone: a cross-sectional study. BMJ open. 2025. doi:10.1136/bmjopen-2024-093501. PMID: 40295132.</w:t>
       </w:r>
     </w:p>
     <w:p>
@@ -8437,26 +8433,7 @@
           <w:i w:val="0"/>
           <w:sz w:val="26"/>
         </w:rPr>
-        <w:t xml:space="preserve">PMID: 34445940 — </w:t>
-      </w:r>
-      <w:r>
-        <w:rPr>
-          <w:rFonts w:ascii="Times New Roman" w:hAnsi="Times New Roman" w:eastAsia="Times New Roman" w:cs="Times New Roman"/>
-          <w:b/>
-          <w:i/>
-          <w:color w:val="CC7700"/>
-          <w:sz w:val="26"/>
-        </w:rPr>
-        <w:t>[CẦN BỔ SUNG]</w:t>
-      </w:r>
-      <w:r>
-        <w:rPr>
-          <w:rFonts w:ascii="Times New Roman" w:hAnsi="Times New Roman" w:eastAsia="Times New Roman" w:cs="Times New Roman"/>
-          <w:b w:val="0"/>
-          <w:i w:val="0"/>
-          <w:sz w:val="26"/>
-        </w:rPr>
-        <w:t xml:space="preserve"> (định dạng Vancouver đầy đủ).</w:t>
+        <w:t>Thach Phuong N, Vu Hoang P, Mac Dang T, Nguyen Thi Huyen T, Ngo Thi T. Improving Hospital's Quality of Service in Vietnam: The Patient Satisfaction Evaluation in Multiple Health Facilities. Hospital topics. 2023. doi:10.1080/00185868.2021.1969871. PMID: 34445940.</w:t>
       </w:r>
     </w:p>
     <w:p>
@@ -8472,26 +8449,7 @@
           <w:i w:val="0"/>
           <w:sz w:val="26"/>
         </w:rPr>
-        <w:t xml:space="preserve">PMID: 42625778 — </w:t>
-      </w:r>
-      <w:r>
-        <w:rPr>
-          <w:rFonts w:ascii="Times New Roman" w:hAnsi="Times New Roman" w:eastAsia="Times New Roman" w:cs="Times New Roman"/>
-          <w:b/>
-          <w:i/>
-          <w:color w:val="CC7700"/>
-          <w:sz w:val="26"/>
-        </w:rPr>
-        <w:t>[CẦN BỔ SUNG]</w:t>
-      </w:r>
-      <w:r>
-        <w:rPr>
-          <w:rFonts w:ascii="Times New Roman" w:hAnsi="Times New Roman" w:eastAsia="Times New Roman" w:cs="Times New Roman"/>
-          <w:b w:val="0"/>
-          <w:i w:val="0"/>
-          <w:sz w:val="26"/>
-        </w:rPr>
-        <w:t xml:space="preserve"> (định dạng Vancouver đầy đủ).</w:t>
+        <w:t>Dang KT, Quang NA, Nguyen MH, Huynh NB, Nguyen NT. Outpatient satisfaction assessed using a nationally standardized questionnaire: a survey of five health care facilities in Vietnam. Frontiers in health services. 2026. doi:10.3389/frhs.2026.1844842. PMID: 42625778.</w:t>
       </w:r>
     </w:p>
     <w:p>
@@ -8507,26 +8465,7 @@
           <w:i w:val="0"/>
           <w:sz w:val="26"/>
         </w:rPr>
-        <w:t xml:space="preserve">PMID: 32584904 — </w:t>
-      </w:r>
-      <w:r>
-        <w:rPr>
-          <w:rFonts w:ascii="Times New Roman" w:hAnsi="Times New Roman" w:eastAsia="Times New Roman" w:cs="Times New Roman"/>
-          <w:b/>
-          <w:i/>
-          <w:color w:val="CC7700"/>
-          <w:sz w:val="26"/>
-        </w:rPr>
-        <w:t>[CẦN BỔ SUNG]</w:t>
-      </w:r>
-      <w:r>
-        <w:rPr>
-          <w:rFonts w:ascii="Times New Roman" w:hAnsi="Times New Roman" w:eastAsia="Times New Roman" w:cs="Times New Roman"/>
-          <w:b w:val="0"/>
-          <w:i w:val="0"/>
-          <w:sz w:val="26"/>
-        </w:rPr>
-        <w:t xml:space="preserve"> (định dạng Vancouver đầy đủ).</w:t>
+        <w:t>Hwang J, Vu GT, Tran BX, Nguyen THT, Nguyen BV. Measuring satisfaction with health care services for Vietnamese patients with cardiovascular diseases. PloS one. 2020. doi:10.1371/journal.pone.0235333. PMID: 32584904.</w:t>
       </w:r>
     </w:p>
     <w:p>
@@ -8542,26 +8481,7 @@
           <w:i w:val="0"/>
           <w:sz w:val="26"/>
         </w:rPr>
-        <w:t xml:space="preserve">PMID: 31703089 — </w:t>
-      </w:r>
-      <w:r>
-        <w:rPr>
-          <w:rFonts w:ascii="Times New Roman" w:hAnsi="Times New Roman" w:eastAsia="Times New Roman" w:cs="Times New Roman"/>
-          <w:b/>
-          <w:i/>
-          <w:color w:val="CC7700"/>
-          <w:sz w:val="26"/>
-        </w:rPr>
-        <w:t>[CẦN BỔ SUNG]</w:t>
-      </w:r>
-      <w:r>
-        <w:rPr>
-          <w:rFonts w:ascii="Times New Roman" w:hAnsi="Times New Roman" w:eastAsia="Times New Roman" w:cs="Times New Roman"/>
-          <w:b w:val="0"/>
-          <w:i w:val="0"/>
-          <w:sz w:val="26"/>
-        </w:rPr>
-        <w:t xml:space="preserve"> (định dạng Vancouver đầy đủ).</w:t>
+        <w:t>Tran BX, Dang AK, Vu GT, Tran TT, Latkin CA. Patient satisfaction with HIV services in Vietnam: Status, service models and association with treatment outcome. PloS one. 2019. doi:10.1371/journal.pone.0223723. PMID: 31703089.</w:t>
       </w:r>
     </w:p>
     <w:p>
@@ -8577,26 +8497,7 @@
           <w:i w:val="0"/>
           <w:sz w:val="26"/>
         </w:rPr>
-        <w:t xml:space="preserve">PMID: 36439278 — </w:t>
-      </w:r>
-      <w:r>
-        <w:rPr>
-          <w:rFonts w:ascii="Times New Roman" w:hAnsi="Times New Roman" w:eastAsia="Times New Roman" w:cs="Times New Roman"/>
-          <w:b/>
-          <w:i/>
-          <w:color w:val="CC7700"/>
-          <w:sz w:val="26"/>
-        </w:rPr>
-        <w:t>[CẦN BỔ SUNG]</w:t>
-      </w:r>
-      <w:r>
-        <w:rPr>
-          <w:rFonts w:ascii="Times New Roman" w:hAnsi="Times New Roman" w:eastAsia="Times New Roman" w:cs="Times New Roman"/>
-          <w:b w:val="0"/>
-          <w:i w:val="0"/>
-          <w:sz w:val="26"/>
-        </w:rPr>
-        <w:t xml:space="preserve"> (định dạng Vancouver đầy đủ).</w:t>
+        <w:t>Duc Thanh N, My Anh BT, Xiem CH, Quynh Anh P, Tien PH. Patient Satisfaction With Healthcare Service Quality and Its Associated Factors at One Polyclinic in Hanoi, Vietnam. International journal of public health. 2022. doi:10.3389/ijph.2022.1605055. PMID: 36439278.</w:t>
       </w:r>
     </w:p>
     <w:p>
@@ -8612,26 +8513,7 @@
           <w:i w:val="0"/>
           <w:sz w:val="26"/>
         </w:rPr>
-        <w:t xml:space="preserve">PMID: 28690831 — </w:t>
-      </w:r>
-      <w:r>
-        <w:rPr>
-          <w:rFonts w:ascii="Times New Roman" w:hAnsi="Times New Roman" w:eastAsia="Times New Roman" w:cs="Times New Roman"/>
-          <w:b/>
-          <w:i/>
-          <w:color w:val="CC7700"/>
-          <w:sz w:val="26"/>
-        </w:rPr>
-        <w:t>[CẦN BỔ SUNG]</w:t>
-      </w:r>
-      <w:r>
-        <w:rPr>
-          <w:rFonts w:ascii="Times New Roman" w:hAnsi="Times New Roman" w:eastAsia="Times New Roman" w:cs="Times New Roman"/>
-          <w:b w:val="0"/>
-          <w:i w:val="0"/>
-          <w:sz w:val="26"/>
-        </w:rPr>
-        <w:t xml:space="preserve"> (định dạng Vancouver đầy đủ).</w:t>
+        <w:t>Tran TD, Nguyen UV, Minh Nong V, Tran BX. Patient waiting time in the outpatient clinic at a central surgical hospital of Vietnam: Implications for resource allocation. F1000Research. 2017. doi:10.12688/f1000research.11045.3. PMID: 28690831.</w:t>
       </w:r>
     </w:p>
     <w:p>
@@ -13168,26 +13050,7 @@
                 <w:i w:val="0"/>
                 <w:sz w:val="22"/>
               </w:rPr>
-              <w:t xml:space="preserve">Mục tiêu chung: </w:t>
-            </w:r>
-            <w:r>
-              <w:rPr>
-                <w:rFonts w:ascii="Times New Roman" w:hAnsi="Times New Roman" w:eastAsia="Times New Roman" w:cs="Times New Roman"/>
-                <w:b/>
-                <w:i/>
-                <w:color w:val="CC7700"/>
-                <w:sz w:val="22"/>
-              </w:rPr>
-              <w:t>[CẦN BỔ SUNG]</w:t>
-            </w:r>
-            <w:r>
-              <w:rPr>
-                <w:rFonts w:ascii="Times New Roman" w:hAnsi="Times New Roman" w:eastAsia="Times New Roman" w:cs="Times New Roman"/>
-                <w:b w:val="0"/>
-                <w:i w:val="0"/>
-                <w:sz w:val="22"/>
-              </w:rPr>
-              <w:t>; câu hỏi: Mức độ hài lòng của người bệnh ngoại trú tại Khoa Khám bệnh C1a là bao nhiêu, và những yếu tố nào liên quan đến mức độ hài lòng đó?</w:t>
+              <w:t>Mục tiêu chung: Xác định mức độ hài lòng của bệnh nhân trong hoạt động khám chữa bệnh tại Khoa Khám bệnh C1a, Trung tâm Khám bệnh và Điều trị theo yêu cầu C1, Bệnh viện Quân y 175; đánh giá một số yếu tố liên quan đến mức độ hài lòng của bệnh nhân trong hoạt động khám chữa bệnh tại Khoa Khám bệnh C1a, Trung tâm Khám bệnh và Điều trị theo yêu cầu C1, Bệnh viện Quân y 175.; câu hỏi: Mức độ hài lòng của người bệnh ngoại trú tại Khoa Khám bệnh C1a là bao nhiêu, và những yếu tố nào liên quan đến mức độ hài lòng đó?</w:t>
             </w:r>
           </w:p>
         </w:tc>
@@ -13215,17 +13078,7 @@
                 <w:i w:val="0"/>
                 <w:sz w:val="22"/>
               </w:rPr>
-              <w:t xml:space="preserve">Kết cục chính: G1 — mức hài lòng chung, hỏi trực tiếp (biến SHLNBChung_TrucTiep, Phần 3 phiếu); phơi nhiễm/yếu tố chính: </w:t>
-            </w:r>
-            <w:r>
-              <w:rPr>
-                <w:rFonts w:ascii="Times New Roman" w:hAnsi="Times New Roman" w:eastAsia="Times New Roman" w:cs="Times New Roman"/>
-                <w:b/>
-                <w:i/>
-                <w:color w:val="CC7700"/>
-                <w:sz w:val="22"/>
-              </w:rPr>
-              <w:t>[CẦN BỔ SUNG]</w:t>
+              <w:t>Kết cục chính: G1 — mức hài lòng chung, hỏi trực tiếp (biến SHLNBChung_TrucTiep, Phần 3 phiếu); phơi nhiễm/yếu tố chính: `thoigian_cho` (phút; nguồn ưu tiên mốc HIS/eHospital theo mục 4.6.3; nguồn dự phòng tự báo cáo phân tích TÁCH BẠCH, không trộn chung một biến) (SAP §5)</w:t>
             </w:r>
           </w:p>
         </w:tc>
@@ -15611,12 +15464,11 @@
             <w:r>
               <w:rPr>
                 <w:rFonts w:ascii="Times New Roman" w:hAnsi="Times New Roman" w:eastAsia="Times New Roman" w:cs="Times New Roman"/>
-                <w:b/>
-                <w:i/>
-                <w:color w:val="CC7700"/>
-                <w:sz w:val="22"/>
-              </w:rPr>
-              <w:t>[CẦN BỔ SUNG]</w:t>
+                <w:b w:val="0"/>
+                <w:i w:val="0"/>
+                <w:sz w:val="22"/>
+              </w:rPr>
+              <w:t>Xác định mức độ hài lòng của bệnh nhân trong hoạt động khám chữa bệnh tại Khoa Khám bệnh C1a, Trung tâm Khám bệnh và Điều trị theo yêu cầu C1, Bệnh viện Quân y 175; đánh giá một số yếu tố liên quan đến mức độ hài lòng của bệnh nhân trong hoạt động khám chữa bệnh tại Khoa Khám bệnh C1a, Trung tâm Khám bệnh và Điều trị theo yêu cầu C1, Bệnh viện Quân y 175.</w:t>
             </w:r>
           </w:p>
         </w:tc>
@@ -22189,148 +22041,6 @@
                 <w:sz w:val="22"/>
               </w:rPr>
               <w:t>Điều phối nghiên cứu + chủ nhiệm đề tài</w:t>
-            </w:r>
-          </w:p>
-        </w:tc>
-      </w:tr>
-      <w:tr>
-        <w:tc>
-          <w:tcPr>
-            <w:tcW w:type="dxa" w:w="1814"/>
-            <w:vAlign w:val="top"/>
-            <w:tcMar>
-              <w:top w:w="108" w:type="dxa"/>
-              <w:left w:w="108" w:type="dxa"/>
-              <w:bottom w:w="108" w:type="dxa"/>
-              <w:right w:w="108" w:type="dxa"/>
-            </w:tcMar>
-          </w:tcPr>
-          <w:p>
-            <w:pPr>
-              <w:spacing w:before="40" w:after="40" w:lineRule="auto" w:line="276"/>
-              <w:jc w:val="both"/>
-            </w:pPr>
-            <w:r/>
-            <w:r>
-              <w:rPr>
-                <w:rFonts w:ascii="Times New Roman" w:hAnsi="Times New Roman" w:eastAsia="Times New Roman" w:cs="Times New Roman"/>
-                <w:b w:val="0"/>
-                <w:i w:val="0"/>
-                <w:sz w:val="22"/>
-              </w:rPr>
-              <w:t>Khóa phạm vi</w:t>
-            </w:r>
-          </w:p>
-        </w:tc>
-        <w:tc>
-          <w:tcPr>
-            <w:tcW w:type="dxa" w:w="1814"/>
-            <w:vAlign w:val="top"/>
-            <w:tcMar>
-              <w:top w:w="108" w:type="dxa"/>
-              <w:left w:w="108" w:type="dxa"/>
-              <w:bottom w:w="108" w:type="dxa"/>
-              <w:right w:w="108" w:type="dxa"/>
-            </w:tcMar>
-          </w:tcPr>
-          <w:p>
-            <w:pPr>
-              <w:spacing w:before="40" w:after="40" w:lineRule="auto" w:line="276"/>
-              <w:jc w:val="both"/>
-            </w:pPr>
-            <w:r/>
-            <w:r>
-              <w:rPr>
-                <w:rFonts w:ascii="Times New Roman" w:hAnsi="Times New Roman" w:eastAsia="Times New Roman" w:cs="Times New Roman"/>
-                <w:b w:val="0"/>
-                <w:i w:val="0"/>
-                <w:sz w:val="22"/>
-              </w:rPr>
-              <w:t>Mục tiêu chung chưa được cung cấp/xác nhận</w:t>
-            </w:r>
-          </w:p>
-        </w:tc>
-        <w:tc>
-          <w:tcPr>
-            <w:tcW w:type="dxa" w:w="1814"/>
-            <w:vAlign w:val="top"/>
-            <w:tcMar>
-              <w:top w:w="108" w:type="dxa"/>
-              <w:left w:w="108" w:type="dxa"/>
-              <w:bottom w:w="108" w:type="dxa"/>
-              <w:right w:w="108" w:type="dxa"/>
-            </w:tcMar>
-          </w:tcPr>
-          <w:p>
-            <w:pPr>
-              <w:spacing w:before="40" w:after="40" w:lineRule="auto" w:line="276"/>
-              <w:jc w:val="both"/>
-            </w:pPr>
-            <w:r/>
-            <w:r>
-              <w:rPr>
-                <w:rFonts w:ascii="Times New Roman" w:hAnsi="Times New Roman" w:eastAsia="Times New Roman" w:cs="Times New Roman"/>
-                <w:b w:val="0"/>
-                <w:i w:val="0"/>
-                <w:sz w:val="22"/>
-              </w:rPr>
-              <w:t>Không thể coi protocol là bản cuối; nguy cơ tài liệu mâu thuẫn.</w:t>
-            </w:r>
-          </w:p>
-        </w:tc>
-        <w:tc>
-          <w:tcPr>
-            <w:tcW w:type="dxa" w:w="1814"/>
-            <w:vAlign w:val="top"/>
-            <w:tcMar>
-              <w:top w:w="108" w:type="dxa"/>
-              <w:left w:w="108" w:type="dxa"/>
-              <w:bottom w:w="108" w:type="dxa"/>
-              <w:right w:w="108" w:type="dxa"/>
-            </w:tcMar>
-          </w:tcPr>
-          <w:p>
-            <w:pPr>
-              <w:spacing w:before="40" w:after="40" w:lineRule="auto" w:line="276"/>
-              <w:jc w:val="both"/>
-            </w:pPr>
-            <w:r/>
-            <w:r>
-              <w:rPr>
-                <w:rFonts w:ascii="Times New Roman" w:hAnsi="Times New Roman" w:eastAsia="Times New Roman" w:cs="Times New Roman"/>
-                <w:b w:val="0"/>
-                <w:i w:val="0"/>
-                <w:sz w:val="22"/>
-              </w:rPr>
-              <w:t>Bác sĩ/chủ nhiệm xác nhận bằng study_meta.json hoặc artifact đã duyệt.</w:t>
-            </w:r>
-          </w:p>
-        </w:tc>
-        <w:tc>
-          <w:tcPr>
-            <w:tcW w:type="dxa" w:w="1814"/>
-            <w:vAlign w:val="top"/>
-            <w:tcMar>
-              <w:top w:w="108" w:type="dxa"/>
-              <w:left w:w="108" w:type="dxa"/>
-              <w:bottom w:w="108" w:type="dxa"/>
-              <w:right w:w="108" w:type="dxa"/>
-            </w:tcMar>
-          </w:tcPr>
-          <w:p>
-            <w:pPr>
-              <w:spacing w:before="40" w:after="40" w:lineRule="auto" w:line="276"/>
-              <w:jc w:val="both"/>
-            </w:pPr>
-            <w:r/>
-            <w:r>
-              <w:rPr>
-                <w:rFonts w:ascii="Times New Roman" w:hAnsi="Times New Roman" w:eastAsia="Times New Roman" w:cs="Times New Roman"/>
-                <w:b w:val="0"/>
-                <w:i w:val="0"/>
-                <w:sz w:val="22"/>
-              </w:rPr>
-              <w:t>Chủ nhiệm đề tài</w:t>
             </w:r>
           </w:p>
         </w:tc>

--- a/exports/hai-long-benh-nhan-C1a-BVQY175/DE_CUONG_THONG_NHAT_hai-long-benh-nhan-C1a-BVQY175.docx
+++ b/exports/hai-long-benh-nhan-C1a-BVQY175/DE_CUONG_THONG_NHAT_hai-long-benh-nhan-C1a-BVQY175.docx
@@ -248,7 +248,7 @@
           <w:i/>
           <w:sz w:val="22"/>
         </w:rPr>
-        <w:t xml:space="preserve"> Đề cương THỐNG NHẤT này do cổng G10 (assembler) lắp ráp TỰ ĐỘNG lúc 2026-10-15 18:39 từ checkpoint G0–G9 của đề tài `hai-long-benh-nhan-C1a-BVQY175`, theo mẫu 18 chương và ma trận bao phủ 24 thành phần protocol lõi của skill `nghien-cuu-y-khoa-chuan-quoc-te`. Dữ liệu cấu trúc (thiết kế, cỡ mẫu, công thức, đạo đức, chuẩn báo cáo, 16 PMID) lấy TỪ pipeline — không bịa. Mọi chỗ còn thiếu dữ liệu/thẩm quyền sẽ được đánh dấu NGAY TẠI ĐÓ bằng một trong các nhãn quy ước của skill (CẦN BỔ SUNG · CẦN XÁC NHẬN TẠI ĐƠN VỊ · DỰ THẢO · CẦN KIỂM CHỨNG NGUỒN CHÍNH THỨC — luôn đặt trong ngoặc vuông tại đúng vị trí thiếu). </w:t>
+        <w:t xml:space="preserve"> Đề cương THỐNG NHẤT này do cổng G10 (assembler) lắp ráp TỰ ĐỘNG lúc 2026-10-15 21:00 từ checkpoint G0–G9 của đề tài `hai-long-benh-nhan-C1a-BVQY175`, theo mẫu 18 chương và ma trận bao phủ 24 thành phần protocol lõi của skill `nghien-cuu-y-khoa-chuan-quoc-te`. Dữ liệu cấu trúc (thiết kế, cỡ mẫu, công thức, đạo đức, chuẩn báo cáo, 16 PMID) lấy TỪ pipeline — không bịa. Mọi chỗ còn thiếu dữ liệu/thẩm quyền sẽ được đánh dấu NGAY TẠI ĐÓ bằng một trong các nhãn quy ước của skill (CẦN BỔ SUNG · CẦN XÁC NHẬN TẠI ĐƠN VỊ · DỰ THẢO · CẦN KIỂM CHỨNG NGUỒN CHÍNH THỨC — luôn đặt trong ngoặc vuông tại đúng vị trí thiếu). </w:t>
       </w:r>
       <w:r>
         <w:rPr>
@@ -1155,7 +1155,7 @@
                 <w:i w:val="0"/>
                 <w:sz w:val="22"/>
               </w:rPr>
-              <w:t>2026-10-15 18:39</w:t>
+              <w:t>2026-10-15 21:00</w:t>
             </w:r>
           </w:p>
         </w:tc>

--- a/exports/hai-long-benh-nhan-C1a-BVQY175/DE_CUONG_THONG_NHAT_hai-long-benh-nhan-C1a-BVQY175.docx
+++ b/exports/hai-long-benh-nhan-C1a-BVQY175/DE_CUONG_THONG_NHAT_hai-long-benh-nhan-C1a-BVQY175.docx
@@ -248,7 +248,7 @@
           <w:i/>
           <w:sz w:val="22"/>
         </w:rPr>
-        <w:t xml:space="preserve"> Đề cương THỐNG NHẤT này do cổng G10 (assembler) lắp ráp TỰ ĐỘNG lúc 2026-10-15 21:00 từ checkpoint G0–G9 của đề tài `hai-long-benh-nhan-C1a-BVQY175`, theo mẫu 18 chương và ma trận bao phủ 24 thành phần protocol lõi của skill `nghien-cuu-y-khoa-chuan-quoc-te`. Dữ liệu cấu trúc (thiết kế, cỡ mẫu, công thức, đạo đức, chuẩn báo cáo, 16 PMID) lấy TỪ pipeline — không bịa. Mọi chỗ còn thiếu dữ liệu/thẩm quyền sẽ được đánh dấu NGAY TẠI ĐÓ bằng một trong các nhãn quy ước của skill (CẦN BỔ SUNG · CẦN XÁC NHẬN TẠI ĐƠN VỊ · DỰ THẢO · CẦN KIỂM CHỨNG NGUỒN CHÍNH THỨC — luôn đặt trong ngoặc vuông tại đúng vị trí thiếu). </w:t>
+        <w:t xml:space="preserve"> Đề cương THỐNG NHẤT này do cổng G10 (assembler) lắp ráp TỰ ĐỘNG lúc 2026-10-17 17:07 từ checkpoint G0–G9 của đề tài `hai-long-benh-nhan-C1a-BVQY175`, theo mẫu 18 chương và ma trận bao phủ 24 thành phần protocol lõi của skill `nghien-cuu-y-khoa-chuan-quoc-te`. Dữ liệu cấu trúc (thiết kế, cỡ mẫu, công thức, đạo đức, chuẩn báo cáo, 16 PMID) lấy TỪ pipeline — không bịa. Mọi chỗ còn thiếu dữ liệu/thẩm quyền sẽ được đánh dấu NGAY TẠI ĐÓ bằng một trong các nhãn quy ước của skill (CẦN BỔ SUNG · CẦN XÁC NHẬN TẠI ĐƠN VỊ · DỰ THẢO · CẦN KIỂM CHỨNG NGUỒN CHÍNH THỨC — luôn đặt trong ngoặc vuông tại đúng vị trí thiếu). </w:t>
       </w:r>
       <w:r>
         <w:rPr>
@@ -1155,7 +1155,7 @@
                 <w:i w:val="0"/>
                 <w:sz w:val="22"/>
               </w:rPr>
-              <w:t>2026-10-15 21:00</w:t>
+              <w:t>2026-10-17 17:07</w:t>
             </w:r>
           </w:p>
         </w:tc>
@@ -2497,7 +2497,7 @@
                 <w:i w:val="0"/>
                 <w:sz w:val="22"/>
               </w:rPr>
-              <w:t>DỰ THẢO (ĐẠT guardrail)</w:t>
+              <w:t>KHOÁ</w:t>
             </w:r>
           </w:p>
         </w:tc>
@@ -2639,7 +2639,7 @@
                 <w:i w:val="0"/>
                 <w:sz w:val="22"/>
               </w:rPr>
-              <w:t>CHỜ (thiếu điều kiện)</w:t>
+              <w:t>DỰ THẢO (ĐẠT guardrail)</w:t>
             </w:r>
           </w:p>
         </w:tc>
@@ -3582,7 +3582,7 @@
           <w:i w:val="0"/>
           <w:sz w:val="26"/>
         </w:rPr>
-        <w:t>pipeline G2: CHỜ (thiếu điều kiện) — Đạo đức IRB — cần số phê duyệt thật từ Hội đồng Đạo đức</w:t>
+        <w:t>pipeline G2: DỰ THẢO (ĐẠT guardrail) — Đạo đức IRB — cần số phê duyệt thật từ Hội đồng Đạo đức</w:t>
       </w:r>
     </w:p>
     <w:p>
@@ -3598,7 +3598,7 @@
           <w:i w:val="0"/>
           <w:sz w:val="26"/>
         </w:rPr>
-        <w:t>pipeline G4: DỰ THẢO (ĐẠT guardrail) — Khoá SAP — cần chữ ký SAP Lock Certificate</w:t>
+        <w:t>pipeline G4: KHOÁ — Khoá SAP — cần chữ ký SAP Lock Certificate</w:t>
       </w:r>
     </w:p>
     <w:p>
@@ -3864,7 +3864,7 @@
                 <w:i w:val="0"/>
                 <w:sz w:val="22"/>
               </w:rPr>
-              <w:t>CHƯA ĐẠT</w:t>
+              <w:t>ĐẠT (dự thảo — chờ bác sĩ điền/nộp)</w:t>
             </w:r>
           </w:p>
         </w:tc>
@@ -3913,15 +3913,6 @@
               <w:jc w:val="both"/>
             </w:pPr>
             <w:r/>
-            <w:r>
-              <w:rPr>
-                <w:rFonts w:ascii="Times New Roman" w:hAnsi="Times New Roman" w:eastAsia="Times New Roman" w:cs="Times New Roman"/>
-                <w:b w:val="0"/>
-                <w:i w:val="0"/>
-                <w:sz w:val="22"/>
-              </w:rPr>
-              <w:t>Chặn bởi: cổng skill G3 (Đạo đức/pháp lý/dữ liệu): CHỜ (thiếu điều kiện)</w:t>
-            </w:r>
           </w:p>
         </w:tc>
       </w:tr>
@@ -4034,7 +4025,7 @@
                 <w:i w:val="0"/>
                 <w:sz w:val="22"/>
               </w:rPr>
-              <w:t>Chặn bởi: thiếu phê duyệt IRB thật; cổng skill G3 (Đạo đức/pháp lý/dữ liệu): CHỜ (thiếu điều kiện); cổng skill G4 (Công cụ): THIẾU; cổng skill G5 (Triển khai): THIẾU</w:t>
+              <w:t>Chặn bởi: thiếu phê duyệt IRB thật; cổng skill G4 (Công cụ): THIẾU; cổng skill G5 (Triển khai): THIẾU</w:t>
             </w:r>
           </w:p>
         </w:tc>
@@ -4148,7 +4139,7 @@
                 <w:i w:val="0"/>
                 <w:sz w:val="22"/>
               </w:rPr>
-              <w:t>Chặn bởi: thiếu SAP đã ký khoá; thiếu dữ liệu đã khoá thật; cổng skill G6 (Dữ liệu): THIẾU</w:t>
+              <w:t>Chặn bởi: thiếu dữ liệu đã khoá thật; cổng skill G6 (Dữ liệu): THIẾU</w:t>
             </w:r>
           </w:p>
         </w:tc>
@@ -4392,7 +4383,7 @@
           <w:i w:val="0"/>
           <w:sz w:val="26"/>
         </w:rPr>
-        <w:t xml:space="preserve"> 1000 đối tượng (đã bác sĩ/chủ nhiệm chốt; N tối thiểu tính toán: 626).</w:t>
+        <w:t xml:space="preserve"> 1000 đối tượng (đã bác sĩ/chủ nhiệm chốt; N tối thiểu tính toán: 808).</w:t>
       </w:r>
     </w:p>
     <w:p>
@@ -4484,7 +4475,7 @@
           <w:i w:val="0"/>
           <w:sz w:val="26"/>
         </w:rPr>
-        <w:t>TRUNG BÌNH — có 1 SR/MA</w:t>
+        <w:t>TRUNG BÌNH — có 1 SR/MA (theo số hit của bộ lọc, CHƯA sàng lọc mức liên quan)</w:t>
       </w:r>
       <w:r>
         <w:rPr>
@@ -4766,7 +4757,7 @@
           <w:i w:val="0"/>
           <w:sz w:val="26"/>
         </w:rPr>
-        <w:t>TRUNG BÌNH — có 1 SR/MA</w:t>
+        <w:t>TRUNG BÌNH — có 1 SR/MA (theo số hit của bộ lọc, CHƯA sàng lọc mức liên quan)</w:t>
       </w:r>
       <w:r>
         <w:rPr>
@@ -4895,7 +4886,7 @@
           <w:i w:val="0"/>
           <w:sz w:val="26"/>
         </w:rPr>
-        <w:t xml:space="preserve"> Có thể cập nhật SR/MA hiện có hoặc nghiên cứu quần thể cụ thể | ‼ ClinicalTrials.gov: 3 nghiên cứu ĐANG/SẮP TUYỂN cho truy vấn này (tổng 5 hồ sơ đăng ký). 'Chưa công bố' KHÔNG có nghĩa 'chưa ai làm' — đọc các hồ sơ ở §3.6 trước khi biện minh tính mới; nguy cơ trùng đề tài thật.</w:t>
+        <w:t xml:space="preserve"> Có thể cập nhật SR/MA hiện có hoặc nghiên cứu quần thể cụ thể | ‼ ClinicalTrials.gov: 3 nghiên cứu ĐANG/SẮP TUYỂN cho truy vấn này (tổng 5 hồ sơ đăng ký). 'Chưa công bố' KHÔNG có nghĩa 'chưa ai làm' — đọc các hồ sơ ở §3.6 trước khi biện minh tính mới; nguy cơ trùng đề tài thật. — PI ĐÃ ĐÁNH GIÁ chồng lấn (gate_params.G0.registry_overlap_assessment): Không chồng lấn với câu hỏi đề tài: NCT07602231 (Anterior Cruciate Ligament Rupture, Enhanced Recovery After Surgery (ERAS) Protocol, Ambulatory Surgery); NCT07555704 (Rotator Cuff Tear, Telemedecine, Rotator Cuff Injuries); NCT07540637 (Chronic Hepatitis B) — theo tiêu đề và bệnh/tình trạng đăng ký, đều là thử nghiệm can thiệp cho vấn đề khác, không phải khảo sát hài lòng với dịch vụ khám ngoại trú theo yêu cầu.</w:t>
       </w:r>
     </w:p>
     <w:p>
@@ -6342,7 +6333,26 @@
           <w:i w:val="0"/>
           <w:sz w:val="26"/>
         </w:rPr>
-        <w:t xml:space="preserve"> Cỡ mẫu ước lượng một tỷ lệ theo độ chính xác (Lwanga &amp; Lemeshow/Cochran, xấp xỉ chuẩn): tỷ lệ hiện mắc ước lượng p=0.50, sai số cho phép d=0.05, alpha=0.05 Đã áp design effect cụm (DE=1+(m-1)×ICC=1.38, m=20, ICC=0.02): n 385 đến 532 (~27 cụm)..</w:t>
+        <w:t xml:space="preserve"> Cỡ mẫu ước lượng một tỷ lệ theo độ chính xác (Lwanga &amp; Lemeshow/Cochran, xấp xỉ chuẩn): tỷ lệ hiện mắc ước lượng p=0.50, sai số cho phép d=0.05, alpha=0.05 Đã áp design effect cụm (DE=1+((CV</w:t>
+      </w:r>
+      <w:r>
+        <w:rPr>
+          <w:rFonts w:ascii="Times New Roman" w:hAnsi="Times New Roman" w:eastAsia="Times New Roman" w:cs="Times New Roman"/>
+          <w:b w:val="0"/>
+          <w:i w:val="0"/>
+          <w:sz w:val="26"/>
+          <w:vertAlign w:val="superscript"/>
+        </w:rPr>
+        <w:t>2</w:t>
+      </w:r>
+      <w:r>
+        <w:rPr>
+          <w:rFonts w:ascii="Times New Roman" w:hAnsi="Times New Roman" w:eastAsia="Times New Roman" w:cs="Times New Roman"/>
+          <w:b w:val="0"/>
+          <w:i w:val="0"/>
+          <w:sz w:val="26"/>
+        </w:rPr>
+        <w:t>+1)m-1)×ICC, CV=1 — Eldridge 2006=1.78, m=20, ICC=0.02): n 385 đến 686 (~35 cụm)..</w:t>
       </w:r>
     </w:p>
     <w:p>
@@ -6383,7 +6393,7 @@
           <w:i w:val="0"/>
           <w:sz w:val="26"/>
         </w:rPr>
-        <w:t>532</w:t>
+        <w:t>686</w:t>
       </w:r>
       <w:r>
         <w:rPr>
@@ -6417,7 +6427,7 @@
           <w:i w:val="0"/>
           <w:sz w:val="26"/>
         </w:rPr>
-        <w:t>626</w:t>
+        <w:t>808</w:t>
       </w:r>
       <w:r>
         <w:rPr>
@@ -6468,7 +6478,7 @@
           <w:i w:val="0"/>
           <w:sz w:val="26"/>
         </w:rPr>
-        <w:t xml:space="preserve"> — ■ ĐẠT, ≥ N tối thiểu tính theo thống kê (626).</w:t>
+        <w:t xml:space="preserve"> — ■ ĐẠT, ≥ N tối thiểu tính theo thống kê (808).</w:t>
       </w:r>
     </w:p>
     <w:p>
@@ -6921,7 +6931,7 @@
           <w:i w:val="0"/>
           <w:sz w:val="26"/>
         </w:rPr>
-        <w:t xml:space="preserve"> kế hoạch: Kết quả khảo sát (phiếu tự điền, KHÔNG ghi thông tin định danh) — không dùng hồ sơ bệnh án; Mốc thời gian hành chính từ HIS/eHospital (hoàn tất đăng ký, gọi vào buồng khám) ghép theo mã nghiên cứu —; nhóm nghiên cứu chỉ nhận mã nghiên cứu + số phút chờ (đề cương §4.6.3); Công cụ thu thập: Phiếu giấy (nặc danh, tự điền tại khoa) (DMP §1–§2, hồ sơ G2 Tài liệu 6); nơi lưu trữ: Nơi lưu: ổ đĩa mã hóa AES-256 tại Khoa Khám bệnh C1a, Bệnh viện Quân y 175;; chỉ nhóm nghiên cứu được truy cập; Bảo mật: AES-256 · mật khẩu cấp người dùng · VPN (nếu từ xa); Sao lưu: hằng tuần, 2 bản độc lập; Thời gian lưu: 2 năm sau kết thúc nghiên cứu; (theo TT38/2018/TT-BYT về lưu trữ hồ sơ y tế) (DMP §4, hồ sơ G2 Tài liệu 6); phân quyền: Phân quyền truy cập: Chỉ nhóm nghiên cứu được cấp phép; Phê duyệt quyền: Chủ nhiệm đề tài (DMP §2); thời hạn lưu: 2 năm sau kết thúc nghiên cứu (PI nhập ở hồ sơ G2) (bản nháp ở G2 — TL6).</w:t>
+        <w:t xml:space="preserve"> kế hoạch: Kết quả khảo sát (phiếu tự điền, KHÔNG ghi thông tin định danh) — không dùng hồ sơ bệnh án; Mốc thời gian hành chính từ HIS/eHospital (hoàn tất đăng ký, gọi vào buồng khám) ghép theo mã nghiên cứu —; nhóm nghiên cứu chỉ nhận, kèm mã nghiên cứu: số phút chờ, mã bàn khám giả danh, ngày và khung giờ khám, có làm cận lâm sàng hay không và số quầy phải qua; cùng số liệu tổng hợp không định danh về người bệnh bỏ về trước khi vào buồng khám (số lượt, tỷ lệ, thời gian chờ trung vị) (đề cương §4.6.3); Công cụ thu thập: Phiếu giấy (nặc danh, tự điền tại khoa) (DMP §1–§2, hồ sơ G2 Tài liệu 6); nơi lưu trữ: Nơi lưu: ổ đĩa mã hóa AES-256 tại Khoa Khám bệnh C1a, Bệnh viện Quân y 175;; chỉ nhóm nghiên cứu được truy cập; Bảo mật: AES-256 · mật khẩu cấp người dùng · VPN (nếu từ xa); Sao lưu: hằng tuần, 2 bản độc lập; Thời gian lưu: 2 năm sau kết thúc nghiên cứu; (theo TT38/2018/TT-BYT về lưu trữ hồ sơ y tế) (DMP §4, hồ sơ G2 Tài liệu 6); phân quyền: Phân quyền truy cập: Chỉ nhóm nghiên cứu được cấp phép; Phê duyệt quyền: Chủ nhiệm đề tài (DMP §2); thời hạn lưu: 2 năm sau kết thúc nghiên cứu (PI nhập ở hồ sơ G2) (bản nháp ở G2 — TL6).</w:t>
       </w:r>
     </w:p>
     <w:p>
@@ -7008,7 +7018,7 @@
           <w:i w:val="0"/>
           <w:sz w:val="26"/>
         </w:rPr>
-        <w:t xml:space="preserve"> G1 — mức hài lòng chung, hỏi trực tiếp (biến SHLNBChung_TrucTiep), Phần 3 phiếu, thang thứ hạng Likert 1–5; GIỮ nguyên thứ hạng trong mô hình chính (không nhị phân hóa, không coi liên tục ở phân tích chính). Không tính từ điểm trung bình lĩnh vực (chống part-whole bias, mục 4.6.3 đề cương). </w:t>
+        <w:t xml:space="preserve"> G1 — mức hài lòng chung, hỏi trực tiếp (biến SHLNBChung_TrucTiep), Phần 3 phiếu — trường dữ liệu `g1`, thang thứ hạng Likert 1–5; GIỮ nguyên thứ hạng trong mô hình chính (không nhị phân hóa, không coi liên tục ở phân tích chính). Không tính từ điểm trung bình lĩnh vực (chống part-whole bias, mục 4.6.3 đề cương). </w:t>
       </w:r>
       <w:r>
         <w:rPr>
@@ -7062,7 +7072,7 @@
           <w:i w:val="0"/>
           <w:sz w:val="26"/>
         </w:rPr>
-        <w:t xml:space="preserve"> `SHLNBChung_NhiPhan` (nhị phân từ G1 ≥ 4/5) — hồi quy logistic nhị phân đa biến CHỈ KHI số trường hợp chưa hài lòng đạt ≥ 10 biến cố/tham số của mô hình định trước; không đạt đến chỉ báo tỷ lệ + KTC 95% Wilson (mô tả), không chạy Firth để tạo ước lượng không ổn định. </w:t>
+        <w:t xml:space="preserve"> `SHLNBChung_NhiPhan` (nhị phân từ G1 ≥ 4/5) — hồi quy logistic nhị phân đa biến CHỈ KHI số trường hợp chưa hài lòng đạt ≥ 10 biến cố/tham số của mô hình định trước; không đạt đến chỉ báo tỷ lệ + KTC 95% Wilson trên cỡ mẫu hiệu dụng (§3) (mô tả), không chạy Firth để tạo ước lượng không ổn định. </w:t>
       </w:r>
       <w:r>
         <w:rPr>
@@ -7175,7 +7185,7 @@
           <w:i w:val="0"/>
           <w:sz w:val="26"/>
         </w:rPr>
-        <w:t>Wilson score</w:t>
+        <w:t>Wilson score trên cỡ mẫu hiệu dụng</w:t>
       </w:r>
       <w:r>
         <w:rPr>
@@ -7184,7 +7194,17 @@
           <w:i w:val="0"/>
           <w:sz w:val="26"/>
         </w:rPr>
-        <w:t xml:space="preserve"> Báo % đạt điểm sàn/trần mỗi lĩnh vực; &gt; 15% (ngưỡng Terwee) đến ghi là hạn chế đo lường, ưu tiên trung vị </w:t>
+        <w:t xml:space="preserve"> n_hd = n ÷ DE (đề cương 4.10, Mục tiêu 1; Dean &amp; Pagano 2015, doi:10.1093/jssam/smv024): DE = hiệu ứng thiết kế của CHÍNH tỷ lệ đó, ước lượng từ số liệu bằng phương sai tuyến tính hoá theo chùm `ma_ban_kham` (`survey::svymean(..., deff = "replace")` — KHÔNG dùng `deff = TRUE`: thiết kế không trọng số cho Inf, có hiệu chỉnh quần thể hữu hạn sau `postStratify`; đường Python cho bản KHÔNG trọng số: `run_stats_analysis.py --ty-le g1 --nguong-ty-le 4 --cot-cum ma_ban_kham`), chặn dưới 1 — gom cụm không được làm KTC hẹp hơn giả định độc lập Hiệu chỉnh bậc tự do thiết kế: n_hd × (z</w:t>
+      </w:r>
+      <w:r>
+        <w:rPr>
+          <w:rFonts w:ascii="Times New Roman" w:hAnsi="Times New Roman" w:eastAsia="Times New Roman" w:cs="Times New Roman"/>
+          <w:b w:val="0"/>
+          <w:i w:val="0"/>
+          <w:sz w:val="26"/>
+          <w:vertAlign w:val="subscript"/>
+        </w:rPr>
+        <w:t>0</w:t>
       </w:r>
       <w:r>
         <w:rPr>
@@ -7193,7 +7213,17 @@
           <w:i w:val="0"/>
           <w:sz w:val="26"/>
         </w:rPr>
-        <w:t>[IQR]</w:t>
+        <w:t>,</w:t>
+      </w:r>
+      <w:r>
+        <w:rPr>
+          <w:rFonts w:ascii="Times New Roman" w:hAnsi="Times New Roman" w:eastAsia="Times New Roman" w:cs="Times New Roman"/>
+          <w:b w:val="0"/>
+          <w:i w:val="0"/>
+          <w:sz w:val="26"/>
+          <w:vertAlign w:val="subscript"/>
+        </w:rPr>
+        <w:t>975</w:t>
       </w:r>
       <w:r>
         <w:rPr>
@@ -7202,7 +7232,45 @@
           <w:i w:val="0"/>
           <w:sz w:val="26"/>
         </w:rPr>
-        <w:t xml:space="preserve"> Đơn biến (Bảng 5.3): t-test/ANOVA hoặc Pearson/Spearman (kết cục liên tục), χ</w:t>
+        <w:t xml:space="preserve"> ÷ t</w:t>
+      </w:r>
+      <w:r>
+        <w:rPr>
+          <w:rFonts w:ascii="Times New Roman" w:hAnsi="Times New Roman" w:eastAsia="Times New Roman" w:cs="Times New Roman"/>
+          <w:b w:val="0"/>
+          <w:i w:val="0"/>
+          <w:sz w:val="26"/>
+          <w:vertAlign w:val="subscript"/>
+        </w:rPr>
+        <w:t>0</w:t>
+      </w:r>
+      <w:r>
+        <w:rPr>
+          <w:rFonts w:ascii="Times New Roman" w:hAnsi="Times New Roman" w:eastAsia="Times New Roman" w:cs="Times New Roman"/>
+          <w:b w:val="0"/>
+          <w:i w:val="0"/>
+          <w:sz w:val="26"/>
+        </w:rPr>
+        <w:t>,</w:t>
+      </w:r>
+      <w:r>
+        <w:rPr>
+          <w:rFonts w:ascii="Times New Roman" w:hAnsi="Times New Roman" w:eastAsia="Times New Roman" w:cs="Times New Roman"/>
+          <w:b w:val="0"/>
+          <w:i w:val="0"/>
+          <w:sz w:val="26"/>
+          <w:vertAlign w:val="subscript"/>
+        </w:rPr>
+        <w:t>975</w:t>
+      </w:r>
+      <w:r>
+        <w:rPr>
+          <w:rFonts w:ascii="Times New Roman" w:hAnsi="Times New Roman" w:eastAsia="Times New Roman" w:cs="Times New Roman"/>
+          <w:b w:val="0"/>
+          <w:i w:val="0"/>
+          <w:sz w:val="26"/>
+        </w:rPr>
+        <w:t>; K−1)</w:t>
       </w:r>
       <w:r>
         <w:rPr>
@@ -7221,6 +7289,62 @@
           <w:i w:val="0"/>
           <w:sz w:val="26"/>
         </w:rPr>
+        <w:t>, K = số bàn khám có phiếu (K = 50 suy ra ×≈0,95) (Dean &amp; Pagano 2015) Báo kèm ICC thực tế, CV cỡ chùm thực tế (độ lệch chuẩn ÷ trung bình số phiếu mỗi bàn) và DE theo ICC = 1 + ((CV</w:t>
+      </w:r>
+      <w:r>
+        <w:rPr>
+          <w:rFonts w:ascii="Times New Roman" w:hAnsi="Times New Roman" w:eastAsia="Times New Roman" w:cs="Times New Roman"/>
+          <w:b w:val="0"/>
+          <w:i w:val="0"/>
+          <w:sz w:val="26"/>
+          <w:vertAlign w:val="superscript"/>
+        </w:rPr>
+        <w:t>2</w:t>
+      </w:r>
+      <w:r>
+        <w:rPr>
+          <w:rFonts w:ascii="Times New Roman" w:hAnsi="Times New Roman" w:eastAsia="Times New Roman" w:cs="Times New Roman"/>
+          <w:b w:val="0"/>
+          <w:i w:val="0"/>
+          <w:sz w:val="26"/>
+        </w:rPr>
+        <w:t xml:space="preserve"> + 1)·m − 1)·ICC (Eldridge 2006) để đối chiếu với giả định lập kế hoạch (G3: DE 1,78); báo cả KTC Wilson giả định độc lập để thấy mức nới rộng do gom cụm Khi áp trọng số hậu phân tầng (§4), tỷ lệ và DE lấy từ thiết kế CÓ trọng số (R `survey`, đường Python không hỗ trợ trọng số) nên DE đã gồm cả hiệu ứng trọng số Báo % đạt điểm sàn/trần mỗi lĩnh vực; &gt; 15% (ngưỡng Terwee) đến ghi là hạn chế đo lường, ưu tiên trung vị </w:t>
+      </w:r>
+      <w:r>
+        <w:rPr>
+          <w:rFonts w:ascii="Times New Roman" w:hAnsi="Times New Roman" w:eastAsia="Times New Roman" w:cs="Times New Roman"/>
+          <w:b w:val="0"/>
+          <w:i w:val="0"/>
+          <w:sz w:val="26"/>
+        </w:rPr>
+        <w:t>[IQR]</w:t>
+      </w:r>
+      <w:r>
+        <w:rPr>
+          <w:rFonts w:ascii="Times New Roman" w:hAnsi="Times New Roman" w:eastAsia="Times New Roman" w:cs="Times New Roman"/>
+          <w:b w:val="0"/>
+          <w:i w:val="0"/>
+          <w:sz w:val="26"/>
+        </w:rPr>
+        <w:t xml:space="preserve"> Đơn biến (Bảng 5.3): t-test/ANOVA hoặc Pearson/Spearman (kết cục liên tục), χ</w:t>
+      </w:r>
+      <w:r>
+        <w:rPr>
+          <w:rFonts w:ascii="Times New Roman" w:hAnsi="Times New Roman" w:eastAsia="Times New Roman" w:cs="Times New Roman"/>
+          <w:b w:val="0"/>
+          <w:i w:val="0"/>
+          <w:sz w:val="26"/>
+          <w:vertAlign w:val="superscript"/>
+        </w:rPr>
+        <w:t>2</w:t>
+      </w:r>
+      <w:r>
+        <w:rPr>
+          <w:rFonts w:ascii="Times New Roman" w:hAnsi="Times New Roman" w:eastAsia="Times New Roman" w:cs="Times New Roman"/>
+          <w:b w:val="0"/>
+          <w:i w:val="0"/>
+          <w:sz w:val="26"/>
+        </w:rPr>
         <w:t xml:space="preserve">/Fisher (nhị phân thứ cấp), luôn kèm hiệu ứng + KTC 95% — </w:t>
       </w:r>
       <w:r>
@@ -7307,7 +7431,7 @@
           <w:i w:val="0"/>
           <w:sz w:val="26"/>
         </w:rPr>
-        <w:t xml:space="preserve"> (`mode_tra_loi` = 2/3), chạy lại trên tập tự điền (`mode_tra_loi` = 1), so sánh chiều và độ lớn cOR Mô hình thứ tự hệ số chặn ngẫu nhiên theo `ma_ban_kham` (đối chiếu sai số chuẩn chùm) Ước lượng theo thiết kế (khai tầng + chùm); trọng số hậu phân tầng khi một tầng lệch &gt; 20% lưu lượng thực (w_h = (N_h/N) ÷ (n_h/n)), báo song song có/không trọng số Phi tuyến exposure: restricted cubic spline 3 nút / phân tích theo phân vị thời gian chờ Quy tắc gộp mức G1 khi lệch trần (mức &lt; 20 quan sát, gộp 1 đến 2 đến 3, mức 5 không gộp, không dưới 3 mức; bảng 5 mức gốc vẫn in đủ) (SAP §9).</w:t>
+        <w:t xml:space="preserve"> (`mode_tra_loi` = 2/3), chạy lại trên tập tự điền (`mode_tra_loi` = 1), so sánh chiều và độ lớn cOR Mô hình thứ tự hệ số chặn ngẫu nhiên theo `ma_ban_kham` (đối chiếu sai số chuẩn chùm) Có/không trọng số hậu phân tầng (quy tắc §4): Mục tiêu 1 — bản không phải phân tích chính chạy song song; Mục tiêu 2 — mô hình CÓ trọng số `svyolr` khi quy tắc kích hoạt Ước lượng theo thiết kế (đề cương 4.10, kịch bản 5): chùm `ma_ban_kham` + hậu phân tầng ngày × khung giờ (`postStratify`) — KHÔNG khai `strata =` vì bàn khám không lồng trong tầng (khai `nest = TRUE` tách mỗi bàn thành PSU bàn × tầng, làm sai số chuẩn hẹp giả) Phi tuyến exposure: restricted cubic spline 3 nút / phân tích theo phân vị thời gian chờ Quy tắc gộp mức G1 khi lệch trần (mức &lt; 20 quan sát, gộp 1 đến 2 đến 3, mức 5 không gộp, không dưới 3 mức; bảng 5 mức gốc vẫn in đủ) (SAP §9).</w:t>
       </w:r>
     </w:p>
     <w:p>
@@ -7429,7 +7553,7 @@
           <w:i w:val="0"/>
           <w:sz w:val="26"/>
         </w:rPr>
-        <w:t xml:space="preserve"> `stats`, `car`, `rms`, `logistf`, `mice` (mô hình phụ trợ); `MASS::polr` / `rms::orm` / `ordinal::clm` (mô hình chính — logistic thứ tự); `brant`, `VGAM`, `ordinal` (kiểm định &amp; mở rộng proportional odds) </w:t>
+        <w:t xml:space="preserve"> `stats`, `car`, `rms`, `logistf`, `mice` (mô hình phụ trợ); `MASS::polr` / `rms::orm` / `ordinal::clm` (mô hình chính — logistic thứ tự); `brant`, `VGAM`, `ordinal` (kiểm định &amp; mở rộng proportional odds); `sandwich` + `lmtest` (sai số chuẩn vững theo chùm `vcovCL`); `survey` ≥ 4.5 (DE/n hiệu dụng `deff = "replace"`, hậu phân tầng `postStratify`, `svyolr`; phiên bản chính xác ghi bằng `sessionInfo()` khi chạy) </w:t>
       </w:r>
       <w:r>
         <w:rPr>
@@ -7840,7 +7964,7 @@
           <w:i w:val="0"/>
           <w:sz w:val="26"/>
         </w:rPr>
-        <w:t xml:space="preserve"> Đăng ký công khai trên OSF Registries trước T0, tức trước khi tuyển người tham gia đầu tiên (tiến độ G1, đề cương §4.9 và §6.2) (OSF Registries).</w:t>
+        <w:t xml:space="preserve"> Đăng ký công khai trên OSF Registries trước T0, tức trước khi tuyển người tham gia đầu tiên (tiến độ G1, đề cương §4.9 và §6.2) (OSF Registries (https://osf.io/registries) (PI đã chốt — gate_params.G2.registration_registry)).</w:t>
       </w:r>
     </w:p>
     <w:p>
@@ -21189,148 +21313,6 @@
                 <w:sz w:val="22"/>
               </w:rPr>
               <w:t>Chủ nhiệm đề tài + Hội đồng đạo đức</w:t>
-            </w:r>
-          </w:p>
-        </w:tc>
-      </w:tr>
-      <w:tr>
-        <w:tc>
-          <w:tcPr>
-            <w:tcW w:type="dxa" w:w="1814"/>
-            <w:vAlign w:val="top"/>
-            <w:tcMar>
-              <w:top w:w="108" w:type="dxa"/>
-              <w:left w:w="108" w:type="dxa"/>
-              <w:bottom w:w="108" w:type="dxa"/>
-              <w:right w:w="108" w:type="dxa"/>
-            </w:tcMar>
-          </w:tcPr>
-          <w:p>
-            <w:pPr>
-              <w:spacing w:before="40" w:after="40" w:lineRule="auto" w:line="276"/>
-              <w:jc w:val="both"/>
-            </w:pPr>
-            <w:r/>
-            <w:r>
-              <w:rPr>
-                <w:rFonts w:ascii="Times New Roman" w:hAnsi="Times New Roman" w:eastAsia="Times New Roman" w:cs="Times New Roman"/>
-                <w:b w:val="0"/>
-                <w:i w:val="0"/>
-                <w:sz w:val="22"/>
-              </w:rPr>
-              <w:t>Tín hiệu đời thực `sap_locked`</w:t>
-            </w:r>
-          </w:p>
-        </w:tc>
-        <w:tc>
-          <w:tcPr>
-            <w:tcW w:type="dxa" w:w="1814"/>
-            <w:vAlign w:val="top"/>
-            <w:tcMar>
-              <w:top w:w="108" w:type="dxa"/>
-              <w:left w:w="108" w:type="dxa"/>
-              <w:bottom w:w="108" w:type="dxa"/>
-              <w:right w:w="108" w:type="dxa"/>
-            </w:tcMar>
-          </w:tcPr>
-          <w:p>
-            <w:pPr>
-              <w:spacing w:before="40" w:after="40" w:lineRule="auto" w:line="276"/>
-              <w:jc w:val="both"/>
-            </w:pPr>
-            <w:r/>
-            <w:r>
-              <w:rPr>
-                <w:rFonts w:ascii="Times New Roman" w:hAnsi="Times New Roman" w:eastAsia="Times New Roman" w:cs="Times New Roman"/>
-                <w:b w:val="0"/>
-                <w:i w:val="0"/>
-                <w:sz w:val="22"/>
-              </w:rPr>
-              <w:t>SAP đã ký khóa trước khi xem dữ liệu</w:t>
-            </w:r>
-          </w:p>
-        </w:tc>
-        <w:tc>
-          <w:tcPr>
-            <w:tcW w:type="dxa" w:w="1814"/>
-            <w:vAlign w:val="top"/>
-            <w:tcMar>
-              <w:top w:w="108" w:type="dxa"/>
-              <w:left w:w="108" w:type="dxa"/>
-              <w:bottom w:w="108" w:type="dxa"/>
-              <w:right w:w="108" w:type="dxa"/>
-            </w:tcMar>
-          </w:tcPr>
-          <w:p>
-            <w:pPr>
-              <w:spacing w:before="40" w:after="40" w:lineRule="auto" w:line="276"/>
-              <w:jc w:val="both"/>
-            </w:pPr>
-            <w:r/>
-            <w:r>
-              <w:rPr>
-                <w:rFonts w:ascii="Times New Roman" w:hAnsi="Times New Roman" w:eastAsia="Times New Roman" w:cs="Times New Roman"/>
-                <w:b w:val="0"/>
-                <w:i w:val="0"/>
-                <w:sz w:val="22"/>
-              </w:rPr>
-              <w:t>Nguy cơ p-hacking/chọn phân tích theo kết quả.</w:t>
-            </w:r>
-          </w:p>
-        </w:tc>
-        <w:tc>
-          <w:tcPr>
-            <w:tcW w:type="dxa" w:w="1814"/>
-            <w:vAlign w:val="top"/>
-            <w:tcMar>
-              <w:top w:w="108" w:type="dxa"/>
-              <w:left w:w="108" w:type="dxa"/>
-              <w:bottom w:w="108" w:type="dxa"/>
-              <w:right w:w="108" w:type="dxa"/>
-            </w:tcMar>
-          </w:tcPr>
-          <w:p>
-            <w:pPr>
-              <w:spacing w:before="40" w:after="40" w:lineRule="auto" w:line="276"/>
-              <w:jc w:val="both"/>
-            </w:pPr>
-            <w:r/>
-            <w:r>
-              <w:rPr>
-                <w:rFonts w:ascii="Times New Roman" w:hAnsi="Times New Roman" w:eastAsia="Times New Roman" w:cs="Times New Roman"/>
-                <w:b w:val="0"/>
-                <w:i w:val="0"/>
-                <w:sz w:val="22"/>
-              </w:rPr>
-              <w:t>Chỉ soạn SAP; không mở dữ liệu/phân tích chính cho tới khi khóa.</w:t>
-            </w:r>
-          </w:p>
-        </w:tc>
-        <w:tc>
-          <w:tcPr>
-            <w:tcW w:type="dxa" w:w="1814"/>
-            <w:vAlign w:val="top"/>
-            <w:tcMar>
-              <w:top w:w="108" w:type="dxa"/>
-              <w:left w:w="108" w:type="dxa"/>
-              <w:bottom w:w="108" w:type="dxa"/>
-              <w:right w:w="108" w:type="dxa"/>
-            </w:tcMar>
-          </w:tcPr>
-          <w:p>
-            <w:pPr>
-              <w:spacing w:before="40" w:after="40" w:lineRule="auto" w:line="276"/>
-              <w:jc w:val="both"/>
-            </w:pPr>
-            <w:r/>
-            <w:r>
-              <w:rPr>
-                <w:rFonts w:ascii="Times New Roman" w:hAnsi="Times New Roman" w:eastAsia="Times New Roman" w:cs="Times New Roman"/>
-                <w:b w:val="0"/>
-                <w:i w:val="0"/>
-                <w:sz w:val="22"/>
-              </w:rPr>
-              <w:t>Chủ nhiệm đề tài + thống kê viên</w:t>
             </w:r>
           </w:p>
         </w:tc>

--- a/exports/hai-long-benh-nhan-C1a-BVQY175/DE_CUONG_THONG_NHAT_hai-long-benh-nhan-C1a-BVQY175.docx
+++ b/exports/hai-long-benh-nhan-C1a-BVQY175/DE_CUONG_THONG_NHAT_hai-long-benh-nhan-C1a-BVQY175.docx
@@ -248,7 +248,7 @@
           <w:i/>
           <w:sz w:val="22"/>
         </w:rPr>
-        <w:t xml:space="preserve"> Đề cương THỐNG NHẤT này do cổng G10 (assembler) lắp ráp TỰ ĐỘNG lúc 2026-10-17 17:07 từ checkpoint G0–G9 của đề tài `hai-long-benh-nhan-C1a-BVQY175`, theo mẫu 18 chương và ma trận bao phủ 24 thành phần protocol lõi của skill `nghien-cuu-y-khoa-chuan-quoc-te`. Dữ liệu cấu trúc (thiết kế, cỡ mẫu, công thức, đạo đức, chuẩn báo cáo, 16 PMID) lấy TỪ pipeline — không bịa. Mọi chỗ còn thiếu dữ liệu/thẩm quyền sẽ được đánh dấu NGAY TẠI ĐÓ bằng một trong các nhãn quy ước của skill (CẦN BỔ SUNG · CẦN XÁC NHẬN TẠI ĐƠN VỊ · DỰ THẢO · CẦN KIỂM CHỨNG NGUỒN CHÍNH THỨC — luôn đặt trong ngoặc vuông tại đúng vị trí thiếu). </w:t>
+        <w:t xml:space="preserve"> Đề cương THỐNG NHẤT này do cổng G10 (assembler) lắp ráp TỰ ĐỘNG lúc 2026-10-17 17:26 từ checkpoint G0–G9 của đề tài `hai-long-benh-nhan-C1a-BVQY175`, theo mẫu 18 chương và ma trận bao phủ 24 thành phần protocol lõi của skill `nghien-cuu-y-khoa-chuan-quoc-te`. Dữ liệu cấu trúc (thiết kế, cỡ mẫu, công thức, đạo đức, chuẩn báo cáo, 16 PMID) lấy TỪ pipeline — không bịa. Mọi chỗ còn thiếu dữ liệu/thẩm quyền sẽ được đánh dấu NGAY TẠI ĐÓ bằng một trong các nhãn quy ước của skill (CẦN BỔ SUNG · CẦN XÁC NHẬN TẠI ĐƠN VỊ · DỰ THẢO · CẦN KIỂM CHỨNG NGUỒN CHÍNH THỨC — luôn đặt trong ngoặc vuông tại đúng vị trí thiếu). </w:t>
       </w:r>
       <w:r>
         <w:rPr>
@@ -1155,7 +1155,7 @@
                 <w:i w:val="0"/>
                 <w:sz w:val="22"/>
               </w:rPr>
-              <w:t>2026-10-17 17:07</w:t>
+              <w:t>2026-10-17 17:26</w:t>
             </w:r>
           </w:p>
         </w:tc>

--- a/exports/hai-long-benh-nhan-C1a-BVQY175/DE_CUONG_THONG_NHAT_hai-long-benh-nhan-C1a-BVQY175.docx
+++ b/exports/hai-long-benh-nhan-C1a-BVQY175/DE_CUONG_THONG_NHAT_hai-long-benh-nhan-C1a-BVQY175.docx
@@ -248,7 +248,7 @@
           <w:i/>
           <w:sz w:val="22"/>
         </w:rPr>
-        <w:t xml:space="preserve"> Đề cương THỐNG NHẤT này do cổng G10 (assembler) lắp ráp TỰ ĐỘNG lúc 2026-10-15 21:00 từ checkpoint G0–G9 của đề tài `hai-long-benh-nhan-C1a-BVQY175`, theo mẫu 18 chương và ma trận bao phủ 24 thành phần protocol lõi của skill `nghien-cuu-y-khoa-chuan-quoc-te`. Dữ liệu cấu trúc (thiết kế, cỡ mẫu, công thức, đạo đức, chuẩn báo cáo, 16 PMID) lấy TỪ pipeline — không bịa. Mọi chỗ còn thiếu dữ liệu/thẩm quyền sẽ được đánh dấu NGAY TẠI ĐÓ bằng một trong các nhãn quy ước của skill (CẦN BỔ SUNG · CẦN XÁC NHẬN TẠI ĐƠN VỊ · DỰ THẢO · CẦN KIỂM CHỨNG NGUỒN CHÍNH THỨC — luôn đặt trong ngoặc vuông tại đúng vị trí thiếu). </w:t>
+        <w:t xml:space="preserve"> Đề cương THỐNG NHẤT này do cổng G10 (assembler) lắp ráp TỰ ĐỘNG lúc 2026-10-17 17:26 từ checkpoint G0–G9 của đề tài `hai-long-benh-nhan-C1a-BVQY175`, theo mẫu 18 chương và ma trận bao phủ 24 thành phần protocol lõi của skill `nghien-cuu-y-khoa-chuan-quoc-te`. Dữ liệu cấu trúc (thiết kế, cỡ mẫu, công thức, đạo đức, chuẩn báo cáo, 16 PMID) lấy TỪ pipeline — không bịa. Mọi chỗ còn thiếu dữ liệu/thẩm quyền sẽ được đánh dấu NGAY TẠI ĐÓ bằng một trong các nhãn quy ước của skill (CẦN BỔ SUNG · CẦN XÁC NHẬN TẠI ĐƠN VỊ · DỰ THẢO · CẦN KIỂM CHỨNG NGUỒN CHÍNH THỨC — luôn đặt trong ngoặc vuông tại đúng vị trí thiếu). </w:t>
       </w:r>
       <w:r>
         <w:rPr>
@@ -1155,7 +1155,7 @@
                 <w:i w:val="0"/>
                 <w:sz w:val="22"/>
               </w:rPr>
-              <w:t>2026-10-15 21:00</w:t>
+              <w:t>2026-10-17 17:26</w:t>
             </w:r>
           </w:p>
         </w:tc>
@@ -2497,7 +2497,7 @@
                 <w:i w:val="0"/>
                 <w:sz w:val="22"/>
               </w:rPr>
-              <w:t>DỰ THẢO (ĐẠT guardrail)</w:t>
+              <w:t>KHOÁ</w:t>
             </w:r>
           </w:p>
         </w:tc>
@@ -2639,7 +2639,7 @@
                 <w:i w:val="0"/>
                 <w:sz w:val="22"/>
               </w:rPr>
-              <w:t>CHỜ (thiếu điều kiện)</w:t>
+              <w:t>DỰ THẢO (ĐẠT guardrail)</w:t>
             </w:r>
           </w:p>
         </w:tc>
@@ -3582,7 +3582,7 @@
           <w:i w:val="0"/>
           <w:sz w:val="26"/>
         </w:rPr>
-        <w:t>pipeline G2: CHỜ (thiếu điều kiện) — Đạo đức IRB — cần số phê duyệt thật từ Hội đồng Đạo đức</w:t>
+        <w:t>pipeline G2: DỰ THẢO (ĐẠT guardrail) — Đạo đức IRB — cần số phê duyệt thật từ Hội đồng Đạo đức</w:t>
       </w:r>
     </w:p>
     <w:p>
@@ -3598,7 +3598,7 @@
           <w:i w:val="0"/>
           <w:sz w:val="26"/>
         </w:rPr>
-        <w:t>pipeline G4: DỰ THẢO (ĐẠT guardrail) — Khoá SAP — cần chữ ký SAP Lock Certificate</w:t>
+        <w:t>pipeline G4: KHOÁ — Khoá SAP — cần chữ ký SAP Lock Certificate</w:t>
       </w:r>
     </w:p>
     <w:p>
@@ -3864,7 +3864,7 @@
                 <w:i w:val="0"/>
                 <w:sz w:val="22"/>
               </w:rPr>
-              <w:t>CHƯA ĐẠT</w:t>
+              <w:t>ĐẠT (dự thảo — chờ bác sĩ điền/nộp)</w:t>
             </w:r>
           </w:p>
         </w:tc>
@@ -3913,15 +3913,6 @@
               <w:jc w:val="both"/>
             </w:pPr>
             <w:r/>
-            <w:r>
-              <w:rPr>
-                <w:rFonts w:ascii="Times New Roman" w:hAnsi="Times New Roman" w:eastAsia="Times New Roman" w:cs="Times New Roman"/>
-                <w:b w:val="0"/>
-                <w:i w:val="0"/>
-                <w:sz w:val="22"/>
-              </w:rPr>
-              <w:t>Chặn bởi: cổng skill G3 (Đạo đức/pháp lý/dữ liệu): CHỜ (thiếu điều kiện)</w:t>
-            </w:r>
           </w:p>
         </w:tc>
       </w:tr>
@@ -4034,7 +4025,7 @@
                 <w:i w:val="0"/>
                 <w:sz w:val="22"/>
               </w:rPr>
-              <w:t>Chặn bởi: thiếu phê duyệt IRB thật; cổng skill G3 (Đạo đức/pháp lý/dữ liệu): CHỜ (thiếu điều kiện); cổng skill G4 (Công cụ): THIẾU; cổng skill G5 (Triển khai): THIẾU</w:t>
+              <w:t>Chặn bởi: thiếu phê duyệt IRB thật; cổng skill G4 (Công cụ): THIẾU; cổng skill G5 (Triển khai): THIẾU</w:t>
             </w:r>
           </w:p>
         </w:tc>
@@ -4148,7 +4139,7 @@
                 <w:i w:val="0"/>
                 <w:sz w:val="22"/>
               </w:rPr>
-              <w:t>Chặn bởi: thiếu SAP đã ký khoá; thiếu dữ liệu đã khoá thật; cổng skill G6 (Dữ liệu): THIẾU</w:t>
+              <w:t>Chặn bởi: thiếu dữ liệu đã khoá thật; cổng skill G6 (Dữ liệu): THIẾU</w:t>
             </w:r>
           </w:p>
         </w:tc>
@@ -4392,7 +4383,7 @@
           <w:i w:val="0"/>
           <w:sz w:val="26"/>
         </w:rPr>
-        <w:t xml:space="preserve"> 1000 đối tượng (đã bác sĩ/chủ nhiệm chốt; N tối thiểu tính toán: 626).</w:t>
+        <w:t xml:space="preserve"> 1000 đối tượng (đã bác sĩ/chủ nhiệm chốt; N tối thiểu tính toán: 808).</w:t>
       </w:r>
     </w:p>
     <w:p>
@@ -4484,7 +4475,7 @@
           <w:i w:val="0"/>
           <w:sz w:val="26"/>
         </w:rPr>
-        <w:t>TRUNG BÌNH — có 1 SR/MA</w:t>
+        <w:t>TRUNG BÌNH — có 1 SR/MA (theo số hit của bộ lọc, CHƯA sàng lọc mức liên quan)</w:t>
       </w:r>
       <w:r>
         <w:rPr>
@@ -4766,7 +4757,7 @@
           <w:i w:val="0"/>
           <w:sz w:val="26"/>
         </w:rPr>
-        <w:t>TRUNG BÌNH — có 1 SR/MA</w:t>
+        <w:t>TRUNG BÌNH — có 1 SR/MA (theo số hit của bộ lọc, CHƯA sàng lọc mức liên quan)</w:t>
       </w:r>
       <w:r>
         <w:rPr>
@@ -4895,7 +4886,7 @@
           <w:i w:val="0"/>
           <w:sz w:val="26"/>
         </w:rPr>
-        <w:t xml:space="preserve"> Có thể cập nhật SR/MA hiện có hoặc nghiên cứu quần thể cụ thể | ‼ ClinicalTrials.gov: 3 nghiên cứu ĐANG/SẮP TUYỂN cho truy vấn này (tổng 5 hồ sơ đăng ký). 'Chưa công bố' KHÔNG có nghĩa 'chưa ai làm' — đọc các hồ sơ ở §3.6 trước khi biện minh tính mới; nguy cơ trùng đề tài thật.</w:t>
+        <w:t xml:space="preserve"> Có thể cập nhật SR/MA hiện có hoặc nghiên cứu quần thể cụ thể | ‼ ClinicalTrials.gov: 3 nghiên cứu ĐANG/SẮP TUYỂN cho truy vấn này (tổng 5 hồ sơ đăng ký). 'Chưa công bố' KHÔNG có nghĩa 'chưa ai làm' — đọc các hồ sơ ở §3.6 trước khi biện minh tính mới; nguy cơ trùng đề tài thật. — PI ĐÃ ĐÁNH GIÁ chồng lấn (gate_params.G0.registry_overlap_assessment): Không chồng lấn với câu hỏi đề tài: NCT07602231 (Anterior Cruciate Ligament Rupture, Enhanced Recovery After Surgery (ERAS) Protocol, Ambulatory Surgery); NCT07555704 (Rotator Cuff Tear, Telemedecine, Rotator Cuff Injuries); NCT07540637 (Chronic Hepatitis B) — theo tiêu đề và bệnh/tình trạng đăng ký, đều là thử nghiệm can thiệp cho vấn đề khác, không phải khảo sát hài lòng với dịch vụ khám ngoại trú theo yêu cầu.</w:t>
       </w:r>
     </w:p>
     <w:p>
@@ -6342,7 +6333,26 @@
           <w:i w:val="0"/>
           <w:sz w:val="26"/>
         </w:rPr>
-        <w:t xml:space="preserve"> Cỡ mẫu ước lượng một tỷ lệ theo độ chính xác (Lwanga &amp; Lemeshow/Cochran, xấp xỉ chuẩn): tỷ lệ hiện mắc ước lượng p=0.50, sai số cho phép d=0.05, alpha=0.05 Đã áp design effect cụm (DE=1+(m-1)×ICC=1.38, m=20, ICC=0.02): n 385 đến 532 (~27 cụm)..</w:t>
+        <w:t xml:space="preserve"> Cỡ mẫu ước lượng một tỷ lệ theo độ chính xác (Lwanga &amp; Lemeshow/Cochran, xấp xỉ chuẩn): tỷ lệ hiện mắc ước lượng p=0.50, sai số cho phép d=0.05, alpha=0.05 Đã áp design effect cụm (DE=1+((CV</w:t>
+      </w:r>
+      <w:r>
+        <w:rPr>
+          <w:rFonts w:ascii="Times New Roman" w:hAnsi="Times New Roman" w:eastAsia="Times New Roman" w:cs="Times New Roman"/>
+          <w:b w:val="0"/>
+          <w:i w:val="0"/>
+          <w:sz w:val="26"/>
+          <w:vertAlign w:val="superscript"/>
+        </w:rPr>
+        <w:t>2</w:t>
+      </w:r>
+      <w:r>
+        <w:rPr>
+          <w:rFonts w:ascii="Times New Roman" w:hAnsi="Times New Roman" w:eastAsia="Times New Roman" w:cs="Times New Roman"/>
+          <w:b w:val="0"/>
+          <w:i w:val="0"/>
+          <w:sz w:val="26"/>
+        </w:rPr>
+        <w:t>+1)m-1)×ICC, CV=1 — Eldridge 2006=1.78, m=20, ICC=0.02): n 385 đến 686 (~35 cụm)..</w:t>
       </w:r>
     </w:p>
     <w:p>
@@ -6383,7 +6393,7 @@
           <w:i w:val="0"/>
           <w:sz w:val="26"/>
         </w:rPr>
-        <w:t>532</w:t>
+        <w:t>686</w:t>
       </w:r>
       <w:r>
         <w:rPr>
@@ -6417,7 +6427,7 @@
           <w:i w:val="0"/>
           <w:sz w:val="26"/>
         </w:rPr>
-        <w:t>626</w:t>
+        <w:t>808</w:t>
       </w:r>
       <w:r>
         <w:rPr>
@@ -6468,7 +6478,7 @@
           <w:i w:val="0"/>
           <w:sz w:val="26"/>
         </w:rPr>
-        <w:t xml:space="preserve"> — ■ ĐẠT, ≥ N tối thiểu tính theo thống kê (626).</w:t>
+        <w:t xml:space="preserve"> — ■ ĐẠT, ≥ N tối thiểu tính theo thống kê (808).</w:t>
       </w:r>
     </w:p>
     <w:p>
@@ -6921,7 +6931,7 @@
           <w:i w:val="0"/>
           <w:sz w:val="26"/>
         </w:rPr>
-        <w:t xml:space="preserve"> kế hoạch: Kết quả khảo sát (phiếu tự điền, KHÔNG ghi thông tin định danh) — không dùng hồ sơ bệnh án; Mốc thời gian hành chính từ HIS/eHospital (hoàn tất đăng ký, gọi vào buồng khám) ghép theo mã nghiên cứu —; nhóm nghiên cứu chỉ nhận mã nghiên cứu + số phút chờ (đề cương §4.6.3); Công cụ thu thập: Phiếu giấy (nặc danh, tự điền tại khoa) (DMP §1–§2, hồ sơ G2 Tài liệu 6); nơi lưu trữ: Nơi lưu: ổ đĩa mã hóa AES-256 tại Khoa Khám bệnh C1a, Bệnh viện Quân y 175;; chỉ nhóm nghiên cứu được truy cập; Bảo mật: AES-256 · mật khẩu cấp người dùng · VPN (nếu từ xa); Sao lưu: hằng tuần, 2 bản độc lập; Thời gian lưu: 2 năm sau kết thúc nghiên cứu; (theo TT38/2018/TT-BYT về lưu trữ hồ sơ y tế) (DMP §4, hồ sơ G2 Tài liệu 6); phân quyền: Phân quyền truy cập: Chỉ nhóm nghiên cứu được cấp phép; Phê duyệt quyền: Chủ nhiệm đề tài (DMP §2); thời hạn lưu: 2 năm sau kết thúc nghiên cứu (PI nhập ở hồ sơ G2) (bản nháp ở G2 — TL6).</w:t>
+        <w:t xml:space="preserve"> kế hoạch: Kết quả khảo sát (phiếu tự điền, KHÔNG ghi thông tin định danh) — không dùng hồ sơ bệnh án; Mốc thời gian hành chính từ HIS/eHospital (hoàn tất đăng ký, gọi vào buồng khám) ghép theo mã nghiên cứu —; nhóm nghiên cứu chỉ nhận, kèm mã nghiên cứu: số phút chờ, mã bàn khám giả danh, ngày và khung giờ khám, có làm cận lâm sàng hay không và số quầy phải qua; cùng số liệu tổng hợp không định danh về người bệnh bỏ về trước khi vào buồng khám (số lượt, tỷ lệ, thời gian chờ trung vị) (đề cương §4.6.3); Công cụ thu thập: Phiếu giấy (nặc danh, tự điền tại khoa) (DMP §1–§2, hồ sơ G2 Tài liệu 6); nơi lưu trữ: Nơi lưu: ổ đĩa mã hóa AES-256 tại Khoa Khám bệnh C1a, Bệnh viện Quân y 175;; chỉ nhóm nghiên cứu được truy cập; Bảo mật: AES-256 · mật khẩu cấp người dùng · VPN (nếu từ xa); Sao lưu: hằng tuần, 2 bản độc lập; Thời gian lưu: 2 năm sau kết thúc nghiên cứu; (theo TT38/2018/TT-BYT về lưu trữ hồ sơ y tế) (DMP §4, hồ sơ G2 Tài liệu 6); phân quyền: Phân quyền truy cập: Chỉ nhóm nghiên cứu được cấp phép; Phê duyệt quyền: Chủ nhiệm đề tài (DMP §2); thời hạn lưu: 2 năm sau kết thúc nghiên cứu (PI nhập ở hồ sơ G2) (bản nháp ở G2 — TL6).</w:t>
       </w:r>
     </w:p>
     <w:p>
@@ -7008,7 +7018,7 @@
           <w:i w:val="0"/>
           <w:sz w:val="26"/>
         </w:rPr>
-        <w:t xml:space="preserve"> G1 — mức hài lòng chung, hỏi trực tiếp (biến SHLNBChung_TrucTiep), Phần 3 phiếu, thang thứ hạng Likert 1–5; GIỮ nguyên thứ hạng trong mô hình chính (không nhị phân hóa, không coi liên tục ở phân tích chính). Không tính từ điểm trung bình lĩnh vực (chống part-whole bias, mục 4.6.3 đề cương). </w:t>
+        <w:t xml:space="preserve"> G1 — mức hài lòng chung, hỏi trực tiếp (biến SHLNBChung_TrucTiep), Phần 3 phiếu — trường dữ liệu `g1`, thang thứ hạng Likert 1–5; GIỮ nguyên thứ hạng trong mô hình chính (không nhị phân hóa, không coi liên tục ở phân tích chính). Không tính từ điểm trung bình lĩnh vực (chống part-whole bias, mục 4.6.3 đề cương). </w:t>
       </w:r>
       <w:r>
         <w:rPr>
@@ -7062,7 +7072,7 @@
           <w:i w:val="0"/>
           <w:sz w:val="26"/>
         </w:rPr>
-        <w:t xml:space="preserve"> `SHLNBChung_NhiPhan` (nhị phân từ G1 ≥ 4/5) — hồi quy logistic nhị phân đa biến CHỈ KHI số trường hợp chưa hài lòng đạt ≥ 10 biến cố/tham số của mô hình định trước; không đạt đến chỉ báo tỷ lệ + KTC 95% Wilson (mô tả), không chạy Firth để tạo ước lượng không ổn định. </w:t>
+        <w:t xml:space="preserve"> `SHLNBChung_NhiPhan` (nhị phân từ G1 ≥ 4/5) — hồi quy logistic nhị phân đa biến CHỈ KHI số trường hợp chưa hài lòng đạt ≥ 10 biến cố/tham số của mô hình định trước; không đạt đến chỉ báo tỷ lệ + KTC 95% Wilson trên cỡ mẫu hiệu dụng (§3) (mô tả), không chạy Firth để tạo ước lượng không ổn định. </w:t>
       </w:r>
       <w:r>
         <w:rPr>
@@ -7175,7 +7185,7 @@
           <w:i w:val="0"/>
           <w:sz w:val="26"/>
         </w:rPr>
-        <w:t>Wilson score</w:t>
+        <w:t>Wilson score trên cỡ mẫu hiệu dụng</w:t>
       </w:r>
       <w:r>
         <w:rPr>
@@ -7184,7 +7194,17 @@
           <w:i w:val="0"/>
           <w:sz w:val="26"/>
         </w:rPr>
-        <w:t xml:space="preserve"> Báo % đạt điểm sàn/trần mỗi lĩnh vực; &gt; 15% (ngưỡng Terwee) đến ghi là hạn chế đo lường, ưu tiên trung vị </w:t>
+        <w:t xml:space="preserve"> n_hd = n ÷ DE (đề cương 4.10, Mục tiêu 1; Dean &amp; Pagano 2015, doi:10.1093/jssam/smv024): DE = hiệu ứng thiết kế của CHÍNH tỷ lệ đó, ước lượng từ số liệu bằng phương sai tuyến tính hoá theo chùm `ma_ban_kham` (`survey::svymean(..., deff = "replace")` — KHÔNG dùng `deff = TRUE`: thiết kế không trọng số cho Inf, có hiệu chỉnh quần thể hữu hạn sau `postStratify`; đường Python cho bản KHÔNG trọng số: `run_stats_analysis.py --ty-le g1 --nguong-ty-le 4 --cot-cum ma_ban_kham`), chặn dưới 1 — gom cụm không được làm KTC hẹp hơn giả định độc lập Hiệu chỉnh bậc tự do thiết kế: n_hd × (z</w:t>
+      </w:r>
+      <w:r>
+        <w:rPr>
+          <w:rFonts w:ascii="Times New Roman" w:hAnsi="Times New Roman" w:eastAsia="Times New Roman" w:cs="Times New Roman"/>
+          <w:b w:val="0"/>
+          <w:i w:val="0"/>
+          <w:sz w:val="26"/>
+          <w:vertAlign w:val="subscript"/>
+        </w:rPr>
+        <w:t>0</w:t>
       </w:r>
       <w:r>
         <w:rPr>
@@ -7193,7 +7213,17 @@
           <w:i w:val="0"/>
           <w:sz w:val="26"/>
         </w:rPr>
-        <w:t>[IQR]</w:t>
+        <w:t>,</w:t>
+      </w:r>
+      <w:r>
+        <w:rPr>
+          <w:rFonts w:ascii="Times New Roman" w:hAnsi="Times New Roman" w:eastAsia="Times New Roman" w:cs="Times New Roman"/>
+          <w:b w:val="0"/>
+          <w:i w:val="0"/>
+          <w:sz w:val="26"/>
+          <w:vertAlign w:val="subscript"/>
+        </w:rPr>
+        <w:t>975</w:t>
       </w:r>
       <w:r>
         <w:rPr>
@@ -7202,7 +7232,45 @@
           <w:i w:val="0"/>
           <w:sz w:val="26"/>
         </w:rPr>
-        <w:t xml:space="preserve"> Đơn biến (Bảng 5.3): t-test/ANOVA hoặc Pearson/Spearman (kết cục liên tục), χ</w:t>
+        <w:t xml:space="preserve"> ÷ t</w:t>
+      </w:r>
+      <w:r>
+        <w:rPr>
+          <w:rFonts w:ascii="Times New Roman" w:hAnsi="Times New Roman" w:eastAsia="Times New Roman" w:cs="Times New Roman"/>
+          <w:b w:val="0"/>
+          <w:i w:val="0"/>
+          <w:sz w:val="26"/>
+          <w:vertAlign w:val="subscript"/>
+        </w:rPr>
+        <w:t>0</w:t>
+      </w:r>
+      <w:r>
+        <w:rPr>
+          <w:rFonts w:ascii="Times New Roman" w:hAnsi="Times New Roman" w:eastAsia="Times New Roman" w:cs="Times New Roman"/>
+          <w:b w:val="0"/>
+          <w:i w:val="0"/>
+          <w:sz w:val="26"/>
+        </w:rPr>
+        <w:t>,</w:t>
+      </w:r>
+      <w:r>
+        <w:rPr>
+          <w:rFonts w:ascii="Times New Roman" w:hAnsi="Times New Roman" w:eastAsia="Times New Roman" w:cs="Times New Roman"/>
+          <w:b w:val="0"/>
+          <w:i w:val="0"/>
+          <w:sz w:val="26"/>
+          <w:vertAlign w:val="subscript"/>
+        </w:rPr>
+        <w:t>975</w:t>
+      </w:r>
+      <w:r>
+        <w:rPr>
+          <w:rFonts w:ascii="Times New Roman" w:hAnsi="Times New Roman" w:eastAsia="Times New Roman" w:cs="Times New Roman"/>
+          <w:b w:val="0"/>
+          <w:i w:val="0"/>
+          <w:sz w:val="26"/>
+        </w:rPr>
+        <w:t>; K−1)</w:t>
       </w:r>
       <w:r>
         <w:rPr>
@@ -7221,6 +7289,62 @@
           <w:i w:val="0"/>
           <w:sz w:val="26"/>
         </w:rPr>
+        <w:t>, K = số bàn khám có phiếu (K = 50 suy ra ×≈0,95) (Dean &amp; Pagano 2015) Báo kèm ICC thực tế, CV cỡ chùm thực tế (độ lệch chuẩn ÷ trung bình số phiếu mỗi bàn) và DE theo ICC = 1 + ((CV</w:t>
+      </w:r>
+      <w:r>
+        <w:rPr>
+          <w:rFonts w:ascii="Times New Roman" w:hAnsi="Times New Roman" w:eastAsia="Times New Roman" w:cs="Times New Roman"/>
+          <w:b w:val="0"/>
+          <w:i w:val="0"/>
+          <w:sz w:val="26"/>
+          <w:vertAlign w:val="superscript"/>
+        </w:rPr>
+        <w:t>2</w:t>
+      </w:r>
+      <w:r>
+        <w:rPr>
+          <w:rFonts w:ascii="Times New Roman" w:hAnsi="Times New Roman" w:eastAsia="Times New Roman" w:cs="Times New Roman"/>
+          <w:b w:val="0"/>
+          <w:i w:val="0"/>
+          <w:sz w:val="26"/>
+        </w:rPr>
+        <w:t xml:space="preserve"> + 1)·m − 1)·ICC (Eldridge 2006) để đối chiếu với giả định lập kế hoạch (G3: DE 1,78); báo cả KTC Wilson giả định độc lập để thấy mức nới rộng do gom cụm Khi áp trọng số hậu phân tầng (§4), tỷ lệ và DE lấy từ thiết kế CÓ trọng số (R `survey`, đường Python không hỗ trợ trọng số) nên DE đã gồm cả hiệu ứng trọng số Báo % đạt điểm sàn/trần mỗi lĩnh vực; &gt; 15% (ngưỡng Terwee) đến ghi là hạn chế đo lường, ưu tiên trung vị </w:t>
+      </w:r>
+      <w:r>
+        <w:rPr>
+          <w:rFonts w:ascii="Times New Roman" w:hAnsi="Times New Roman" w:eastAsia="Times New Roman" w:cs="Times New Roman"/>
+          <w:b w:val="0"/>
+          <w:i w:val="0"/>
+          <w:sz w:val="26"/>
+        </w:rPr>
+        <w:t>[IQR]</w:t>
+      </w:r>
+      <w:r>
+        <w:rPr>
+          <w:rFonts w:ascii="Times New Roman" w:hAnsi="Times New Roman" w:eastAsia="Times New Roman" w:cs="Times New Roman"/>
+          <w:b w:val="0"/>
+          <w:i w:val="0"/>
+          <w:sz w:val="26"/>
+        </w:rPr>
+        <w:t xml:space="preserve"> Đơn biến (Bảng 5.3): t-test/ANOVA hoặc Pearson/Spearman (kết cục liên tục), χ</w:t>
+      </w:r>
+      <w:r>
+        <w:rPr>
+          <w:rFonts w:ascii="Times New Roman" w:hAnsi="Times New Roman" w:eastAsia="Times New Roman" w:cs="Times New Roman"/>
+          <w:b w:val="0"/>
+          <w:i w:val="0"/>
+          <w:sz w:val="26"/>
+          <w:vertAlign w:val="superscript"/>
+        </w:rPr>
+        <w:t>2</w:t>
+      </w:r>
+      <w:r>
+        <w:rPr>
+          <w:rFonts w:ascii="Times New Roman" w:hAnsi="Times New Roman" w:eastAsia="Times New Roman" w:cs="Times New Roman"/>
+          <w:b w:val="0"/>
+          <w:i w:val="0"/>
+          <w:sz w:val="26"/>
+        </w:rPr>
         <w:t xml:space="preserve">/Fisher (nhị phân thứ cấp), luôn kèm hiệu ứng + KTC 95% — </w:t>
       </w:r>
       <w:r>
@@ -7307,7 +7431,7 @@
           <w:i w:val="0"/>
           <w:sz w:val="26"/>
         </w:rPr>
-        <w:t xml:space="preserve"> (`mode_tra_loi` = 2/3), chạy lại trên tập tự điền (`mode_tra_loi` = 1), so sánh chiều và độ lớn cOR Mô hình thứ tự hệ số chặn ngẫu nhiên theo `ma_ban_kham` (đối chiếu sai số chuẩn chùm) Ước lượng theo thiết kế (khai tầng + chùm); trọng số hậu phân tầng khi một tầng lệch &gt; 20% lưu lượng thực (w_h = (N_h/N) ÷ (n_h/n)), báo song song có/không trọng số Phi tuyến exposure: restricted cubic spline 3 nút / phân tích theo phân vị thời gian chờ Quy tắc gộp mức G1 khi lệch trần (mức &lt; 20 quan sát, gộp 1 đến 2 đến 3, mức 5 không gộp, không dưới 3 mức; bảng 5 mức gốc vẫn in đủ) (SAP §9).</w:t>
+        <w:t xml:space="preserve"> (`mode_tra_loi` = 2/3), chạy lại trên tập tự điền (`mode_tra_loi` = 1), so sánh chiều và độ lớn cOR Mô hình thứ tự hệ số chặn ngẫu nhiên theo `ma_ban_kham` (đối chiếu sai số chuẩn chùm) Có/không trọng số hậu phân tầng (quy tắc §4): Mục tiêu 1 — bản không phải phân tích chính chạy song song; Mục tiêu 2 — mô hình CÓ trọng số `svyolr` khi quy tắc kích hoạt Ước lượng theo thiết kế (đề cương 4.10, kịch bản 5): chùm `ma_ban_kham` + hậu phân tầng ngày × khung giờ (`postStratify`) — KHÔNG khai `strata =` vì bàn khám không lồng trong tầng (khai `nest = TRUE` tách mỗi bàn thành PSU bàn × tầng, làm sai số chuẩn hẹp giả) Phi tuyến exposure: restricted cubic spline 3 nút / phân tích theo phân vị thời gian chờ Quy tắc gộp mức G1 khi lệch trần (mức &lt; 20 quan sát, gộp 1 đến 2 đến 3, mức 5 không gộp, không dưới 3 mức; bảng 5 mức gốc vẫn in đủ) (SAP §9).</w:t>
       </w:r>
     </w:p>
     <w:p>
@@ -7429,7 +7553,7 @@
           <w:i w:val="0"/>
           <w:sz w:val="26"/>
         </w:rPr>
-        <w:t xml:space="preserve"> `stats`, `car`, `rms`, `logistf`, `mice` (mô hình phụ trợ); `MASS::polr` / `rms::orm` / `ordinal::clm` (mô hình chính — logistic thứ tự); `brant`, `VGAM`, `ordinal` (kiểm định &amp; mở rộng proportional odds) </w:t>
+        <w:t xml:space="preserve"> `stats`, `car`, `rms`, `logistf`, `mice` (mô hình phụ trợ); `MASS::polr` / `rms::orm` / `ordinal::clm` (mô hình chính — logistic thứ tự); `brant`, `VGAM`, `ordinal` (kiểm định &amp; mở rộng proportional odds); `sandwich` + `lmtest` (sai số chuẩn vững theo chùm `vcovCL`); `survey` ≥ 4.5 (DE/n hiệu dụng `deff = "replace"`, hậu phân tầng `postStratify`, `svyolr`; phiên bản chính xác ghi bằng `sessionInfo()` khi chạy) </w:t>
       </w:r>
       <w:r>
         <w:rPr>
@@ -7840,7 +7964,7 @@
           <w:i w:val="0"/>
           <w:sz w:val="26"/>
         </w:rPr>
-        <w:t xml:space="preserve"> Đăng ký công khai trên OSF Registries trước T0, tức trước khi tuyển người tham gia đầu tiên (tiến độ G1, đề cương §4.9 và §6.2) (OSF Registries).</w:t>
+        <w:t xml:space="preserve"> Đăng ký công khai trên OSF Registries trước T0, tức trước khi tuyển người tham gia đầu tiên (tiến độ G1, đề cương §4.9 và §6.2) (OSF Registries (https://osf.io/registries) (PI đã chốt — gate_params.G2.registration_registry)).</w:t>
       </w:r>
     </w:p>
     <w:p>
@@ -21189,148 +21313,6 @@
                 <w:sz w:val="22"/>
               </w:rPr>
               <w:t>Chủ nhiệm đề tài + Hội đồng đạo đức</w:t>
-            </w:r>
-          </w:p>
-        </w:tc>
-      </w:tr>
-      <w:tr>
-        <w:tc>
-          <w:tcPr>
-            <w:tcW w:type="dxa" w:w="1814"/>
-            <w:vAlign w:val="top"/>
-            <w:tcMar>
-              <w:top w:w="108" w:type="dxa"/>
-              <w:left w:w="108" w:type="dxa"/>
-              <w:bottom w:w="108" w:type="dxa"/>
-              <w:right w:w="108" w:type="dxa"/>
-            </w:tcMar>
-          </w:tcPr>
-          <w:p>
-            <w:pPr>
-              <w:spacing w:before="40" w:after="40" w:lineRule="auto" w:line="276"/>
-              <w:jc w:val="both"/>
-            </w:pPr>
-            <w:r/>
-            <w:r>
-              <w:rPr>
-                <w:rFonts w:ascii="Times New Roman" w:hAnsi="Times New Roman" w:eastAsia="Times New Roman" w:cs="Times New Roman"/>
-                <w:b w:val="0"/>
-                <w:i w:val="0"/>
-                <w:sz w:val="22"/>
-              </w:rPr>
-              <w:t>Tín hiệu đời thực `sap_locked`</w:t>
-            </w:r>
-          </w:p>
-        </w:tc>
-        <w:tc>
-          <w:tcPr>
-            <w:tcW w:type="dxa" w:w="1814"/>
-            <w:vAlign w:val="top"/>
-            <w:tcMar>
-              <w:top w:w="108" w:type="dxa"/>
-              <w:left w:w="108" w:type="dxa"/>
-              <w:bottom w:w="108" w:type="dxa"/>
-              <w:right w:w="108" w:type="dxa"/>
-            </w:tcMar>
-          </w:tcPr>
-          <w:p>
-            <w:pPr>
-              <w:spacing w:before="40" w:after="40" w:lineRule="auto" w:line="276"/>
-              <w:jc w:val="both"/>
-            </w:pPr>
-            <w:r/>
-            <w:r>
-              <w:rPr>
-                <w:rFonts w:ascii="Times New Roman" w:hAnsi="Times New Roman" w:eastAsia="Times New Roman" w:cs="Times New Roman"/>
-                <w:b w:val="0"/>
-                <w:i w:val="0"/>
-                <w:sz w:val="22"/>
-              </w:rPr>
-              <w:t>SAP đã ký khóa trước khi xem dữ liệu</w:t>
-            </w:r>
-          </w:p>
-        </w:tc>
-        <w:tc>
-          <w:tcPr>
-            <w:tcW w:type="dxa" w:w="1814"/>
-            <w:vAlign w:val="top"/>
-            <w:tcMar>
-              <w:top w:w="108" w:type="dxa"/>
-              <w:left w:w="108" w:type="dxa"/>
-              <w:bottom w:w="108" w:type="dxa"/>
-              <w:right w:w="108" w:type="dxa"/>
-            </w:tcMar>
-          </w:tcPr>
-          <w:p>
-            <w:pPr>
-              <w:spacing w:before="40" w:after="40" w:lineRule="auto" w:line="276"/>
-              <w:jc w:val="both"/>
-            </w:pPr>
-            <w:r/>
-            <w:r>
-              <w:rPr>
-                <w:rFonts w:ascii="Times New Roman" w:hAnsi="Times New Roman" w:eastAsia="Times New Roman" w:cs="Times New Roman"/>
-                <w:b w:val="0"/>
-                <w:i w:val="0"/>
-                <w:sz w:val="22"/>
-              </w:rPr>
-              <w:t>Nguy cơ p-hacking/chọn phân tích theo kết quả.</w:t>
-            </w:r>
-          </w:p>
-        </w:tc>
-        <w:tc>
-          <w:tcPr>
-            <w:tcW w:type="dxa" w:w="1814"/>
-            <w:vAlign w:val="top"/>
-            <w:tcMar>
-              <w:top w:w="108" w:type="dxa"/>
-              <w:left w:w="108" w:type="dxa"/>
-              <w:bottom w:w="108" w:type="dxa"/>
-              <w:right w:w="108" w:type="dxa"/>
-            </w:tcMar>
-          </w:tcPr>
-          <w:p>
-            <w:pPr>
-              <w:spacing w:before="40" w:after="40" w:lineRule="auto" w:line="276"/>
-              <w:jc w:val="both"/>
-            </w:pPr>
-            <w:r/>
-            <w:r>
-              <w:rPr>
-                <w:rFonts w:ascii="Times New Roman" w:hAnsi="Times New Roman" w:eastAsia="Times New Roman" w:cs="Times New Roman"/>
-                <w:b w:val="0"/>
-                <w:i w:val="0"/>
-                <w:sz w:val="22"/>
-              </w:rPr>
-              <w:t>Chỉ soạn SAP; không mở dữ liệu/phân tích chính cho tới khi khóa.</w:t>
-            </w:r>
-          </w:p>
-        </w:tc>
-        <w:tc>
-          <w:tcPr>
-            <w:tcW w:type="dxa" w:w="1814"/>
-            <w:vAlign w:val="top"/>
-            <w:tcMar>
-              <w:top w:w="108" w:type="dxa"/>
-              <w:left w:w="108" w:type="dxa"/>
-              <w:bottom w:w="108" w:type="dxa"/>
-              <w:right w:w="108" w:type="dxa"/>
-            </w:tcMar>
-          </w:tcPr>
-          <w:p>
-            <w:pPr>
-              <w:spacing w:before="40" w:after="40" w:lineRule="auto" w:line="276"/>
-              <w:jc w:val="both"/>
-            </w:pPr>
-            <w:r/>
-            <w:r>
-              <w:rPr>
-                <w:rFonts w:ascii="Times New Roman" w:hAnsi="Times New Roman" w:eastAsia="Times New Roman" w:cs="Times New Roman"/>
-                <w:b w:val="0"/>
-                <w:i w:val="0"/>
-                <w:sz w:val="22"/>
-              </w:rPr>
-              <w:t>Chủ nhiệm đề tài + thống kê viên</w:t>
             </w:r>
           </w:p>
         </w:tc>

--- a/exports/hai-long-benh-nhan-C1a-BVQY175/DE_CUONG_THONG_NHAT_hai-long-benh-nhan-C1a-BVQY175.docx
+++ b/exports/hai-long-benh-nhan-C1a-BVQY175/DE_CUONG_THONG_NHAT_hai-long-benh-nhan-C1a-BVQY175.docx
@@ -248,7 +248,7 @@
           <w:i/>
           <w:sz w:val="22"/>
         </w:rPr>
-        <w:t xml:space="preserve"> Đề cương THỐNG NHẤT này do cổng G10 (assembler) lắp ráp TỰ ĐỘNG lúc 2026-10-17 17:26 từ checkpoint G0–G9 của đề tài `hai-long-benh-nhan-C1a-BVQY175`, theo mẫu 18 chương và ma trận bao phủ 24 thành phần protocol lõi của skill `nghien-cuu-y-khoa-chuan-quoc-te`. Dữ liệu cấu trúc (thiết kế, cỡ mẫu, công thức, đạo đức, chuẩn báo cáo, 16 PMID) lấy TỪ pipeline — không bịa. Mọi chỗ còn thiếu dữ liệu/thẩm quyền sẽ được đánh dấu NGAY TẠI ĐÓ bằng một trong các nhãn quy ước của skill (CẦN BỔ SUNG · CẦN XÁC NHẬN TẠI ĐƠN VỊ · DỰ THẢO · CẦN KIỂM CHỨNG NGUỒN CHÍNH THỨC — luôn đặt trong ngoặc vuông tại đúng vị trí thiếu). </w:t>
+        <w:t xml:space="preserve"> Đề cương THỐNG NHẤT này do cổng G10 (assembler) lắp ráp TỰ ĐỘNG lúc 2026-10-18 08:55 từ checkpoint G0–G9 của đề tài `hai-long-benh-nhan-C1a-BVQY175`, theo mẫu 18 chương và ma trận bao phủ 24 thành phần protocol lõi của skill `nghien-cuu-y-khoa-chuan-quoc-te`. Dữ liệu cấu trúc (thiết kế, cỡ mẫu, công thức, đạo đức, chuẩn báo cáo, 16 PMID) lấy TỪ pipeline — không bịa. Mọi chỗ còn thiếu dữ liệu/thẩm quyền sẽ được đánh dấu NGAY TẠI ĐÓ bằng một trong các nhãn quy ước của skill (CẦN BỔ SUNG · CẦN XÁC NHẬN TẠI ĐƠN VỊ · DỰ THẢO · CẦN KIỂM CHỨNG NGUỒN CHÍNH THỨC — luôn đặt trong ngoặc vuông tại đúng vị trí thiếu). </w:t>
       </w:r>
       <w:r>
         <w:rPr>
@@ -629,7 +629,7 @@
                 <w:i w:val="0"/>
                 <w:sz w:val="22"/>
               </w:rPr>
-              <w:t>Checkpoint G0, G1, G2, G3, G4; SAP version 1.0</w:t>
+              <w:t>Checkpoint G0, G1, G2, G3, G4; SAP version 1.3</w:t>
             </w:r>
           </w:p>
         </w:tc>
@@ -715,7 +715,7 @@
                 <w:i w:val="0"/>
                 <w:sz w:val="22"/>
               </w:rPr>
-              <w:t>NGUYỄN HÀ LUÂN (khối phát hành G10)</w:t>
+              <w:t>PI-C1A-01 (khối phát hành G10)</w:t>
             </w:r>
           </w:p>
         </w:tc>
@@ -1155,7 +1155,7 @@
                 <w:i w:val="0"/>
                 <w:sz w:val="22"/>
               </w:rPr>
-              <w:t>2026-10-17 17:26</w:t>
+              <w:t>2026-10-18 08:55</w:t>
             </w:r>
           </w:p>
         </w:tc>
@@ -5815,7 +5815,7 @@
           <w:i w:val="0"/>
           <w:sz w:val="26"/>
         </w:rPr>
-        <w:t>Bộ biến số CRF/REDCap (tự động từ G5):</w:t>
+        <w:t>Biến định trước:</w:t>
       </w:r>
       <w:r>
         <w:rPr>
@@ -5824,7 +5824,7 @@
           <w:i w:val="0"/>
           <w:sz w:val="26"/>
         </w:rPr>
-        <w:t xml:space="preserve"> 0 biến, chuyên khoa nhận diện = `generic`.</w:t>
+        <w:t xml:space="preserve"> 68 biến (study_meta.variables); CRF/REDCap dựng ở G5 sau phê duyệt.</w:t>
       </w:r>
     </w:p>
     <w:p>
@@ -6196,7 +6196,7 @@
           <w:i w:val="0"/>
           <w:sz w:val="26"/>
         </w:rPr>
-        <w:t xml:space="preserve"> Tuoi; GioiTinh; NoiCuTru; CoBHYT; LyDoKham; khunggio_kham; ngay_trong_tuan; suckhoe_tudanhgia; duoc_dung_bacsi; chuyenkhoa.</w:t>
+        <w:t xml:space="preserve"> Tuoi; GioiTinh; NoiCuTru; CoBHYT; LyDoKham; khunggio_kham; ngay_trong_tuan; suckhoe_tudanhgia; duoc_dung_bacsi.</w:t>
       </w:r>
     </w:p>
     <w:p>
@@ -6975,7 +6975,7 @@
           <w:i w:val="0"/>
           <w:sz w:val="26"/>
         </w:rPr>
-        <w:t xml:space="preserve"> 1.0 — trạng thái: PENDING — CHỜ BÁC SĨ KÝ SAP.</w:t>
+        <w:t xml:space="preserve"> 1.3 — trạng thái: đã khoá (chấm sống G4: PASS_G4_SAP_LOCKED).</w:t>
       </w:r>
     </w:p>
     <w:p>
@@ -13230,7 +13230,7 @@
                 <w:i w:val="0"/>
                 <w:sz w:val="22"/>
               </w:rPr>
-              <w:t>Biến định trước (69 biến — mục Biến số); CRF/REDCap dựng ở G5 sau phê duyệt</w:t>
+              <w:t>Biến định trước (68 biến — mục Biến số); CRF/REDCap dựng ở G5 sau phê duyệt</w:t>
             </w:r>
           </w:p>
         </w:tc>
@@ -13258,7 +13258,7 @@
                 <w:i w:val="0"/>
                 <w:sz w:val="22"/>
               </w:rPr>
-              <w:t>Thiết kế Nghiên cứu Cắt ngang Mô tả (Cross-sectional / Prevalence); SAP version 1.0 (PENDING — CHỜ BÁC SĨ KÝ SAP); mô tả + ước lượng chính kèm 95% CI/KTC 95%, không p-value đơn độc</w:t>
+              <w:t>Thiết kế Nghiên cứu Cắt ngang Mô tả (Cross-sectional / Prevalence); SAP version 1.3 (đã khoá (chấm sống G4: PASS_G4_SAP_LOCKED)); mô tả + ước lượng chính kèm 95% CI/KTC 95%, không p-value đơn độc</w:t>
             </w:r>
           </w:p>
         </w:tc>

--- a/exports/hai-long-benh-nhan-C1a-BVQY175/DE_CUONG_THONG_NHAT_hai-long-benh-nhan-C1a-BVQY175.docx
+++ b/exports/hai-long-benh-nhan-C1a-BVQY175/DE_CUONG_THONG_NHAT_hai-long-benh-nhan-C1a-BVQY175.docx
@@ -248,7 +248,7 @@
           <w:i/>
           <w:sz w:val="22"/>
         </w:rPr>
-        <w:t xml:space="preserve"> Đề cương THỐNG NHẤT này do cổng G10 (assembler) lắp ráp TỰ ĐỘNG lúc 2026-10-18 08:55 từ checkpoint G0–G9 của đề tài `hai-long-benh-nhan-C1a-BVQY175`, theo mẫu 18 chương và ma trận bao phủ 24 thành phần protocol lõi của skill `nghien-cuu-y-khoa-chuan-quoc-te`. Dữ liệu cấu trúc (thiết kế, cỡ mẫu, công thức, đạo đức, chuẩn báo cáo, 16 PMID) lấy TỪ pipeline — không bịa. Mọi chỗ còn thiếu dữ liệu/thẩm quyền sẽ được đánh dấu NGAY TẠI ĐÓ bằng một trong các nhãn quy ước của skill (CẦN BỔ SUNG · CẦN XÁC NHẬN TẠI ĐƠN VỊ · DỰ THẢO · CẦN KIỂM CHỨNG NGUỒN CHÍNH THỨC — luôn đặt trong ngoặc vuông tại đúng vị trí thiếu). </w:t>
+        <w:t xml:space="preserve"> Đề cương THỐNG NHẤT này do cổng G10 (assembler) lắp ráp TỰ ĐỘNG lúc 2026-10-28 19:19 từ checkpoint G0–G9 của đề tài `hai-long-benh-nhan-C1a-BVQY175`, theo mẫu 18 chương và ma trận bao phủ 24 thành phần protocol lõi của skill `nghien-cuu-y-khoa-chuan-quoc-te`. Dữ liệu cấu trúc (thiết kế, cỡ mẫu, công thức, đạo đức, chuẩn báo cáo, 16 PMID) lấy TỪ pipeline — không bịa. Mọi chỗ còn thiếu dữ liệu/thẩm quyền sẽ được đánh dấu NGAY TẠI ĐÓ bằng một trong các nhãn quy ước của skill (CẦN BỔ SUNG · CẦN XÁC NHẬN TẠI ĐƠN VỊ · DỰ THẢO · CẦN KIỂM CHỨNG NGUỒN CHÍNH THỨC — luôn đặt trong ngoặc vuông tại đúng vị trí thiếu). </w:t>
       </w:r>
       <w:r>
         <w:rPr>
@@ -629,7 +629,7 @@
                 <w:i w:val="0"/>
                 <w:sz w:val="22"/>
               </w:rPr>
-              <w:t>Checkpoint G0, G1, G2, G3, G4; SAP version 1.3</w:t>
+              <w:t>Checkpoint G0, G1, G2, G3, G4, G5; SAP version 1.4</w:t>
             </w:r>
           </w:p>
         </w:tc>
@@ -1155,7 +1155,7 @@
                 <w:i w:val="0"/>
                 <w:sz w:val="22"/>
               </w:rPr>
-              <w:t>2026-10-18 08:55</w:t>
+              <w:t>2026-10-28 19:19</w:t>
             </w:r>
           </w:p>
         </w:tc>
@@ -1183,7 +1183,7 @@
                 <w:i w:val="0"/>
                 <w:sz w:val="22"/>
               </w:rPr>
-              <w:t>G10 assembler từ G0, G1, G2, G3, G4</w:t>
+              <w:t>G10 assembler từ G0, G1, G2, G3, G4, G5</w:t>
             </w:r>
           </w:p>
         </w:tc>
@@ -2781,7 +2781,7 @@
                 <w:i w:val="0"/>
                 <w:sz w:val="22"/>
               </w:rPr>
-              <w:t>THIẾU</w:t>
+              <w:t>DỰ THẢO (ĐẠT guardrail)</w:t>
             </w:r>
           </w:p>
         </w:tc>
@@ -2923,7 +2923,7 @@
                 <w:i w:val="0"/>
                 <w:sz w:val="22"/>
               </w:rPr>
-              <w:t>THIẾU</w:t>
+              <w:t>DỰ THẢO (ĐẠT guardrail)</w:t>
             </w:r>
           </w:p>
         </w:tc>
@@ -3614,7 +3614,7 @@
           <w:i w:val="0"/>
           <w:sz w:val="26"/>
         </w:rPr>
-        <w:t>pipeline G5: THIẾU — Dữ liệu thật — phải làm sạch, giải quyết query và khóa trước phân tích chính</w:t>
+        <w:t>pipeline G5: DỰ THẢO (ĐẠT guardrail) — Dữ liệu thật — phải làm sạch, giải quyết query và khóa trước phân tích chính</w:t>
       </w:r>
     </w:p>
     <w:p>
@@ -4025,7 +4025,7 @@
                 <w:i w:val="0"/>
                 <w:sz w:val="22"/>
               </w:rPr>
-              <w:t>Chặn bởi: thiếu phê duyệt IRB thật; cổng skill G4 (Công cụ): THIẾU; cổng skill G5 (Triển khai): THIẾU</w:t>
+              <w:t>Chặn bởi: thiếu phê duyệt IRB thật</w:t>
             </w:r>
           </w:p>
         </w:tc>
@@ -4383,7 +4383,7 @@
           <w:i w:val="0"/>
           <w:sz w:val="26"/>
         </w:rPr>
-        <w:t xml:space="preserve"> 1000 đối tượng (đã bác sĩ/chủ nhiệm chốt; N tối thiểu tính toán: 808).</w:t>
+        <w:t xml:space="preserve"> 1000 đối tượng (đã bác sĩ/chủ nhiệm chốt; N tối thiểu tính toán: 630).</w:t>
       </w:r>
     </w:p>
     <w:p>
@@ -4790,7 +4790,7 @@
           <w:i w:val="0"/>
           <w:sz w:val="26"/>
         </w:rPr>
-        <w:t xml:space="preserve"> Theo đề cương §3.3–3.4: thời gian chờ dài hơn đi kèm hài lòng thấp hơn, khá nhất quán (PMID 34017606; PMID 39944421; PMID 40295132); người bệnh ở tỉnh khác/khoảng cách xa hơn và nhóm dùng dịch vụ theo yêu cầu có xu hướng hài lòng thấp hơn (PMID 34445940; PMID 40295132); học vấn cao hơn có thể đi kèm hài lòng thấp hơn — AOR 0,53, KTC 95% 0,28–0,98 ở Sierra Leone (PMID 40295132), chiều chưa nhất quán nên để ngỏ cả hai chiều; khảo sát đa trung tâm bằng bộ phiếu chuẩn quốc gia Việt Nam 2024 ghi nhận có BHYT, cư trú nông thôn, tái khám nhiều lần đi kèm hài lòng cao hơn (PMID 42625778). Giới hạn: đa số là nghiên cứu cắt ngang, quan hệ là liên quan không phải nhân quả; bộ phiếu Bộ Y tế không có lĩnh vực riêng cho chi phí dịch vụ theo yêu cầu; tra PubMed 30/08/2026 không thấy nghiên cứu trùng bối cảnh bệnh viện quân y. Trích dẫn đối chiếu ở Evidence Ledger G1 (A2b). Bổ sung 2026-10-11 (Crossref, tạp chí trong nước không lập chỉ mục PubMed): đã có khảo sát cắt ngang tại bệnh viện quân y — BV TƯQĐ 108 khối khám đa khoa (doi:10.52163/yhc.v64i1.573; doi:10.51298/vmj.v549i2.13771) và Khoa Khám bệnh theo yêu cầu (doi:10.52163/yhc.v67icd5.5018); ở khám theo yêu cầu BVĐK Thái Bình, hài lòng với thời gian chờ đợi là yếu tố gắn mạnh nhất với hài lòng chung (doi:10.51298/vmj.v540i1.10302 — số liệu ở danh mục đọc G0; tạp chí không lập chỉ mục PubMed); thời gian chờ đo trực tiếp từ 60 phút trở lên đi kèm tỷ lệ không hài lòng/bình thường cao hơn (34,4% so với 14,1%; doi:10.52163/yhc.v67i7.5934). Câu «không thấy nghiên cứu trùng bối cảnh bệnh viện quân y» ở trên chỉ đúng với PubMed.</w:t>
+        <w:t xml:space="preserve"> Theo đề cương §3.3–3.4: thời gian chờ dài hơn đi kèm hài lòng thấp hơn, khá nhất quán (PMID 34017606; PMID 40295132); một khảo sát cắt ngang 1.298 người bệnh ngoại trú tại bệnh viện tuyến ba ở Ấn Độ chỉ nêu thời gian chờ và giao tiếp là điểm cần cải thiện, tóm tắt không báo ước lượng liên quan (PMID 39944421); người bệnh ở tỉnh khác/khoảng cách xa hơn và nhóm dùng dịch vụ theo yêu cầu có xu hướng hài lòng thấp hơn (PMID 34445940; PMID 40295132); học vấn cao hơn có thể đi kèm hài lòng thấp hơn — AOR 0,53, KTC 95% 0,28–0,98 ở Sierra Leone (PMID 40295132), chiều chưa nhất quán nên để ngỏ cả hai chiều; khảo sát đa trung tâm bằng bộ phiếu chuẩn quốc gia Việt Nam 2024 ghi nhận có BHYT, cư trú nông thôn, tái khám nhiều lần đi kèm hài lòng cao hơn (PMID 42625778). Giới hạn: đa số là nghiên cứu cắt ngang, quan hệ là liên quan không phải nhân quả; bộ phiếu Bộ Y tế không có lĩnh vực riêng cho chi phí dịch vụ theo yêu cầu; tra PubMed 30/08/2026 không thấy nghiên cứu trùng bối cảnh bệnh viện quân y. Trích dẫn đối chiếu ở Evidence Ledger G1 (A2b). Bổ sung 2026-10-11 (Crossref, tạp chí trong nước không lập chỉ mục PubMed): đã có khảo sát cắt ngang tại bệnh viện quân y — BV TƯQĐ 108 khối khám đa khoa (doi:10.52163/yhc.v64i1.573; doi:10.51298/vmj.v549i2.13771) và Khoa Khám bệnh theo yêu cầu (doi:10.52163/yhc.v67icd5.5018); ở khám theo yêu cầu BVĐK Thái Bình, hài lòng với thời gian chờ đợi là yếu tố gắn mạnh nhất với hài lòng chung (doi:10.51298/vmj.v540i1.10302 — số liệu ở danh mục đọc G0; tạp chí không lập chỉ mục PubMed); thời gian chờ đo trực tiếp tăng theo số dịch vụ cận lâm sàng; tỷ lệ không hài lòng/bình thường cao hơn ở nhóm có TỔNG thời gian khám từ 60 phút trở lên so với nhóm dưới 60 phút (34,4% so với 14,1%; doi:10.52163/yhc.v67i7.5934 — biến là thời gian khám, không phải riêng thời gian chờ). Câu «không thấy nghiên cứu trùng bối cảnh bệnh viện quân y» ở trên chỉ đúng với PubMed.</w:t>
       </w:r>
     </w:p>
     <w:p>
@@ -5184,6 +5184,30 @@
           <w:sz w:val="26"/>
         </w:rPr>
         <w:t xml:space="preserve"> DESCRIPTIVE_PRECISION — nghiên cứu mô tả: cỡ mẫu theo độ chính xác của ước lượng (khoảng tin cậy), không kiểm định giả thuyết so sánh nên không có biên Δ.</w:t>
+      </w:r>
+    </w:p>
+    <w:p>
+      <w:pPr>
+        <w:spacing w:before="0" w:after="160" w:lineRule="auto" w:line="360"/>
+        <w:jc w:val="both"/>
+      </w:pPr>
+      <w:r>
+        <w:rPr>
+          <w:rFonts w:ascii="Times New Roman" w:hAnsi="Times New Roman" w:eastAsia="Times New Roman" w:cs="Times New Roman"/>
+          <w:b/>
+          <w:i w:val="0"/>
+          <w:sz w:val="26"/>
+        </w:rPr>
+        <w:t>Giả thuyết mục tiêu phụ (định trước, chốt ở G0):</w:t>
+      </w:r>
+      <w:r>
+        <w:rPr>
+          <w:rFonts w:ascii="Times New Roman" w:hAnsi="Times New Roman" w:eastAsia="Times New Roman" w:cs="Times New Roman"/>
+          <w:b w:val="0"/>
+          <w:i w:val="0"/>
+          <w:sz w:val="26"/>
+        </w:rPr>
+        <w:t xml:space="preserve"> MT2: H0: OR chung = 1; H1: OR chung ≠ 1, hai phía, α = 0,05; mô hình logistic thứ tự là mô hình chính; lực theo Whitehead ở n hiệu dụng khoảng 612 (850 phiếu phân tích ÷ DE 1,39, CV cỡ chùm 0,14; độ nhạy CV 1,0: khoảng 478)</w:t>
       </w:r>
     </w:p>
     <w:p>
@@ -5735,23 +5759,7 @@
           <w:i w:val="0"/>
           <w:sz w:val="26"/>
         </w:rPr>
-        <w:t>Đã tham gia nghiên cứu này ở lượt trước trong cùng kỳ (chống trùng)</w:t>
-      </w:r>
-    </w:p>
-    <w:p>
-      <w:pPr>
-        <w:pStyle w:val="ListBullet"/>
-        <w:spacing w:before="0" w:after="80" w:lineRule="auto" w:line="360"/>
-        <w:jc w:val="both"/>
-      </w:pPr>
-      <w:r>
-        <w:rPr>
-          <w:rFonts w:ascii="Times New Roman" w:hAnsi="Times New Roman" w:eastAsia="Times New Roman" w:cs="Times New Roman"/>
-          <w:b w:val="0"/>
-          <w:i w:val="0"/>
-          <w:sz w:val="26"/>
-        </w:rPr>
-        <w:t>Phiếu khuyết dữ liệu vượt ngưỡng cho phép (biến PhieuHopLe, mục 4.10)</w:t>
+        <w:t>Đã tham gia nghiên cứu trước đó (kể cả phỏng vấn nhận thức hoặc khảo sát thử ở pha phát triển bộ câu hỏi; chống trùng — mục 4.3.2 đề cương)</w:t>
       </w:r>
     </w:p>
     <w:p>
@@ -5815,7 +5823,7 @@
           <w:i w:val="0"/>
           <w:sz w:val="26"/>
         </w:rPr>
-        <w:t>Biến định trước:</w:t>
+        <w:t>Bộ biến số CRF/REDCap (tự động từ G5):</w:t>
       </w:r>
       <w:r>
         <w:rPr>
@@ -5824,9 +5832,4219 @@
           <w:i w:val="0"/>
           <w:sz w:val="26"/>
         </w:rPr>
-        <w:t xml:space="preserve"> 68 biến (study_meta.variables); CRF/REDCap dựng ở G5 sau phê duyệt.</w:t>
+        <w:t xml:space="preserve"> 71 biến, chuyên khoa nhận diện = `bo_bien_rieng`.</w:t>
       </w:r>
     </w:p>
+    <w:p>
+      <w:pPr>
+        <w:spacing w:before="0" w:after="160" w:lineRule="auto" w:line="360"/>
+        <w:jc w:val="both"/>
+      </w:pPr>
+      <w:r>
+        <w:rPr>
+          <w:rFonts w:ascii="Times New Roman" w:hAnsi="Times New Roman" w:eastAsia="Times New Roman" w:cs="Times New Roman"/>
+          <w:b w:val="0"/>
+          <w:i w:val="0"/>
+          <w:sz w:val="26"/>
+        </w:rPr>
+        <w:t>Danh sách trường CRF hiện có:</w:t>
+      </w:r>
+    </w:p>
+    <w:tbl>
+      <w:tblPr>
+        <w:tblStyle w:val="TableGrid"/>
+        <w:tblW w:type="auto" w:w="0"/>
+        <w:jc w:val="center"/>
+        <w:tblLayout w:type="fixed"/>
+        <w:tblLook w:firstColumn="1" w:firstRow="1" w:lastColumn="0" w:lastRow="0" w:noHBand="0" w:noVBand="1" w:val="04A0"/>
+      </w:tblPr>
+      <w:tblGrid>
+        <w:gridCol w:w="4535"/>
+        <w:gridCol w:w="4535"/>
+      </w:tblGrid>
+      <w:tr>
+        <w:trPr>
+          <w:tblHeader w:val="true"/>
+        </w:trPr>
+        <w:tc>
+          <w:tcPr>
+            <w:tcW w:type="dxa" w:w="4536"/>
+            <w:vAlign w:val="top"/>
+            <w:tcMar>
+              <w:top w:w="108" w:type="dxa"/>
+              <w:left w:w="108" w:type="dxa"/>
+              <w:bottom w:w="108" w:type="dxa"/>
+              <w:right w:w="108" w:type="dxa"/>
+            </w:tcMar>
+            <w:shd w:fill="D9EAF7"/>
+          </w:tcPr>
+          <w:p>
+            <w:pPr>
+              <w:spacing w:before="40" w:after="40" w:lineRule="auto" w:line="276"/>
+              <w:jc w:val="center"/>
+            </w:pPr>
+            <w:r/>
+            <w:r>
+              <w:rPr>
+                <w:rFonts w:ascii="Times New Roman" w:hAnsi="Times New Roman" w:eastAsia="Times New Roman" w:cs="Times New Roman"/>
+                <w:b/>
+                <w:i w:val="0"/>
+                <w:sz w:val="22"/>
+              </w:rPr>
+              <w:t>#</w:t>
+            </w:r>
+          </w:p>
+        </w:tc>
+        <w:tc>
+          <w:tcPr>
+            <w:tcW w:type="dxa" w:w="4536"/>
+            <w:vAlign w:val="top"/>
+            <w:tcMar>
+              <w:top w:w="108" w:type="dxa"/>
+              <w:left w:w="108" w:type="dxa"/>
+              <w:bottom w:w="108" w:type="dxa"/>
+              <w:right w:w="108" w:type="dxa"/>
+            </w:tcMar>
+            <w:shd w:fill="D9EAF7"/>
+          </w:tcPr>
+          <w:p>
+            <w:pPr>
+              <w:spacing w:before="40" w:after="40" w:lineRule="auto" w:line="276"/>
+              <w:jc w:val="center"/>
+            </w:pPr>
+            <w:r/>
+            <w:r>
+              <w:rPr>
+                <w:rFonts w:ascii="Times New Roman" w:hAnsi="Times New Roman" w:eastAsia="Times New Roman" w:cs="Times New Roman"/>
+                <w:b/>
+                <w:i w:val="0"/>
+                <w:sz w:val="22"/>
+              </w:rPr>
+              <w:t>Tên trường CRF</w:t>
+            </w:r>
+          </w:p>
+        </w:tc>
+      </w:tr>
+      <w:tr>
+        <w:tc>
+          <w:tcPr>
+            <w:tcW w:type="dxa" w:w="4536"/>
+            <w:vAlign w:val="top"/>
+            <w:tcMar>
+              <w:top w:w="108" w:type="dxa"/>
+              <w:left w:w="108" w:type="dxa"/>
+              <w:bottom w:w="108" w:type="dxa"/>
+              <w:right w:w="108" w:type="dxa"/>
+            </w:tcMar>
+          </w:tcPr>
+          <w:p>
+            <w:pPr>
+              <w:spacing w:before="40" w:after="40" w:lineRule="auto" w:line="276"/>
+              <w:jc w:val="both"/>
+            </w:pPr>
+            <w:r/>
+            <w:r>
+              <w:rPr>
+                <w:rFonts w:ascii="Times New Roman" w:hAnsi="Times New Roman" w:eastAsia="Times New Roman" w:cs="Times New Roman"/>
+                <w:b w:val="0"/>
+                <w:i w:val="0"/>
+                <w:sz w:val="22"/>
+              </w:rPr>
+              <w:t>1</w:t>
+            </w:r>
+          </w:p>
+        </w:tc>
+        <w:tc>
+          <w:tcPr>
+            <w:tcW w:type="dxa" w:w="4536"/>
+            <w:vAlign w:val="top"/>
+            <w:tcMar>
+              <w:top w:w="108" w:type="dxa"/>
+              <w:left w:w="108" w:type="dxa"/>
+              <w:bottom w:w="108" w:type="dxa"/>
+              <w:right w:w="108" w:type="dxa"/>
+            </w:tcMar>
+          </w:tcPr>
+          <w:p>
+            <w:pPr>
+              <w:spacing w:before="40" w:after="40" w:lineRule="auto" w:line="276"/>
+              <w:jc w:val="both"/>
+            </w:pPr>
+            <w:r/>
+            <w:r>
+              <w:rPr>
+                <w:rFonts w:ascii="Times New Roman" w:hAnsi="Times New Roman" w:eastAsia="Times New Roman" w:cs="Times New Roman"/>
+                <w:b w:val="0"/>
+                <w:i w:val="0"/>
+                <w:sz w:val="22"/>
+              </w:rPr>
+              <w:t>`record_id`</w:t>
+            </w:r>
+          </w:p>
+        </w:tc>
+      </w:tr>
+      <w:tr>
+        <w:tc>
+          <w:tcPr>
+            <w:tcW w:type="dxa" w:w="4536"/>
+            <w:vAlign w:val="top"/>
+            <w:tcMar>
+              <w:top w:w="108" w:type="dxa"/>
+              <w:left w:w="108" w:type="dxa"/>
+              <w:bottom w:w="108" w:type="dxa"/>
+              <w:right w:w="108" w:type="dxa"/>
+            </w:tcMar>
+          </w:tcPr>
+          <w:p>
+            <w:pPr>
+              <w:spacing w:before="40" w:after="40" w:lineRule="auto" w:line="276"/>
+              <w:jc w:val="both"/>
+            </w:pPr>
+            <w:r/>
+            <w:r>
+              <w:rPr>
+                <w:rFonts w:ascii="Times New Roman" w:hAnsi="Times New Roman" w:eastAsia="Times New Roman" w:cs="Times New Roman"/>
+                <w:b w:val="0"/>
+                <w:i w:val="0"/>
+                <w:sz w:val="22"/>
+              </w:rPr>
+              <w:t>2</w:t>
+            </w:r>
+          </w:p>
+        </w:tc>
+        <w:tc>
+          <w:tcPr>
+            <w:tcW w:type="dxa" w:w="4536"/>
+            <w:vAlign w:val="top"/>
+            <w:tcMar>
+              <w:top w:w="108" w:type="dxa"/>
+              <w:left w:w="108" w:type="dxa"/>
+              <w:bottom w:w="108" w:type="dxa"/>
+              <w:right w:w="108" w:type="dxa"/>
+            </w:tcMar>
+          </w:tcPr>
+          <w:p>
+            <w:pPr>
+              <w:spacing w:before="40" w:after="40" w:lineRule="auto" w:line="276"/>
+              <w:jc w:val="both"/>
+            </w:pPr>
+            <w:r/>
+            <w:r>
+              <w:rPr>
+                <w:rFonts w:ascii="Times New Roman" w:hAnsi="Times New Roman" w:eastAsia="Times New Roman" w:cs="Times New Roman"/>
+                <w:b w:val="0"/>
+                <w:i w:val="0"/>
+                <w:sz w:val="22"/>
+              </w:rPr>
+              <w:t>`mode_tra_loi`</w:t>
+            </w:r>
+          </w:p>
+        </w:tc>
+      </w:tr>
+      <w:tr>
+        <w:tc>
+          <w:tcPr>
+            <w:tcW w:type="dxa" w:w="4536"/>
+            <w:vAlign w:val="top"/>
+            <w:tcMar>
+              <w:top w:w="108" w:type="dxa"/>
+              <w:left w:w="108" w:type="dxa"/>
+              <w:bottom w:w="108" w:type="dxa"/>
+              <w:right w:w="108" w:type="dxa"/>
+            </w:tcMar>
+          </w:tcPr>
+          <w:p>
+            <w:pPr>
+              <w:spacing w:before="40" w:after="40" w:lineRule="auto" w:line="276"/>
+              <w:jc w:val="both"/>
+            </w:pPr>
+            <w:r/>
+            <w:r>
+              <w:rPr>
+                <w:rFonts w:ascii="Times New Roman" w:hAnsi="Times New Roman" w:eastAsia="Times New Roman" w:cs="Times New Roman"/>
+                <w:b w:val="0"/>
+                <w:i w:val="0"/>
+                <w:sz w:val="22"/>
+              </w:rPr>
+              <w:t>3</w:t>
+            </w:r>
+          </w:p>
+        </w:tc>
+        <w:tc>
+          <w:tcPr>
+            <w:tcW w:type="dxa" w:w="4536"/>
+            <w:vAlign w:val="top"/>
+            <w:tcMar>
+              <w:top w:w="108" w:type="dxa"/>
+              <w:left w:w="108" w:type="dxa"/>
+              <w:bottom w:w="108" w:type="dxa"/>
+              <w:right w:w="108" w:type="dxa"/>
+            </w:tcMar>
+          </w:tcPr>
+          <w:p>
+            <w:pPr>
+              <w:spacing w:before="40" w:after="40" w:lineRule="auto" w:line="276"/>
+              <w:jc w:val="both"/>
+            </w:pPr>
+            <w:r/>
+            <w:r>
+              <w:rPr>
+                <w:rFonts w:ascii="Times New Roman" w:hAnsi="Times New Roman" w:eastAsia="Times New Roman" w:cs="Times New Roman"/>
+                <w:b w:val="0"/>
+                <w:i w:val="0"/>
+                <w:sz w:val="22"/>
+              </w:rPr>
+              <w:t>`tuoi`</w:t>
+            </w:r>
+          </w:p>
+        </w:tc>
+      </w:tr>
+      <w:tr>
+        <w:tc>
+          <w:tcPr>
+            <w:tcW w:type="dxa" w:w="4536"/>
+            <w:vAlign w:val="top"/>
+            <w:tcMar>
+              <w:top w:w="108" w:type="dxa"/>
+              <w:left w:w="108" w:type="dxa"/>
+              <w:bottom w:w="108" w:type="dxa"/>
+              <w:right w:w="108" w:type="dxa"/>
+            </w:tcMar>
+          </w:tcPr>
+          <w:p>
+            <w:pPr>
+              <w:spacing w:before="40" w:after="40" w:lineRule="auto" w:line="276"/>
+              <w:jc w:val="both"/>
+            </w:pPr>
+            <w:r/>
+            <w:r>
+              <w:rPr>
+                <w:rFonts w:ascii="Times New Roman" w:hAnsi="Times New Roman" w:eastAsia="Times New Roman" w:cs="Times New Roman"/>
+                <w:b w:val="0"/>
+                <w:i w:val="0"/>
+                <w:sz w:val="22"/>
+              </w:rPr>
+              <w:t>4</w:t>
+            </w:r>
+          </w:p>
+        </w:tc>
+        <w:tc>
+          <w:tcPr>
+            <w:tcW w:type="dxa" w:w="4536"/>
+            <w:vAlign w:val="top"/>
+            <w:tcMar>
+              <w:top w:w="108" w:type="dxa"/>
+              <w:left w:w="108" w:type="dxa"/>
+              <w:bottom w:w="108" w:type="dxa"/>
+              <w:right w:w="108" w:type="dxa"/>
+            </w:tcMar>
+          </w:tcPr>
+          <w:p>
+            <w:pPr>
+              <w:spacing w:before="40" w:after="40" w:lineRule="auto" w:line="276"/>
+              <w:jc w:val="both"/>
+            </w:pPr>
+            <w:r/>
+            <w:r>
+              <w:rPr>
+                <w:rFonts w:ascii="Times New Roman" w:hAnsi="Times New Roman" w:eastAsia="Times New Roman" w:cs="Times New Roman"/>
+                <w:b w:val="0"/>
+                <w:i w:val="0"/>
+                <w:sz w:val="22"/>
+              </w:rPr>
+              <w:t>`gioitinh`</w:t>
+            </w:r>
+          </w:p>
+        </w:tc>
+      </w:tr>
+      <w:tr>
+        <w:tc>
+          <w:tcPr>
+            <w:tcW w:type="dxa" w:w="4536"/>
+            <w:vAlign w:val="top"/>
+            <w:tcMar>
+              <w:top w:w="108" w:type="dxa"/>
+              <w:left w:w="108" w:type="dxa"/>
+              <w:bottom w:w="108" w:type="dxa"/>
+              <w:right w:w="108" w:type="dxa"/>
+            </w:tcMar>
+          </w:tcPr>
+          <w:p>
+            <w:pPr>
+              <w:spacing w:before="40" w:after="40" w:lineRule="auto" w:line="276"/>
+              <w:jc w:val="both"/>
+            </w:pPr>
+            <w:r/>
+            <w:r>
+              <w:rPr>
+                <w:rFonts w:ascii="Times New Roman" w:hAnsi="Times New Roman" w:eastAsia="Times New Roman" w:cs="Times New Roman"/>
+                <w:b w:val="0"/>
+                <w:i w:val="0"/>
+                <w:sz w:val="22"/>
+              </w:rPr>
+              <w:t>5</w:t>
+            </w:r>
+          </w:p>
+        </w:tc>
+        <w:tc>
+          <w:tcPr>
+            <w:tcW w:type="dxa" w:w="4536"/>
+            <w:vAlign w:val="top"/>
+            <w:tcMar>
+              <w:top w:w="108" w:type="dxa"/>
+              <w:left w:w="108" w:type="dxa"/>
+              <w:bottom w:w="108" w:type="dxa"/>
+              <w:right w:w="108" w:type="dxa"/>
+            </w:tcMar>
+          </w:tcPr>
+          <w:p>
+            <w:pPr>
+              <w:spacing w:before="40" w:after="40" w:lineRule="auto" w:line="276"/>
+              <w:jc w:val="both"/>
+            </w:pPr>
+            <w:r/>
+            <w:r>
+              <w:rPr>
+                <w:rFonts w:ascii="Times New Roman" w:hAnsi="Times New Roman" w:eastAsia="Times New Roman" w:cs="Times New Roman"/>
+                <w:b w:val="0"/>
+                <w:i w:val="0"/>
+                <w:sz w:val="22"/>
+              </w:rPr>
+              <w:t>`trinhdohocvan`</w:t>
+            </w:r>
+          </w:p>
+        </w:tc>
+      </w:tr>
+      <w:tr>
+        <w:tc>
+          <w:tcPr>
+            <w:tcW w:type="dxa" w:w="4536"/>
+            <w:vAlign w:val="top"/>
+            <w:tcMar>
+              <w:top w:w="108" w:type="dxa"/>
+              <w:left w:w="108" w:type="dxa"/>
+              <w:bottom w:w="108" w:type="dxa"/>
+              <w:right w:w="108" w:type="dxa"/>
+            </w:tcMar>
+          </w:tcPr>
+          <w:p>
+            <w:pPr>
+              <w:spacing w:before="40" w:after="40" w:lineRule="auto" w:line="276"/>
+              <w:jc w:val="both"/>
+            </w:pPr>
+            <w:r/>
+            <w:r>
+              <w:rPr>
+                <w:rFonts w:ascii="Times New Roman" w:hAnsi="Times New Roman" w:eastAsia="Times New Roman" w:cs="Times New Roman"/>
+                <w:b w:val="0"/>
+                <w:i w:val="0"/>
+                <w:sz w:val="22"/>
+              </w:rPr>
+              <w:t>6</w:t>
+            </w:r>
+          </w:p>
+        </w:tc>
+        <w:tc>
+          <w:tcPr>
+            <w:tcW w:type="dxa" w:w="4536"/>
+            <w:vAlign w:val="top"/>
+            <w:tcMar>
+              <w:top w:w="108" w:type="dxa"/>
+              <w:left w:w="108" w:type="dxa"/>
+              <w:bottom w:w="108" w:type="dxa"/>
+              <w:right w:w="108" w:type="dxa"/>
+            </w:tcMar>
+          </w:tcPr>
+          <w:p>
+            <w:pPr>
+              <w:spacing w:before="40" w:after="40" w:lineRule="auto" w:line="276"/>
+              <w:jc w:val="both"/>
+            </w:pPr>
+            <w:r/>
+            <w:r>
+              <w:rPr>
+                <w:rFonts w:ascii="Times New Roman" w:hAnsi="Times New Roman" w:eastAsia="Times New Roman" w:cs="Times New Roman"/>
+                <w:b w:val="0"/>
+                <w:i w:val="0"/>
+                <w:sz w:val="22"/>
+              </w:rPr>
+              <w:t>`nghenghiep`</w:t>
+            </w:r>
+          </w:p>
+        </w:tc>
+      </w:tr>
+      <w:tr>
+        <w:tc>
+          <w:tcPr>
+            <w:tcW w:type="dxa" w:w="4536"/>
+            <w:vAlign w:val="top"/>
+            <w:tcMar>
+              <w:top w:w="108" w:type="dxa"/>
+              <w:left w:w="108" w:type="dxa"/>
+              <w:bottom w:w="108" w:type="dxa"/>
+              <w:right w:w="108" w:type="dxa"/>
+            </w:tcMar>
+          </w:tcPr>
+          <w:p>
+            <w:pPr>
+              <w:spacing w:before="40" w:after="40" w:lineRule="auto" w:line="276"/>
+              <w:jc w:val="both"/>
+            </w:pPr>
+            <w:r/>
+            <w:r>
+              <w:rPr>
+                <w:rFonts w:ascii="Times New Roman" w:hAnsi="Times New Roman" w:eastAsia="Times New Roman" w:cs="Times New Roman"/>
+                <w:b w:val="0"/>
+                <w:i w:val="0"/>
+                <w:sz w:val="22"/>
+              </w:rPr>
+              <w:t>7</w:t>
+            </w:r>
+          </w:p>
+        </w:tc>
+        <w:tc>
+          <w:tcPr>
+            <w:tcW w:type="dxa" w:w="4536"/>
+            <w:vAlign w:val="top"/>
+            <w:tcMar>
+              <w:top w:w="108" w:type="dxa"/>
+              <w:left w:w="108" w:type="dxa"/>
+              <w:bottom w:w="108" w:type="dxa"/>
+              <w:right w:w="108" w:type="dxa"/>
+            </w:tcMar>
+          </w:tcPr>
+          <w:p>
+            <w:pPr>
+              <w:spacing w:before="40" w:after="40" w:lineRule="auto" w:line="276"/>
+              <w:jc w:val="both"/>
+            </w:pPr>
+            <w:r/>
+            <w:r>
+              <w:rPr>
+                <w:rFonts w:ascii="Times New Roman" w:hAnsi="Times New Roman" w:eastAsia="Times New Roman" w:cs="Times New Roman"/>
+                <w:b w:val="0"/>
+                <w:i w:val="0"/>
+                <w:sz w:val="22"/>
+              </w:rPr>
+              <w:t>`nghenghiepkhac`</w:t>
+            </w:r>
+          </w:p>
+        </w:tc>
+      </w:tr>
+      <w:tr>
+        <w:tc>
+          <w:tcPr>
+            <w:tcW w:type="dxa" w:w="4536"/>
+            <w:vAlign w:val="top"/>
+            <w:tcMar>
+              <w:top w:w="108" w:type="dxa"/>
+              <w:left w:w="108" w:type="dxa"/>
+              <w:bottom w:w="108" w:type="dxa"/>
+              <w:right w:w="108" w:type="dxa"/>
+            </w:tcMar>
+          </w:tcPr>
+          <w:p>
+            <w:pPr>
+              <w:spacing w:before="40" w:after="40" w:lineRule="auto" w:line="276"/>
+              <w:jc w:val="both"/>
+            </w:pPr>
+            <w:r/>
+            <w:r>
+              <w:rPr>
+                <w:rFonts w:ascii="Times New Roman" w:hAnsi="Times New Roman" w:eastAsia="Times New Roman" w:cs="Times New Roman"/>
+                <w:b w:val="0"/>
+                <w:i w:val="0"/>
+                <w:sz w:val="22"/>
+              </w:rPr>
+              <w:t>8</w:t>
+            </w:r>
+          </w:p>
+        </w:tc>
+        <w:tc>
+          <w:tcPr>
+            <w:tcW w:type="dxa" w:w="4536"/>
+            <w:vAlign w:val="top"/>
+            <w:tcMar>
+              <w:top w:w="108" w:type="dxa"/>
+              <w:left w:w="108" w:type="dxa"/>
+              <w:bottom w:w="108" w:type="dxa"/>
+              <w:right w:w="108" w:type="dxa"/>
+            </w:tcMar>
+          </w:tcPr>
+          <w:p>
+            <w:pPr>
+              <w:spacing w:before="40" w:after="40" w:lineRule="auto" w:line="276"/>
+              <w:jc w:val="both"/>
+            </w:pPr>
+            <w:r/>
+            <w:r>
+              <w:rPr>
+                <w:rFonts w:ascii="Times New Roman" w:hAnsi="Times New Roman" w:eastAsia="Times New Roman" w:cs="Times New Roman"/>
+                <w:b w:val="0"/>
+                <w:i w:val="0"/>
+                <w:sz w:val="22"/>
+              </w:rPr>
+              <w:t>`tinhtranghonnhan`</w:t>
+            </w:r>
+          </w:p>
+        </w:tc>
+      </w:tr>
+      <w:tr>
+        <w:tc>
+          <w:tcPr>
+            <w:tcW w:type="dxa" w:w="4536"/>
+            <w:vAlign w:val="top"/>
+            <w:tcMar>
+              <w:top w:w="108" w:type="dxa"/>
+              <w:left w:w="108" w:type="dxa"/>
+              <w:bottom w:w="108" w:type="dxa"/>
+              <w:right w:w="108" w:type="dxa"/>
+            </w:tcMar>
+          </w:tcPr>
+          <w:p>
+            <w:pPr>
+              <w:spacing w:before="40" w:after="40" w:lineRule="auto" w:line="276"/>
+              <w:jc w:val="both"/>
+            </w:pPr>
+            <w:r/>
+            <w:r>
+              <w:rPr>
+                <w:rFonts w:ascii="Times New Roman" w:hAnsi="Times New Roman" w:eastAsia="Times New Roman" w:cs="Times New Roman"/>
+                <w:b w:val="0"/>
+                <w:i w:val="0"/>
+                <w:sz w:val="22"/>
+              </w:rPr>
+              <w:t>9</w:t>
+            </w:r>
+          </w:p>
+        </w:tc>
+        <w:tc>
+          <w:tcPr>
+            <w:tcW w:type="dxa" w:w="4536"/>
+            <w:vAlign w:val="top"/>
+            <w:tcMar>
+              <w:top w:w="108" w:type="dxa"/>
+              <w:left w:w="108" w:type="dxa"/>
+              <w:bottom w:w="108" w:type="dxa"/>
+              <w:right w:w="108" w:type="dxa"/>
+            </w:tcMar>
+          </w:tcPr>
+          <w:p>
+            <w:pPr>
+              <w:spacing w:before="40" w:after="40" w:lineRule="auto" w:line="276"/>
+              <w:jc w:val="both"/>
+            </w:pPr>
+            <w:r/>
+            <w:r>
+              <w:rPr>
+                <w:rFonts w:ascii="Times New Roman" w:hAnsi="Times New Roman" w:eastAsia="Times New Roman" w:cs="Times New Roman"/>
+                <w:b w:val="0"/>
+                <w:i w:val="0"/>
+                <w:sz w:val="22"/>
+              </w:rPr>
+              <w:t>`noicutru`</w:t>
+            </w:r>
+          </w:p>
+        </w:tc>
+      </w:tr>
+      <w:tr>
+        <w:tc>
+          <w:tcPr>
+            <w:tcW w:type="dxa" w:w="4536"/>
+            <w:vAlign w:val="top"/>
+            <w:tcMar>
+              <w:top w:w="108" w:type="dxa"/>
+              <w:left w:w="108" w:type="dxa"/>
+              <w:bottom w:w="108" w:type="dxa"/>
+              <w:right w:w="108" w:type="dxa"/>
+            </w:tcMar>
+          </w:tcPr>
+          <w:p>
+            <w:pPr>
+              <w:spacing w:before="40" w:after="40" w:lineRule="auto" w:line="276"/>
+              <w:jc w:val="both"/>
+            </w:pPr>
+            <w:r/>
+            <w:r>
+              <w:rPr>
+                <w:rFonts w:ascii="Times New Roman" w:hAnsi="Times New Roman" w:eastAsia="Times New Roman" w:cs="Times New Roman"/>
+                <w:b w:val="0"/>
+                <w:i w:val="0"/>
+                <w:sz w:val="22"/>
+              </w:rPr>
+              <w:t>10</w:t>
+            </w:r>
+          </w:p>
+        </w:tc>
+        <w:tc>
+          <w:tcPr>
+            <w:tcW w:type="dxa" w:w="4536"/>
+            <w:vAlign w:val="top"/>
+            <w:tcMar>
+              <w:top w:w="108" w:type="dxa"/>
+              <w:left w:w="108" w:type="dxa"/>
+              <w:bottom w:w="108" w:type="dxa"/>
+              <w:right w:w="108" w:type="dxa"/>
+            </w:tcMar>
+          </w:tcPr>
+          <w:p>
+            <w:pPr>
+              <w:spacing w:before="40" w:after="40" w:lineRule="auto" w:line="276"/>
+              <w:jc w:val="both"/>
+            </w:pPr>
+            <w:r/>
+            <w:r>
+              <w:rPr>
+                <w:rFonts w:ascii="Times New Roman" w:hAnsi="Times New Roman" w:eastAsia="Times New Roman" w:cs="Times New Roman"/>
+                <w:b w:val="0"/>
+                <w:i w:val="0"/>
+                <w:sz w:val="22"/>
+              </w:rPr>
+              <w:t>`khoangcachnhabv`</w:t>
+            </w:r>
+          </w:p>
+        </w:tc>
+      </w:tr>
+      <w:tr>
+        <w:tc>
+          <w:tcPr>
+            <w:tcW w:type="dxa" w:w="4536"/>
+            <w:vAlign w:val="top"/>
+            <w:tcMar>
+              <w:top w:w="108" w:type="dxa"/>
+              <w:left w:w="108" w:type="dxa"/>
+              <w:bottom w:w="108" w:type="dxa"/>
+              <w:right w:w="108" w:type="dxa"/>
+            </w:tcMar>
+          </w:tcPr>
+          <w:p>
+            <w:pPr>
+              <w:spacing w:before="40" w:after="40" w:lineRule="auto" w:line="276"/>
+              <w:jc w:val="both"/>
+            </w:pPr>
+            <w:r/>
+            <w:r>
+              <w:rPr>
+                <w:rFonts w:ascii="Times New Roman" w:hAnsi="Times New Roman" w:eastAsia="Times New Roman" w:cs="Times New Roman"/>
+                <w:b w:val="0"/>
+                <w:i w:val="0"/>
+                <w:sz w:val="22"/>
+              </w:rPr>
+              <w:t>11</w:t>
+            </w:r>
+          </w:p>
+        </w:tc>
+        <w:tc>
+          <w:tcPr>
+            <w:tcW w:type="dxa" w:w="4536"/>
+            <w:vAlign w:val="top"/>
+            <w:tcMar>
+              <w:top w:w="108" w:type="dxa"/>
+              <w:left w:w="108" w:type="dxa"/>
+              <w:bottom w:w="108" w:type="dxa"/>
+              <w:right w:w="108" w:type="dxa"/>
+            </w:tcMar>
+          </w:tcPr>
+          <w:p>
+            <w:pPr>
+              <w:spacing w:before="40" w:after="40" w:lineRule="auto" w:line="276"/>
+              <w:jc w:val="both"/>
+            </w:pPr>
+            <w:r/>
+            <w:r>
+              <w:rPr>
+                <w:rFonts w:ascii="Times New Roman" w:hAnsi="Times New Roman" w:eastAsia="Times New Roman" w:cs="Times New Roman"/>
+                <w:b w:val="0"/>
+                <w:i w:val="0"/>
+                <w:sz w:val="22"/>
+              </w:rPr>
+              <w:t>`thunhaphogd`</w:t>
+            </w:r>
+          </w:p>
+        </w:tc>
+      </w:tr>
+      <w:tr>
+        <w:tc>
+          <w:tcPr>
+            <w:tcW w:type="dxa" w:w="4536"/>
+            <w:vAlign w:val="top"/>
+            <w:tcMar>
+              <w:top w:w="108" w:type="dxa"/>
+              <w:left w:w="108" w:type="dxa"/>
+              <w:bottom w:w="108" w:type="dxa"/>
+              <w:right w:w="108" w:type="dxa"/>
+            </w:tcMar>
+          </w:tcPr>
+          <w:p>
+            <w:pPr>
+              <w:spacing w:before="40" w:after="40" w:lineRule="auto" w:line="276"/>
+              <w:jc w:val="both"/>
+            </w:pPr>
+            <w:r/>
+            <w:r>
+              <w:rPr>
+                <w:rFonts w:ascii="Times New Roman" w:hAnsi="Times New Roman" w:eastAsia="Times New Roman" w:cs="Times New Roman"/>
+                <w:b w:val="0"/>
+                <w:i w:val="0"/>
+                <w:sz w:val="22"/>
+              </w:rPr>
+              <w:t>12</w:t>
+            </w:r>
+          </w:p>
+        </w:tc>
+        <w:tc>
+          <w:tcPr>
+            <w:tcW w:type="dxa" w:w="4536"/>
+            <w:vAlign w:val="top"/>
+            <w:tcMar>
+              <w:top w:w="108" w:type="dxa"/>
+              <w:left w:w="108" w:type="dxa"/>
+              <w:bottom w:w="108" w:type="dxa"/>
+              <w:right w:w="108" w:type="dxa"/>
+            </w:tcMar>
+          </w:tcPr>
+          <w:p>
+            <w:pPr>
+              <w:spacing w:before="40" w:after="40" w:lineRule="auto" w:line="276"/>
+              <w:jc w:val="both"/>
+            </w:pPr>
+            <w:r/>
+            <w:r>
+              <w:rPr>
+                <w:rFonts w:ascii="Times New Roman" w:hAnsi="Times New Roman" w:eastAsia="Times New Roman" w:cs="Times New Roman"/>
+                <w:b w:val="0"/>
+                <w:i w:val="0"/>
+                <w:sz w:val="22"/>
+              </w:rPr>
+              <w:t>`cobhyt`</w:t>
+            </w:r>
+          </w:p>
+        </w:tc>
+      </w:tr>
+      <w:tr>
+        <w:tc>
+          <w:tcPr>
+            <w:tcW w:type="dxa" w:w="4536"/>
+            <w:vAlign w:val="top"/>
+            <w:tcMar>
+              <w:top w:w="108" w:type="dxa"/>
+              <w:left w:w="108" w:type="dxa"/>
+              <w:bottom w:w="108" w:type="dxa"/>
+              <w:right w:w="108" w:type="dxa"/>
+            </w:tcMar>
+          </w:tcPr>
+          <w:p>
+            <w:pPr>
+              <w:spacing w:before="40" w:after="40" w:lineRule="auto" w:line="276"/>
+              <w:jc w:val="both"/>
+            </w:pPr>
+            <w:r/>
+            <w:r>
+              <w:rPr>
+                <w:rFonts w:ascii="Times New Roman" w:hAnsi="Times New Roman" w:eastAsia="Times New Roman" w:cs="Times New Roman"/>
+                <w:b w:val="0"/>
+                <w:i w:val="0"/>
+                <w:sz w:val="22"/>
+              </w:rPr>
+              <w:t>13</w:t>
+            </w:r>
+          </w:p>
+        </w:tc>
+        <w:tc>
+          <w:tcPr>
+            <w:tcW w:type="dxa" w:w="4536"/>
+            <w:vAlign w:val="top"/>
+            <w:tcMar>
+              <w:top w:w="108" w:type="dxa"/>
+              <w:left w:w="108" w:type="dxa"/>
+              <w:bottom w:w="108" w:type="dxa"/>
+              <w:right w:w="108" w:type="dxa"/>
+            </w:tcMar>
+          </w:tcPr>
+          <w:p>
+            <w:pPr>
+              <w:spacing w:before="40" w:after="40" w:lineRule="auto" w:line="276"/>
+              <w:jc w:val="both"/>
+            </w:pPr>
+            <w:r/>
+            <w:r>
+              <w:rPr>
+                <w:rFonts w:ascii="Times New Roman" w:hAnsi="Times New Roman" w:eastAsia="Times New Roman" w:cs="Times New Roman"/>
+                <w:b w:val="0"/>
+                <w:i w:val="0"/>
+                <w:sz w:val="22"/>
+              </w:rPr>
+              <w:t>`lydokham`</w:t>
+            </w:r>
+          </w:p>
+        </w:tc>
+      </w:tr>
+      <w:tr>
+        <w:tc>
+          <w:tcPr>
+            <w:tcW w:type="dxa" w:w="4536"/>
+            <w:vAlign w:val="top"/>
+            <w:tcMar>
+              <w:top w:w="108" w:type="dxa"/>
+              <w:left w:w="108" w:type="dxa"/>
+              <w:bottom w:w="108" w:type="dxa"/>
+              <w:right w:w="108" w:type="dxa"/>
+            </w:tcMar>
+          </w:tcPr>
+          <w:p>
+            <w:pPr>
+              <w:spacing w:before="40" w:after="40" w:lineRule="auto" w:line="276"/>
+              <w:jc w:val="both"/>
+            </w:pPr>
+            <w:r/>
+            <w:r>
+              <w:rPr>
+                <w:rFonts w:ascii="Times New Roman" w:hAnsi="Times New Roman" w:eastAsia="Times New Roman" w:cs="Times New Roman"/>
+                <w:b w:val="0"/>
+                <w:i w:val="0"/>
+                <w:sz w:val="22"/>
+              </w:rPr>
+              <w:t>14</w:t>
+            </w:r>
+          </w:p>
+        </w:tc>
+        <w:tc>
+          <w:tcPr>
+            <w:tcW w:type="dxa" w:w="4536"/>
+            <w:vAlign w:val="top"/>
+            <w:tcMar>
+              <w:top w:w="108" w:type="dxa"/>
+              <w:left w:w="108" w:type="dxa"/>
+              <w:bottom w:w="108" w:type="dxa"/>
+              <w:right w:w="108" w:type="dxa"/>
+            </w:tcMar>
+          </w:tcPr>
+          <w:p>
+            <w:pPr>
+              <w:spacing w:before="40" w:after="40" w:lineRule="auto" w:line="276"/>
+              <w:jc w:val="both"/>
+            </w:pPr>
+            <w:r/>
+            <w:r>
+              <w:rPr>
+                <w:rFonts w:ascii="Times New Roman" w:hAnsi="Times New Roman" w:eastAsia="Times New Roman" w:cs="Times New Roman"/>
+                <w:b w:val="0"/>
+                <w:i w:val="0"/>
+                <w:sz w:val="22"/>
+              </w:rPr>
+              <w:t>`lydokhamkhac`</w:t>
+            </w:r>
+          </w:p>
+        </w:tc>
+      </w:tr>
+      <w:tr>
+        <w:tc>
+          <w:tcPr>
+            <w:tcW w:type="dxa" w:w="4536"/>
+            <w:vAlign w:val="top"/>
+            <w:tcMar>
+              <w:top w:w="108" w:type="dxa"/>
+              <w:left w:w="108" w:type="dxa"/>
+              <w:bottom w:w="108" w:type="dxa"/>
+              <w:right w:w="108" w:type="dxa"/>
+            </w:tcMar>
+          </w:tcPr>
+          <w:p>
+            <w:pPr>
+              <w:spacing w:before="40" w:after="40" w:lineRule="auto" w:line="276"/>
+              <w:jc w:val="both"/>
+            </w:pPr>
+            <w:r/>
+            <w:r>
+              <w:rPr>
+                <w:rFonts w:ascii="Times New Roman" w:hAnsi="Times New Roman" w:eastAsia="Times New Roman" w:cs="Times New Roman"/>
+                <w:b w:val="0"/>
+                <w:i w:val="0"/>
+                <w:sz w:val="22"/>
+              </w:rPr>
+              <w:t>15</w:t>
+            </w:r>
+          </w:p>
+        </w:tc>
+        <w:tc>
+          <w:tcPr>
+            <w:tcW w:type="dxa" w:w="4536"/>
+            <w:vAlign w:val="top"/>
+            <w:tcMar>
+              <w:top w:w="108" w:type="dxa"/>
+              <w:left w:w="108" w:type="dxa"/>
+              <w:bottom w:w="108" w:type="dxa"/>
+              <w:right w:w="108" w:type="dxa"/>
+            </w:tcMar>
+          </w:tcPr>
+          <w:p>
+            <w:pPr>
+              <w:spacing w:before="40" w:after="40" w:lineRule="auto" w:line="276"/>
+              <w:jc w:val="both"/>
+            </w:pPr>
+            <w:r/>
+            <w:r>
+              <w:rPr>
+                <w:rFonts w:ascii="Times New Roman" w:hAnsi="Times New Roman" w:eastAsia="Times New Roman" w:cs="Times New Roman"/>
+                <w:b w:val="0"/>
+                <w:i w:val="0"/>
+                <w:sz w:val="22"/>
+              </w:rPr>
+              <w:t>`solankham12thang`</w:t>
+            </w:r>
+          </w:p>
+        </w:tc>
+      </w:tr>
+      <w:tr>
+        <w:tc>
+          <w:tcPr>
+            <w:tcW w:type="dxa" w:w="4536"/>
+            <w:vAlign w:val="top"/>
+            <w:tcMar>
+              <w:top w:w="108" w:type="dxa"/>
+              <w:left w:w="108" w:type="dxa"/>
+              <w:bottom w:w="108" w:type="dxa"/>
+              <w:right w:w="108" w:type="dxa"/>
+            </w:tcMar>
+          </w:tcPr>
+          <w:p>
+            <w:pPr>
+              <w:spacing w:before="40" w:after="40" w:lineRule="auto" w:line="276"/>
+              <w:jc w:val="both"/>
+            </w:pPr>
+            <w:r/>
+            <w:r>
+              <w:rPr>
+                <w:rFonts w:ascii="Times New Roman" w:hAnsi="Times New Roman" w:eastAsia="Times New Roman" w:cs="Times New Roman"/>
+                <w:b w:val="0"/>
+                <w:i w:val="0"/>
+                <w:sz w:val="22"/>
+              </w:rPr>
+              <w:t>16</w:t>
+            </w:r>
+          </w:p>
+        </w:tc>
+        <w:tc>
+          <w:tcPr>
+            <w:tcW w:type="dxa" w:w="4536"/>
+            <w:vAlign w:val="top"/>
+            <w:tcMar>
+              <w:top w:w="108" w:type="dxa"/>
+              <w:left w:w="108" w:type="dxa"/>
+              <w:bottom w:w="108" w:type="dxa"/>
+              <w:right w:w="108" w:type="dxa"/>
+            </w:tcMar>
+          </w:tcPr>
+          <w:p>
+            <w:pPr>
+              <w:spacing w:before="40" w:after="40" w:lineRule="auto" w:line="276"/>
+              <w:jc w:val="both"/>
+            </w:pPr>
+            <w:r/>
+            <w:r>
+              <w:rPr>
+                <w:rFonts w:ascii="Times New Roman" w:hAnsi="Times New Roman" w:eastAsia="Times New Roman" w:cs="Times New Roman"/>
+                <w:b w:val="0"/>
+                <w:i w:val="0"/>
+                <w:sz w:val="22"/>
+              </w:rPr>
+              <w:t>`phuongtiendichuyen`</w:t>
+            </w:r>
+          </w:p>
+        </w:tc>
+      </w:tr>
+      <w:tr>
+        <w:tc>
+          <w:tcPr>
+            <w:tcW w:type="dxa" w:w="4536"/>
+            <w:vAlign w:val="top"/>
+            <w:tcMar>
+              <w:top w:w="108" w:type="dxa"/>
+              <w:left w:w="108" w:type="dxa"/>
+              <w:bottom w:w="108" w:type="dxa"/>
+              <w:right w:w="108" w:type="dxa"/>
+            </w:tcMar>
+          </w:tcPr>
+          <w:p>
+            <w:pPr>
+              <w:spacing w:before="40" w:after="40" w:lineRule="auto" w:line="276"/>
+              <w:jc w:val="both"/>
+            </w:pPr>
+            <w:r/>
+            <w:r>
+              <w:rPr>
+                <w:rFonts w:ascii="Times New Roman" w:hAnsi="Times New Roman" w:eastAsia="Times New Roman" w:cs="Times New Roman"/>
+                <w:b w:val="0"/>
+                <w:i w:val="0"/>
+                <w:sz w:val="22"/>
+              </w:rPr>
+              <w:t>17</w:t>
+            </w:r>
+          </w:p>
+        </w:tc>
+        <w:tc>
+          <w:tcPr>
+            <w:tcW w:type="dxa" w:w="4536"/>
+            <w:vAlign w:val="top"/>
+            <w:tcMar>
+              <w:top w:w="108" w:type="dxa"/>
+              <w:left w:w="108" w:type="dxa"/>
+              <w:bottom w:w="108" w:type="dxa"/>
+              <w:right w:w="108" w:type="dxa"/>
+            </w:tcMar>
+          </w:tcPr>
+          <w:p>
+            <w:pPr>
+              <w:spacing w:before="40" w:after="40" w:lineRule="auto" w:line="276"/>
+              <w:jc w:val="both"/>
+            </w:pPr>
+            <w:r/>
+            <w:r>
+              <w:rPr>
+                <w:rFonts w:ascii="Times New Roman" w:hAnsi="Times New Roman" w:eastAsia="Times New Roman" w:cs="Times New Roman"/>
+                <w:b w:val="0"/>
+                <w:i w:val="0"/>
+                <w:sz w:val="22"/>
+              </w:rPr>
+              <w:t>`phuongtiendichuyenkhac`</w:t>
+            </w:r>
+          </w:p>
+        </w:tc>
+      </w:tr>
+      <w:tr>
+        <w:tc>
+          <w:tcPr>
+            <w:tcW w:type="dxa" w:w="4536"/>
+            <w:vAlign w:val="top"/>
+            <w:tcMar>
+              <w:top w:w="108" w:type="dxa"/>
+              <w:left w:w="108" w:type="dxa"/>
+              <w:bottom w:w="108" w:type="dxa"/>
+              <w:right w:w="108" w:type="dxa"/>
+            </w:tcMar>
+          </w:tcPr>
+          <w:p>
+            <w:pPr>
+              <w:spacing w:before="40" w:after="40" w:lineRule="auto" w:line="276"/>
+              <w:jc w:val="both"/>
+            </w:pPr>
+            <w:r/>
+            <w:r>
+              <w:rPr>
+                <w:rFonts w:ascii="Times New Roman" w:hAnsi="Times New Roman" w:eastAsia="Times New Roman" w:cs="Times New Roman"/>
+                <w:b w:val="0"/>
+                <w:i w:val="0"/>
+                <w:sz w:val="22"/>
+              </w:rPr>
+              <w:t>18</w:t>
+            </w:r>
+          </w:p>
+        </w:tc>
+        <w:tc>
+          <w:tcPr>
+            <w:tcW w:type="dxa" w:w="4536"/>
+            <w:vAlign w:val="top"/>
+            <w:tcMar>
+              <w:top w:w="108" w:type="dxa"/>
+              <w:left w:w="108" w:type="dxa"/>
+              <w:bottom w:w="108" w:type="dxa"/>
+              <w:right w:w="108" w:type="dxa"/>
+            </w:tcMar>
+          </w:tcPr>
+          <w:p>
+            <w:pPr>
+              <w:spacing w:before="40" w:after="40" w:lineRule="auto" w:line="276"/>
+              <w:jc w:val="both"/>
+            </w:pPr>
+            <w:r/>
+            <w:r>
+              <w:rPr>
+                <w:rFonts w:ascii="Times New Roman" w:hAnsi="Times New Roman" w:eastAsia="Times New Roman" w:cs="Times New Roman"/>
+                <w:b w:val="0"/>
+                <w:i w:val="0"/>
+                <w:sz w:val="22"/>
+              </w:rPr>
+              <w:t>`nguonthongtinbv`</w:t>
+            </w:r>
+          </w:p>
+        </w:tc>
+      </w:tr>
+      <w:tr>
+        <w:tc>
+          <w:tcPr>
+            <w:tcW w:type="dxa" w:w="4536"/>
+            <w:vAlign w:val="top"/>
+            <w:tcMar>
+              <w:top w:w="108" w:type="dxa"/>
+              <w:left w:w="108" w:type="dxa"/>
+              <w:bottom w:w="108" w:type="dxa"/>
+              <w:right w:w="108" w:type="dxa"/>
+            </w:tcMar>
+          </w:tcPr>
+          <w:p>
+            <w:pPr>
+              <w:spacing w:before="40" w:after="40" w:lineRule="auto" w:line="276"/>
+              <w:jc w:val="both"/>
+            </w:pPr>
+            <w:r/>
+            <w:r>
+              <w:rPr>
+                <w:rFonts w:ascii="Times New Roman" w:hAnsi="Times New Roman" w:eastAsia="Times New Roman" w:cs="Times New Roman"/>
+                <w:b w:val="0"/>
+                <w:i w:val="0"/>
+                <w:sz w:val="22"/>
+              </w:rPr>
+              <w:t>19</w:t>
+            </w:r>
+          </w:p>
+        </w:tc>
+        <w:tc>
+          <w:tcPr>
+            <w:tcW w:type="dxa" w:w="4536"/>
+            <w:vAlign w:val="top"/>
+            <w:tcMar>
+              <w:top w:w="108" w:type="dxa"/>
+              <w:left w:w="108" w:type="dxa"/>
+              <w:bottom w:w="108" w:type="dxa"/>
+              <w:right w:w="108" w:type="dxa"/>
+            </w:tcMar>
+          </w:tcPr>
+          <w:p>
+            <w:pPr>
+              <w:spacing w:before="40" w:after="40" w:lineRule="auto" w:line="276"/>
+              <w:jc w:val="both"/>
+            </w:pPr>
+            <w:r/>
+            <w:r>
+              <w:rPr>
+                <w:rFonts w:ascii="Times New Roman" w:hAnsi="Times New Roman" w:eastAsia="Times New Roman" w:cs="Times New Roman"/>
+                <w:b w:val="0"/>
+                <w:i w:val="0"/>
+                <w:sz w:val="22"/>
+              </w:rPr>
+              <w:t>`nguonthongtinbvkhac`</w:t>
+            </w:r>
+          </w:p>
+        </w:tc>
+      </w:tr>
+      <w:tr>
+        <w:tc>
+          <w:tcPr>
+            <w:tcW w:type="dxa" w:w="4536"/>
+            <w:vAlign w:val="top"/>
+            <w:tcMar>
+              <w:top w:w="108" w:type="dxa"/>
+              <w:left w:w="108" w:type="dxa"/>
+              <w:bottom w:w="108" w:type="dxa"/>
+              <w:right w:w="108" w:type="dxa"/>
+            </w:tcMar>
+          </w:tcPr>
+          <w:p>
+            <w:pPr>
+              <w:spacing w:before="40" w:after="40" w:lineRule="auto" w:line="276"/>
+              <w:jc w:val="both"/>
+            </w:pPr>
+            <w:r/>
+            <w:r>
+              <w:rPr>
+                <w:rFonts w:ascii="Times New Roman" w:hAnsi="Times New Roman" w:eastAsia="Times New Roman" w:cs="Times New Roman"/>
+                <w:b w:val="0"/>
+                <w:i w:val="0"/>
+                <w:sz w:val="22"/>
+              </w:rPr>
+              <w:t>20</w:t>
+            </w:r>
+          </w:p>
+        </w:tc>
+        <w:tc>
+          <w:tcPr>
+            <w:tcW w:type="dxa" w:w="4536"/>
+            <w:vAlign w:val="top"/>
+            <w:tcMar>
+              <w:top w:w="108" w:type="dxa"/>
+              <w:left w:w="108" w:type="dxa"/>
+              <w:bottom w:w="108" w:type="dxa"/>
+              <w:right w:w="108" w:type="dxa"/>
+            </w:tcMar>
+          </w:tcPr>
+          <w:p>
+            <w:pPr>
+              <w:spacing w:before="40" w:after="40" w:lineRule="auto" w:line="276"/>
+              <w:jc w:val="both"/>
+            </w:pPr>
+            <w:r/>
+            <w:r>
+              <w:rPr>
+                <w:rFonts w:ascii="Times New Roman" w:hAnsi="Times New Roman" w:eastAsia="Times New Roman" w:cs="Times New Roman"/>
+                <w:b w:val="0"/>
+                <w:i w:val="0"/>
+                <w:sz w:val="22"/>
+              </w:rPr>
+              <w:t>`kyvong_thoigiancho`</w:t>
+            </w:r>
+          </w:p>
+        </w:tc>
+      </w:tr>
+      <w:tr>
+        <w:tc>
+          <w:tcPr>
+            <w:tcW w:type="dxa" w:w="4536"/>
+            <w:vAlign w:val="top"/>
+            <w:tcMar>
+              <w:top w:w="108" w:type="dxa"/>
+              <w:left w:w="108" w:type="dxa"/>
+              <w:bottom w:w="108" w:type="dxa"/>
+              <w:right w:w="108" w:type="dxa"/>
+            </w:tcMar>
+          </w:tcPr>
+          <w:p>
+            <w:pPr>
+              <w:spacing w:before="40" w:after="40" w:lineRule="auto" w:line="276"/>
+              <w:jc w:val="both"/>
+            </w:pPr>
+            <w:r/>
+            <w:r>
+              <w:rPr>
+                <w:rFonts w:ascii="Times New Roman" w:hAnsi="Times New Roman" w:eastAsia="Times New Roman" w:cs="Times New Roman"/>
+                <w:b w:val="0"/>
+                <w:i w:val="0"/>
+                <w:sz w:val="22"/>
+              </w:rPr>
+              <w:t>21</w:t>
+            </w:r>
+          </w:p>
+        </w:tc>
+        <w:tc>
+          <w:tcPr>
+            <w:tcW w:type="dxa" w:w="4536"/>
+            <w:vAlign w:val="top"/>
+            <w:tcMar>
+              <w:top w:w="108" w:type="dxa"/>
+              <w:left w:w="108" w:type="dxa"/>
+              <w:bottom w:w="108" w:type="dxa"/>
+              <w:right w:w="108" w:type="dxa"/>
+            </w:tcMar>
+          </w:tcPr>
+          <w:p>
+            <w:pPr>
+              <w:spacing w:before="40" w:after="40" w:lineRule="auto" w:line="276"/>
+              <w:jc w:val="both"/>
+            </w:pPr>
+            <w:r/>
+            <w:r>
+              <w:rPr>
+                <w:rFonts w:ascii="Times New Roman" w:hAnsi="Times New Roman" w:eastAsia="Times New Roman" w:cs="Times New Roman"/>
+                <w:b w:val="0"/>
+                <w:i w:val="0"/>
+                <w:sz w:val="22"/>
+              </w:rPr>
+              <w:t>`xacnhan_kyvong`</w:t>
+            </w:r>
+          </w:p>
+        </w:tc>
+      </w:tr>
+      <w:tr>
+        <w:tc>
+          <w:tcPr>
+            <w:tcW w:type="dxa" w:w="4536"/>
+            <w:vAlign w:val="top"/>
+            <w:tcMar>
+              <w:top w:w="108" w:type="dxa"/>
+              <w:left w:w="108" w:type="dxa"/>
+              <w:bottom w:w="108" w:type="dxa"/>
+              <w:right w:w="108" w:type="dxa"/>
+            </w:tcMar>
+          </w:tcPr>
+          <w:p>
+            <w:pPr>
+              <w:spacing w:before="40" w:after="40" w:lineRule="auto" w:line="276"/>
+              <w:jc w:val="both"/>
+            </w:pPr>
+            <w:r/>
+            <w:r>
+              <w:rPr>
+                <w:rFonts w:ascii="Times New Roman" w:hAnsi="Times New Roman" w:eastAsia="Times New Roman" w:cs="Times New Roman"/>
+                <w:b w:val="0"/>
+                <w:i w:val="0"/>
+                <w:sz w:val="22"/>
+              </w:rPr>
+              <w:t>22</w:t>
+            </w:r>
+          </w:p>
+        </w:tc>
+        <w:tc>
+          <w:tcPr>
+            <w:tcW w:type="dxa" w:w="4536"/>
+            <w:vAlign w:val="top"/>
+            <w:tcMar>
+              <w:top w:w="108" w:type="dxa"/>
+              <w:left w:w="108" w:type="dxa"/>
+              <w:bottom w:w="108" w:type="dxa"/>
+              <w:right w:w="108" w:type="dxa"/>
+            </w:tcMar>
+          </w:tcPr>
+          <w:p>
+            <w:pPr>
+              <w:spacing w:before="40" w:after="40" w:lineRule="auto" w:line="276"/>
+              <w:jc w:val="both"/>
+            </w:pPr>
+            <w:r/>
+            <w:r>
+              <w:rPr>
+                <w:rFonts w:ascii="Times New Roman" w:hAnsi="Times New Roman" w:eastAsia="Times New Roman" w:cs="Times New Roman"/>
+                <w:b w:val="0"/>
+                <w:i w:val="0"/>
+                <w:sz w:val="22"/>
+              </w:rPr>
+              <w:t>`lydo_chon_theoyeucau`</w:t>
+            </w:r>
+          </w:p>
+        </w:tc>
+      </w:tr>
+      <w:tr>
+        <w:tc>
+          <w:tcPr>
+            <w:tcW w:type="dxa" w:w="4536"/>
+            <w:vAlign w:val="top"/>
+            <w:tcMar>
+              <w:top w:w="108" w:type="dxa"/>
+              <w:left w:w="108" w:type="dxa"/>
+              <w:bottom w:w="108" w:type="dxa"/>
+              <w:right w:w="108" w:type="dxa"/>
+            </w:tcMar>
+          </w:tcPr>
+          <w:p>
+            <w:pPr>
+              <w:spacing w:before="40" w:after="40" w:lineRule="auto" w:line="276"/>
+              <w:jc w:val="both"/>
+            </w:pPr>
+            <w:r/>
+            <w:r>
+              <w:rPr>
+                <w:rFonts w:ascii="Times New Roman" w:hAnsi="Times New Roman" w:eastAsia="Times New Roman" w:cs="Times New Roman"/>
+                <w:b w:val="0"/>
+                <w:i w:val="0"/>
+                <w:sz w:val="22"/>
+              </w:rPr>
+              <w:t>23</w:t>
+            </w:r>
+          </w:p>
+        </w:tc>
+        <w:tc>
+          <w:tcPr>
+            <w:tcW w:type="dxa" w:w="4536"/>
+            <w:vAlign w:val="top"/>
+            <w:tcMar>
+              <w:top w:w="108" w:type="dxa"/>
+              <w:left w:w="108" w:type="dxa"/>
+              <w:bottom w:w="108" w:type="dxa"/>
+              <w:right w:w="108" w:type="dxa"/>
+            </w:tcMar>
+          </w:tcPr>
+          <w:p>
+            <w:pPr>
+              <w:spacing w:before="40" w:after="40" w:lineRule="auto" w:line="276"/>
+              <w:jc w:val="both"/>
+            </w:pPr>
+            <w:r/>
+            <w:r>
+              <w:rPr>
+                <w:rFonts w:ascii="Times New Roman" w:hAnsi="Times New Roman" w:eastAsia="Times New Roman" w:cs="Times New Roman"/>
+                <w:b w:val="0"/>
+                <w:i w:val="0"/>
+                <w:sz w:val="22"/>
+              </w:rPr>
+              <w:t>`lydo_chon_khac`</w:t>
+            </w:r>
+          </w:p>
+        </w:tc>
+      </w:tr>
+      <w:tr>
+        <w:tc>
+          <w:tcPr>
+            <w:tcW w:type="dxa" w:w="4536"/>
+            <w:vAlign w:val="top"/>
+            <w:tcMar>
+              <w:top w:w="108" w:type="dxa"/>
+              <w:left w:w="108" w:type="dxa"/>
+              <w:bottom w:w="108" w:type="dxa"/>
+              <w:right w:w="108" w:type="dxa"/>
+            </w:tcMar>
+          </w:tcPr>
+          <w:p>
+            <w:pPr>
+              <w:spacing w:before="40" w:after="40" w:lineRule="auto" w:line="276"/>
+              <w:jc w:val="both"/>
+            </w:pPr>
+            <w:r/>
+            <w:r>
+              <w:rPr>
+                <w:rFonts w:ascii="Times New Roman" w:hAnsi="Times New Roman" w:eastAsia="Times New Roman" w:cs="Times New Roman"/>
+                <w:b w:val="0"/>
+                <w:i w:val="0"/>
+                <w:sz w:val="22"/>
+              </w:rPr>
+              <w:t>24</w:t>
+            </w:r>
+          </w:p>
+        </w:tc>
+        <w:tc>
+          <w:tcPr>
+            <w:tcW w:type="dxa" w:w="4536"/>
+            <w:vAlign w:val="top"/>
+            <w:tcMar>
+              <w:top w:w="108" w:type="dxa"/>
+              <w:left w:w="108" w:type="dxa"/>
+              <w:bottom w:w="108" w:type="dxa"/>
+              <w:right w:w="108" w:type="dxa"/>
+            </w:tcMar>
+          </w:tcPr>
+          <w:p>
+            <w:pPr>
+              <w:spacing w:before="40" w:after="40" w:lineRule="auto" w:line="276"/>
+              <w:jc w:val="both"/>
+            </w:pPr>
+            <w:r/>
+            <w:r>
+              <w:rPr>
+                <w:rFonts w:ascii="Times New Roman" w:hAnsi="Times New Roman" w:eastAsia="Times New Roman" w:cs="Times New Roman"/>
+                <w:b w:val="0"/>
+                <w:i w:val="0"/>
+                <w:sz w:val="22"/>
+              </w:rPr>
+              <w:t>`co_yeucau_bacsi`</w:t>
+            </w:r>
+          </w:p>
+        </w:tc>
+      </w:tr>
+      <w:tr>
+        <w:tc>
+          <w:tcPr>
+            <w:tcW w:type="dxa" w:w="4536"/>
+            <w:vAlign w:val="top"/>
+            <w:tcMar>
+              <w:top w:w="108" w:type="dxa"/>
+              <w:left w:w="108" w:type="dxa"/>
+              <w:bottom w:w="108" w:type="dxa"/>
+              <w:right w:w="108" w:type="dxa"/>
+            </w:tcMar>
+          </w:tcPr>
+          <w:p>
+            <w:pPr>
+              <w:spacing w:before="40" w:after="40" w:lineRule="auto" w:line="276"/>
+              <w:jc w:val="both"/>
+            </w:pPr>
+            <w:r/>
+            <w:r>
+              <w:rPr>
+                <w:rFonts w:ascii="Times New Roman" w:hAnsi="Times New Roman" w:eastAsia="Times New Roman" w:cs="Times New Roman"/>
+                <w:b w:val="0"/>
+                <w:i w:val="0"/>
+                <w:sz w:val="22"/>
+              </w:rPr>
+              <w:t>25</w:t>
+            </w:r>
+          </w:p>
+        </w:tc>
+        <w:tc>
+          <w:tcPr>
+            <w:tcW w:type="dxa" w:w="4536"/>
+            <w:vAlign w:val="top"/>
+            <w:tcMar>
+              <w:top w:w="108" w:type="dxa"/>
+              <w:left w:w="108" w:type="dxa"/>
+              <w:bottom w:w="108" w:type="dxa"/>
+              <w:right w:w="108" w:type="dxa"/>
+            </w:tcMar>
+          </w:tcPr>
+          <w:p>
+            <w:pPr>
+              <w:spacing w:before="40" w:after="40" w:lineRule="auto" w:line="276"/>
+              <w:jc w:val="both"/>
+            </w:pPr>
+            <w:r/>
+            <w:r>
+              <w:rPr>
+                <w:rFonts w:ascii="Times New Roman" w:hAnsi="Times New Roman" w:eastAsia="Times New Roman" w:cs="Times New Roman"/>
+                <w:b w:val="0"/>
+                <w:i w:val="0"/>
+                <w:sz w:val="22"/>
+              </w:rPr>
+              <w:t>`duoc_dung_bacsi`</w:t>
+            </w:r>
+          </w:p>
+        </w:tc>
+      </w:tr>
+      <w:tr>
+        <w:tc>
+          <w:tcPr>
+            <w:tcW w:type="dxa" w:w="4536"/>
+            <w:vAlign w:val="top"/>
+            <w:tcMar>
+              <w:top w:w="108" w:type="dxa"/>
+              <w:left w:w="108" w:type="dxa"/>
+              <w:bottom w:w="108" w:type="dxa"/>
+              <w:right w:w="108" w:type="dxa"/>
+            </w:tcMar>
+          </w:tcPr>
+          <w:p>
+            <w:pPr>
+              <w:spacing w:before="40" w:after="40" w:lineRule="auto" w:line="276"/>
+              <w:jc w:val="both"/>
+            </w:pPr>
+            <w:r/>
+            <w:r>
+              <w:rPr>
+                <w:rFonts w:ascii="Times New Roman" w:hAnsi="Times New Roman" w:eastAsia="Times New Roman" w:cs="Times New Roman"/>
+                <w:b w:val="0"/>
+                <w:i w:val="0"/>
+                <w:sz w:val="22"/>
+              </w:rPr>
+              <w:t>26</w:t>
+            </w:r>
+          </w:p>
+        </w:tc>
+        <w:tc>
+          <w:tcPr>
+            <w:tcW w:type="dxa" w:w="4536"/>
+            <w:vAlign w:val="top"/>
+            <w:tcMar>
+              <w:top w:w="108" w:type="dxa"/>
+              <w:left w:w="108" w:type="dxa"/>
+              <w:bottom w:w="108" w:type="dxa"/>
+              <w:right w:w="108" w:type="dxa"/>
+            </w:tcMar>
+          </w:tcPr>
+          <w:p>
+            <w:pPr>
+              <w:spacing w:before="40" w:after="40" w:lineRule="auto" w:line="276"/>
+              <w:jc w:val="both"/>
+            </w:pPr>
+            <w:r/>
+            <w:r>
+              <w:rPr>
+                <w:rFonts w:ascii="Times New Roman" w:hAnsi="Times New Roman" w:eastAsia="Times New Roman" w:cs="Times New Roman"/>
+                <w:b w:val="0"/>
+                <w:i w:val="0"/>
+                <w:sz w:val="22"/>
+              </w:rPr>
+              <w:t>`kenh_datlich`</w:t>
+            </w:r>
+          </w:p>
+        </w:tc>
+      </w:tr>
+      <w:tr>
+        <w:tc>
+          <w:tcPr>
+            <w:tcW w:type="dxa" w:w="4536"/>
+            <w:vAlign w:val="top"/>
+            <w:tcMar>
+              <w:top w:w="108" w:type="dxa"/>
+              <w:left w:w="108" w:type="dxa"/>
+              <w:bottom w:w="108" w:type="dxa"/>
+              <w:right w:w="108" w:type="dxa"/>
+            </w:tcMar>
+          </w:tcPr>
+          <w:p>
+            <w:pPr>
+              <w:spacing w:before="40" w:after="40" w:lineRule="auto" w:line="276"/>
+              <w:jc w:val="both"/>
+            </w:pPr>
+            <w:r/>
+            <w:r>
+              <w:rPr>
+                <w:rFonts w:ascii="Times New Roman" w:hAnsi="Times New Roman" w:eastAsia="Times New Roman" w:cs="Times New Roman"/>
+                <w:b w:val="0"/>
+                <w:i w:val="0"/>
+                <w:sz w:val="22"/>
+              </w:rPr>
+              <w:t>27</w:t>
+            </w:r>
+          </w:p>
+        </w:tc>
+        <w:tc>
+          <w:tcPr>
+            <w:tcW w:type="dxa" w:w="4536"/>
+            <w:vAlign w:val="top"/>
+            <w:tcMar>
+              <w:top w:w="108" w:type="dxa"/>
+              <w:left w:w="108" w:type="dxa"/>
+              <w:bottom w:w="108" w:type="dxa"/>
+              <w:right w:w="108" w:type="dxa"/>
+            </w:tcMar>
+          </w:tcPr>
+          <w:p>
+            <w:pPr>
+              <w:spacing w:before="40" w:after="40" w:lineRule="auto" w:line="276"/>
+              <w:jc w:val="both"/>
+            </w:pPr>
+            <w:r/>
+            <w:r>
+              <w:rPr>
+                <w:rFonts w:ascii="Times New Roman" w:hAnsi="Times New Roman" w:eastAsia="Times New Roman" w:cs="Times New Roman"/>
+                <w:b w:val="0"/>
+                <w:i w:val="0"/>
+                <w:sz w:val="22"/>
+              </w:rPr>
+              <w:t>`co_goikham`</w:t>
+            </w:r>
+          </w:p>
+        </w:tc>
+      </w:tr>
+      <w:tr>
+        <w:tc>
+          <w:tcPr>
+            <w:tcW w:type="dxa" w:w="4536"/>
+            <w:vAlign w:val="top"/>
+            <w:tcMar>
+              <w:top w:w="108" w:type="dxa"/>
+              <w:left w:w="108" w:type="dxa"/>
+              <w:bottom w:w="108" w:type="dxa"/>
+              <w:right w:w="108" w:type="dxa"/>
+            </w:tcMar>
+          </w:tcPr>
+          <w:p>
+            <w:pPr>
+              <w:spacing w:before="40" w:after="40" w:lineRule="auto" w:line="276"/>
+              <w:jc w:val="both"/>
+            </w:pPr>
+            <w:r/>
+            <w:r>
+              <w:rPr>
+                <w:rFonts w:ascii="Times New Roman" w:hAnsi="Times New Roman" w:eastAsia="Times New Roman" w:cs="Times New Roman"/>
+                <w:b w:val="0"/>
+                <w:i w:val="0"/>
+                <w:sz w:val="22"/>
+              </w:rPr>
+              <w:t>28</w:t>
+            </w:r>
+          </w:p>
+        </w:tc>
+        <w:tc>
+          <w:tcPr>
+            <w:tcW w:type="dxa" w:w="4536"/>
+            <w:vAlign w:val="top"/>
+            <w:tcMar>
+              <w:top w:w="108" w:type="dxa"/>
+              <w:left w:w="108" w:type="dxa"/>
+              <w:bottom w:w="108" w:type="dxa"/>
+              <w:right w:w="108" w:type="dxa"/>
+            </w:tcMar>
+          </w:tcPr>
+          <w:p>
+            <w:pPr>
+              <w:spacing w:before="40" w:after="40" w:lineRule="auto" w:line="276"/>
+              <w:jc w:val="both"/>
+            </w:pPr>
+            <w:r/>
+            <w:r>
+              <w:rPr>
+                <w:rFonts w:ascii="Times New Roman" w:hAnsi="Times New Roman" w:eastAsia="Times New Roman" w:cs="Times New Roman"/>
+                <w:b w:val="0"/>
+                <w:i w:val="0"/>
+                <w:sz w:val="22"/>
+              </w:rPr>
+              <w:t>`rieng_tu`</w:t>
+            </w:r>
+          </w:p>
+        </w:tc>
+      </w:tr>
+      <w:tr>
+        <w:tc>
+          <w:tcPr>
+            <w:tcW w:type="dxa" w:w="4536"/>
+            <w:vAlign w:val="top"/>
+            <w:tcMar>
+              <w:top w:w="108" w:type="dxa"/>
+              <w:left w:w="108" w:type="dxa"/>
+              <w:bottom w:w="108" w:type="dxa"/>
+              <w:right w:w="108" w:type="dxa"/>
+            </w:tcMar>
+          </w:tcPr>
+          <w:p>
+            <w:pPr>
+              <w:spacing w:before="40" w:after="40" w:lineRule="auto" w:line="276"/>
+              <w:jc w:val="both"/>
+            </w:pPr>
+            <w:r/>
+            <w:r>
+              <w:rPr>
+                <w:rFonts w:ascii="Times New Roman" w:hAnsi="Times New Roman" w:eastAsia="Times New Roman" w:cs="Times New Roman"/>
+                <w:b w:val="0"/>
+                <w:i w:val="0"/>
+                <w:sz w:val="22"/>
+              </w:rPr>
+              <w:t>29</w:t>
+            </w:r>
+          </w:p>
+        </w:tc>
+        <w:tc>
+          <w:tcPr>
+            <w:tcW w:type="dxa" w:w="4536"/>
+            <w:vAlign w:val="top"/>
+            <w:tcMar>
+              <w:top w:w="108" w:type="dxa"/>
+              <w:left w:w="108" w:type="dxa"/>
+              <w:bottom w:w="108" w:type="dxa"/>
+              <w:right w:w="108" w:type="dxa"/>
+            </w:tcMar>
+          </w:tcPr>
+          <w:p>
+            <w:pPr>
+              <w:spacing w:before="40" w:after="40" w:lineRule="auto" w:line="276"/>
+              <w:jc w:val="both"/>
+            </w:pPr>
+            <w:r/>
+            <w:r>
+              <w:rPr>
+                <w:rFonts w:ascii="Times New Roman" w:hAnsi="Times New Roman" w:eastAsia="Times New Roman" w:cs="Times New Roman"/>
+                <w:b w:val="0"/>
+                <w:i w:val="0"/>
+                <w:sz w:val="22"/>
+              </w:rPr>
+              <w:t>`suckhoe_tudanhgia`</w:t>
+            </w:r>
+          </w:p>
+        </w:tc>
+      </w:tr>
+      <w:tr>
+        <w:tc>
+          <w:tcPr>
+            <w:tcW w:type="dxa" w:w="4536"/>
+            <w:vAlign w:val="top"/>
+            <w:tcMar>
+              <w:top w:w="108" w:type="dxa"/>
+              <w:left w:w="108" w:type="dxa"/>
+              <w:bottom w:w="108" w:type="dxa"/>
+              <w:right w:w="108" w:type="dxa"/>
+            </w:tcMar>
+          </w:tcPr>
+          <w:p>
+            <w:pPr>
+              <w:spacing w:before="40" w:after="40" w:lineRule="auto" w:line="276"/>
+              <w:jc w:val="both"/>
+            </w:pPr>
+            <w:r/>
+            <w:r>
+              <w:rPr>
+                <w:rFonts w:ascii="Times New Roman" w:hAnsi="Times New Roman" w:eastAsia="Times New Roman" w:cs="Times New Roman"/>
+                <w:b w:val="0"/>
+                <w:i w:val="0"/>
+                <w:sz w:val="22"/>
+              </w:rPr>
+              <w:t>30</w:t>
+            </w:r>
+          </w:p>
+        </w:tc>
+        <w:tc>
+          <w:tcPr>
+            <w:tcW w:type="dxa" w:w="4536"/>
+            <w:vAlign w:val="top"/>
+            <w:tcMar>
+              <w:top w:w="108" w:type="dxa"/>
+              <w:left w:w="108" w:type="dxa"/>
+              <w:bottom w:w="108" w:type="dxa"/>
+              <w:right w:w="108" w:type="dxa"/>
+            </w:tcMar>
+          </w:tcPr>
+          <w:p>
+            <w:pPr>
+              <w:spacing w:before="40" w:after="40" w:lineRule="auto" w:line="276"/>
+              <w:jc w:val="both"/>
+            </w:pPr>
+            <w:r/>
+            <w:r>
+              <w:rPr>
+                <w:rFonts w:ascii="Times New Roman" w:hAnsi="Times New Roman" w:eastAsia="Times New Roman" w:cs="Times New Roman"/>
+                <w:b w:val="0"/>
+                <w:i w:val="0"/>
+                <w:sz w:val="22"/>
+              </w:rPr>
+              <w:t>`hoan_vi_chiphi`</w:t>
+            </w:r>
+          </w:p>
+        </w:tc>
+      </w:tr>
+      <w:tr>
+        <w:tc>
+          <w:tcPr>
+            <w:tcW w:type="dxa" w:w="4536"/>
+            <w:vAlign w:val="top"/>
+            <w:tcMar>
+              <w:top w:w="108" w:type="dxa"/>
+              <w:left w:w="108" w:type="dxa"/>
+              <w:bottom w:w="108" w:type="dxa"/>
+              <w:right w:w="108" w:type="dxa"/>
+            </w:tcMar>
+          </w:tcPr>
+          <w:p>
+            <w:pPr>
+              <w:spacing w:before="40" w:after="40" w:lineRule="auto" w:line="276"/>
+              <w:jc w:val="both"/>
+            </w:pPr>
+            <w:r/>
+            <w:r>
+              <w:rPr>
+                <w:rFonts w:ascii="Times New Roman" w:hAnsi="Times New Roman" w:eastAsia="Times New Roman" w:cs="Times New Roman"/>
+                <w:b w:val="0"/>
+                <w:i w:val="0"/>
+                <w:sz w:val="22"/>
+              </w:rPr>
+              <w:t>31</w:t>
+            </w:r>
+          </w:p>
+        </w:tc>
+        <w:tc>
+          <w:tcPr>
+            <w:tcW w:type="dxa" w:w="4536"/>
+            <w:vAlign w:val="top"/>
+            <w:tcMar>
+              <w:top w:w="108" w:type="dxa"/>
+              <w:left w:w="108" w:type="dxa"/>
+              <w:bottom w:w="108" w:type="dxa"/>
+              <w:right w:w="108" w:type="dxa"/>
+            </w:tcMar>
+          </w:tcPr>
+          <w:p>
+            <w:pPr>
+              <w:spacing w:before="40" w:after="40" w:lineRule="auto" w:line="276"/>
+              <w:jc w:val="both"/>
+            </w:pPr>
+            <w:r/>
+            <w:r>
+              <w:rPr>
+                <w:rFonts w:ascii="Times New Roman" w:hAnsi="Times New Roman" w:eastAsia="Times New Roman" w:cs="Times New Roman"/>
+                <w:b w:val="0"/>
+                <w:i w:val="0"/>
+                <w:sz w:val="22"/>
+              </w:rPr>
+              <w:t>`a1`</w:t>
+            </w:r>
+          </w:p>
+        </w:tc>
+      </w:tr>
+      <w:tr>
+        <w:tc>
+          <w:tcPr>
+            <w:tcW w:type="dxa" w:w="4536"/>
+            <w:vAlign w:val="top"/>
+            <w:tcMar>
+              <w:top w:w="108" w:type="dxa"/>
+              <w:left w:w="108" w:type="dxa"/>
+              <w:bottom w:w="108" w:type="dxa"/>
+              <w:right w:w="108" w:type="dxa"/>
+            </w:tcMar>
+          </w:tcPr>
+          <w:p>
+            <w:pPr>
+              <w:spacing w:before="40" w:after="40" w:lineRule="auto" w:line="276"/>
+              <w:jc w:val="both"/>
+            </w:pPr>
+            <w:r/>
+            <w:r>
+              <w:rPr>
+                <w:rFonts w:ascii="Times New Roman" w:hAnsi="Times New Roman" w:eastAsia="Times New Roman" w:cs="Times New Roman"/>
+                <w:b w:val="0"/>
+                <w:i w:val="0"/>
+                <w:sz w:val="22"/>
+              </w:rPr>
+              <w:t>32</w:t>
+            </w:r>
+          </w:p>
+        </w:tc>
+        <w:tc>
+          <w:tcPr>
+            <w:tcW w:type="dxa" w:w="4536"/>
+            <w:vAlign w:val="top"/>
+            <w:tcMar>
+              <w:top w:w="108" w:type="dxa"/>
+              <w:left w:w="108" w:type="dxa"/>
+              <w:bottom w:w="108" w:type="dxa"/>
+              <w:right w:w="108" w:type="dxa"/>
+            </w:tcMar>
+          </w:tcPr>
+          <w:p>
+            <w:pPr>
+              <w:spacing w:before="40" w:after="40" w:lineRule="auto" w:line="276"/>
+              <w:jc w:val="both"/>
+            </w:pPr>
+            <w:r/>
+            <w:r>
+              <w:rPr>
+                <w:rFonts w:ascii="Times New Roman" w:hAnsi="Times New Roman" w:eastAsia="Times New Roman" w:cs="Times New Roman"/>
+                <w:b w:val="0"/>
+                <w:i w:val="0"/>
+                <w:sz w:val="22"/>
+              </w:rPr>
+              <w:t>`a2`</w:t>
+            </w:r>
+          </w:p>
+        </w:tc>
+      </w:tr>
+      <w:tr>
+        <w:tc>
+          <w:tcPr>
+            <w:tcW w:type="dxa" w:w="4536"/>
+            <w:vAlign w:val="top"/>
+            <w:tcMar>
+              <w:top w:w="108" w:type="dxa"/>
+              <w:left w:w="108" w:type="dxa"/>
+              <w:bottom w:w="108" w:type="dxa"/>
+              <w:right w:w="108" w:type="dxa"/>
+            </w:tcMar>
+          </w:tcPr>
+          <w:p>
+            <w:pPr>
+              <w:spacing w:before="40" w:after="40" w:lineRule="auto" w:line="276"/>
+              <w:jc w:val="both"/>
+            </w:pPr>
+            <w:r/>
+            <w:r>
+              <w:rPr>
+                <w:rFonts w:ascii="Times New Roman" w:hAnsi="Times New Roman" w:eastAsia="Times New Roman" w:cs="Times New Roman"/>
+                <w:b w:val="0"/>
+                <w:i w:val="0"/>
+                <w:sz w:val="22"/>
+              </w:rPr>
+              <w:t>33</w:t>
+            </w:r>
+          </w:p>
+        </w:tc>
+        <w:tc>
+          <w:tcPr>
+            <w:tcW w:type="dxa" w:w="4536"/>
+            <w:vAlign w:val="top"/>
+            <w:tcMar>
+              <w:top w:w="108" w:type="dxa"/>
+              <w:left w:w="108" w:type="dxa"/>
+              <w:bottom w:w="108" w:type="dxa"/>
+              <w:right w:w="108" w:type="dxa"/>
+            </w:tcMar>
+          </w:tcPr>
+          <w:p>
+            <w:pPr>
+              <w:spacing w:before="40" w:after="40" w:lineRule="auto" w:line="276"/>
+              <w:jc w:val="both"/>
+            </w:pPr>
+            <w:r/>
+            <w:r>
+              <w:rPr>
+                <w:rFonts w:ascii="Times New Roman" w:hAnsi="Times New Roman" w:eastAsia="Times New Roman" w:cs="Times New Roman"/>
+                <w:b w:val="0"/>
+                <w:i w:val="0"/>
+                <w:sz w:val="22"/>
+              </w:rPr>
+              <w:t>`a3`</w:t>
+            </w:r>
+          </w:p>
+        </w:tc>
+      </w:tr>
+      <w:tr>
+        <w:tc>
+          <w:tcPr>
+            <w:tcW w:type="dxa" w:w="4536"/>
+            <w:vAlign w:val="top"/>
+            <w:tcMar>
+              <w:top w:w="108" w:type="dxa"/>
+              <w:left w:w="108" w:type="dxa"/>
+              <w:bottom w:w="108" w:type="dxa"/>
+              <w:right w:w="108" w:type="dxa"/>
+            </w:tcMar>
+          </w:tcPr>
+          <w:p>
+            <w:pPr>
+              <w:spacing w:before="40" w:after="40" w:lineRule="auto" w:line="276"/>
+              <w:jc w:val="both"/>
+            </w:pPr>
+            <w:r/>
+            <w:r>
+              <w:rPr>
+                <w:rFonts w:ascii="Times New Roman" w:hAnsi="Times New Roman" w:eastAsia="Times New Roman" w:cs="Times New Roman"/>
+                <w:b w:val="0"/>
+                <w:i w:val="0"/>
+                <w:sz w:val="22"/>
+              </w:rPr>
+              <w:t>34</w:t>
+            </w:r>
+          </w:p>
+        </w:tc>
+        <w:tc>
+          <w:tcPr>
+            <w:tcW w:type="dxa" w:w="4536"/>
+            <w:vAlign w:val="top"/>
+            <w:tcMar>
+              <w:top w:w="108" w:type="dxa"/>
+              <w:left w:w="108" w:type="dxa"/>
+              <w:bottom w:w="108" w:type="dxa"/>
+              <w:right w:w="108" w:type="dxa"/>
+            </w:tcMar>
+          </w:tcPr>
+          <w:p>
+            <w:pPr>
+              <w:spacing w:before="40" w:after="40" w:lineRule="auto" w:line="276"/>
+              <w:jc w:val="both"/>
+            </w:pPr>
+            <w:r/>
+            <w:r>
+              <w:rPr>
+                <w:rFonts w:ascii="Times New Roman" w:hAnsi="Times New Roman" w:eastAsia="Times New Roman" w:cs="Times New Roman"/>
+                <w:b w:val="0"/>
+                <w:i w:val="0"/>
+                <w:sz w:val="22"/>
+              </w:rPr>
+              <w:t>`a4`</w:t>
+            </w:r>
+          </w:p>
+        </w:tc>
+      </w:tr>
+      <w:tr>
+        <w:tc>
+          <w:tcPr>
+            <w:tcW w:type="dxa" w:w="4536"/>
+            <w:vAlign w:val="top"/>
+            <w:tcMar>
+              <w:top w:w="108" w:type="dxa"/>
+              <w:left w:w="108" w:type="dxa"/>
+              <w:bottom w:w="108" w:type="dxa"/>
+              <w:right w:w="108" w:type="dxa"/>
+            </w:tcMar>
+          </w:tcPr>
+          <w:p>
+            <w:pPr>
+              <w:spacing w:before="40" w:after="40" w:lineRule="auto" w:line="276"/>
+              <w:jc w:val="both"/>
+            </w:pPr>
+            <w:r/>
+            <w:r>
+              <w:rPr>
+                <w:rFonts w:ascii="Times New Roman" w:hAnsi="Times New Roman" w:eastAsia="Times New Roman" w:cs="Times New Roman"/>
+                <w:b w:val="0"/>
+                <w:i w:val="0"/>
+                <w:sz w:val="22"/>
+              </w:rPr>
+              <w:t>35</w:t>
+            </w:r>
+          </w:p>
+        </w:tc>
+        <w:tc>
+          <w:tcPr>
+            <w:tcW w:type="dxa" w:w="4536"/>
+            <w:vAlign w:val="top"/>
+            <w:tcMar>
+              <w:top w:w="108" w:type="dxa"/>
+              <w:left w:w="108" w:type="dxa"/>
+              <w:bottom w:w="108" w:type="dxa"/>
+              <w:right w:w="108" w:type="dxa"/>
+            </w:tcMar>
+          </w:tcPr>
+          <w:p>
+            <w:pPr>
+              <w:spacing w:before="40" w:after="40" w:lineRule="auto" w:line="276"/>
+              <w:jc w:val="both"/>
+            </w:pPr>
+            <w:r/>
+            <w:r>
+              <w:rPr>
+                <w:rFonts w:ascii="Times New Roman" w:hAnsi="Times New Roman" w:eastAsia="Times New Roman" w:cs="Times New Roman"/>
+                <w:b w:val="0"/>
+                <w:i w:val="0"/>
+                <w:sz w:val="22"/>
+              </w:rPr>
+              <w:t>`a5`</w:t>
+            </w:r>
+          </w:p>
+        </w:tc>
+      </w:tr>
+      <w:tr>
+        <w:tc>
+          <w:tcPr>
+            <w:tcW w:type="dxa" w:w="4536"/>
+            <w:vAlign w:val="top"/>
+            <w:tcMar>
+              <w:top w:w="108" w:type="dxa"/>
+              <w:left w:w="108" w:type="dxa"/>
+              <w:bottom w:w="108" w:type="dxa"/>
+              <w:right w:w="108" w:type="dxa"/>
+            </w:tcMar>
+          </w:tcPr>
+          <w:p>
+            <w:pPr>
+              <w:spacing w:before="40" w:after="40" w:lineRule="auto" w:line="276"/>
+              <w:jc w:val="both"/>
+            </w:pPr>
+            <w:r/>
+            <w:r>
+              <w:rPr>
+                <w:rFonts w:ascii="Times New Roman" w:hAnsi="Times New Roman" w:eastAsia="Times New Roman" w:cs="Times New Roman"/>
+                <w:b w:val="0"/>
+                <w:i w:val="0"/>
+                <w:sz w:val="22"/>
+              </w:rPr>
+              <w:t>36</w:t>
+            </w:r>
+          </w:p>
+        </w:tc>
+        <w:tc>
+          <w:tcPr>
+            <w:tcW w:type="dxa" w:w="4536"/>
+            <w:vAlign w:val="top"/>
+            <w:tcMar>
+              <w:top w:w="108" w:type="dxa"/>
+              <w:left w:w="108" w:type="dxa"/>
+              <w:bottom w:w="108" w:type="dxa"/>
+              <w:right w:w="108" w:type="dxa"/>
+            </w:tcMar>
+          </w:tcPr>
+          <w:p>
+            <w:pPr>
+              <w:spacing w:before="40" w:after="40" w:lineRule="auto" w:line="276"/>
+              <w:jc w:val="both"/>
+            </w:pPr>
+            <w:r/>
+            <w:r>
+              <w:rPr>
+                <w:rFonts w:ascii="Times New Roman" w:hAnsi="Times New Roman" w:eastAsia="Times New Roman" w:cs="Times New Roman"/>
+                <w:b w:val="0"/>
+                <w:i w:val="0"/>
+                <w:sz w:val="22"/>
+              </w:rPr>
+              <w:t>`a6`</w:t>
+            </w:r>
+          </w:p>
+        </w:tc>
+      </w:tr>
+      <w:tr>
+        <w:tc>
+          <w:tcPr>
+            <w:tcW w:type="dxa" w:w="4536"/>
+            <w:vAlign w:val="top"/>
+            <w:tcMar>
+              <w:top w:w="108" w:type="dxa"/>
+              <w:left w:w="108" w:type="dxa"/>
+              <w:bottom w:w="108" w:type="dxa"/>
+              <w:right w:w="108" w:type="dxa"/>
+            </w:tcMar>
+          </w:tcPr>
+          <w:p>
+            <w:pPr>
+              <w:spacing w:before="40" w:after="40" w:lineRule="auto" w:line="276"/>
+              <w:jc w:val="both"/>
+            </w:pPr>
+            <w:r/>
+            <w:r>
+              <w:rPr>
+                <w:rFonts w:ascii="Times New Roman" w:hAnsi="Times New Roman" w:eastAsia="Times New Roman" w:cs="Times New Roman"/>
+                <w:b w:val="0"/>
+                <w:i w:val="0"/>
+                <w:sz w:val="22"/>
+              </w:rPr>
+              <w:t>37</w:t>
+            </w:r>
+          </w:p>
+        </w:tc>
+        <w:tc>
+          <w:tcPr>
+            <w:tcW w:type="dxa" w:w="4536"/>
+            <w:vAlign w:val="top"/>
+            <w:tcMar>
+              <w:top w:w="108" w:type="dxa"/>
+              <w:left w:w="108" w:type="dxa"/>
+              <w:bottom w:w="108" w:type="dxa"/>
+              <w:right w:w="108" w:type="dxa"/>
+            </w:tcMar>
+          </w:tcPr>
+          <w:p>
+            <w:pPr>
+              <w:spacing w:before="40" w:after="40" w:lineRule="auto" w:line="276"/>
+              <w:jc w:val="both"/>
+            </w:pPr>
+            <w:r/>
+            <w:r>
+              <w:rPr>
+                <w:rFonts w:ascii="Times New Roman" w:hAnsi="Times New Roman" w:eastAsia="Times New Roman" w:cs="Times New Roman"/>
+                <w:b w:val="0"/>
+                <w:i w:val="0"/>
+                <w:sz w:val="22"/>
+              </w:rPr>
+              <w:t>`b1`</w:t>
+            </w:r>
+          </w:p>
+        </w:tc>
+      </w:tr>
+      <w:tr>
+        <w:tc>
+          <w:tcPr>
+            <w:tcW w:type="dxa" w:w="4536"/>
+            <w:vAlign w:val="top"/>
+            <w:tcMar>
+              <w:top w:w="108" w:type="dxa"/>
+              <w:left w:w="108" w:type="dxa"/>
+              <w:bottom w:w="108" w:type="dxa"/>
+              <w:right w:w="108" w:type="dxa"/>
+            </w:tcMar>
+          </w:tcPr>
+          <w:p>
+            <w:pPr>
+              <w:spacing w:before="40" w:after="40" w:lineRule="auto" w:line="276"/>
+              <w:jc w:val="both"/>
+            </w:pPr>
+            <w:r/>
+            <w:r>
+              <w:rPr>
+                <w:rFonts w:ascii="Times New Roman" w:hAnsi="Times New Roman" w:eastAsia="Times New Roman" w:cs="Times New Roman"/>
+                <w:b w:val="0"/>
+                <w:i w:val="0"/>
+                <w:sz w:val="22"/>
+              </w:rPr>
+              <w:t>38</w:t>
+            </w:r>
+          </w:p>
+        </w:tc>
+        <w:tc>
+          <w:tcPr>
+            <w:tcW w:type="dxa" w:w="4536"/>
+            <w:vAlign w:val="top"/>
+            <w:tcMar>
+              <w:top w:w="108" w:type="dxa"/>
+              <w:left w:w="108" w:type="dxa"/>
+              <w:bottom w:w="108" w:type="dxa"/>
+              <w:right w:w="108" w:type="dxa"/>
+            </w:tcMar>
+          </w:tcPr>
+          <w:p>
+            <w:pPr>
+              <w:spacing w:before="40" w:after="40" w:lineRule="auto" w:line="276"/>
+              <w:jc w:val="both"/>
+            </w:pPr>
+            <w:r/>
+            <w:r>
+              <w:rPr>
+                <w:rFonts w:ascii="Times New Roman" w:hAnsi="Times New Roman" w:eastAsia="Times New Roman" w:cs="Times New Roman"/>
+                <w:b w:val="0"/>
+                <w:i w:val="0"/>
+                <w:sz w:val="22"/>
+              </w:rPr>
+              <w:t>`b2`</w:t>
+            </w:r>
+          </w:p>
+        </w:tc>
+      </w:tr>
+      <w:tr>
+        <w:tc>
+          <w:tcPr>
+            <w:tcW w:type="dxa" w:w="4536"/>
+            <w:vAlign w:val="top"/>
+            <w:tcMar>
+              <w:top w:w="108" w:type="dxa"/>
+              <w:left w:w="108" w:type="dxa"/>
+              <w:bottom w:w="108" w:type="dxa"/>
+              <w:right w:w="108" w:type="dxa"/>
+            </w:tcMar>
+          </w:tcPr>
+          <w:p>
+            <w:pPr>
+              <w:spacing w:before="40" w:after="40" w:lineRule="auto" w:line="276"/>
+              <w:jc w:val="both"/>
+            </w:pPr>
+            <w:r/>
+            <w:r>
+              <w:rPr>
+                <w:rFonts w:ascii="Times New Roman" w:hAnsi="Times New Roman" w:eastAsia="Times New Roman" w:cs="Times New Roman"/>
+                <w:b w:val="0"/>
+                <w:i w:val="0"/>
+                <w:sz w:val="22"/>
+              </w:rPr>
+              <w:t>39</w:t>
+            </w:r>
+          </w:p>
+        </w:tc>
+        <w:tc>
+          <w:tcPr>
+            <w:tcW w:type="dxa" w:w="4536"/>
+            <w:vAlign w:val="top"/>
+            <w:tcMar>
+              <w:top w:w="108" w:type="dxa"/>
+              <w:left w:w="108" w:type="dxa"/>
+              <w:bottom w:w="108" w:type="dxa"/>
+              <w:right w:w="108" w:type="dxa"/>
+            </w:tcMar>
+          </w:tcPr>
+          <w:p>
+            <w:pPr>
+              <w:spacing w:before="40" w:after="40" w:lineRule="auto" w:line="276"/>
+              <w:jc w:val="both"/>
+            </w:pPr>
+            <w:r/>
+            <w:r>
+              <w:rPr>
+                <w:rFonts w:ascii="Times New Roman" w:hAnsi="Times New Roman" w:eastAsia="Times New Roman" w:cs="Times New Roman"/>
+                <w:b w:val="0"/>
+                <w:i w:val="0"/>
+                <w:sz w:val="22"/>
+              </w:rPr>
+              <w:t>`b3`</w:t>
+            </w:r>
+          </w:p>
+        </w:tc>
+      </w:tr>
+      <w:tr>
+        <w:tc>
+          <w:tcPr>
+            <w:tcW w:type="dxa" w:w="4536"/>
+            <w:vAlign w:val="top"/>
+            <w:tcMar>
+              <w:top w:w="108" w:type="dxa"/>
+              <w:left w:w="108" w:type="dxa"/>
+              <w:bottom w:w="108" w:type="dxa"/>
+              <w:right w:w="108" w:type="dxa"/>
+            </w:tcMar>
+          </w:tcPr>
+          <w:p>
+            <w:pPr>
+              <w:spacing w:before="40" w:after="40" w:lineRule="auto" w:line="276"/>
+              <w:jc w:val="both"/>
+            </w:pPr>
+            <w:r/>
+            <w:r>
+              <w:rPr>
+                <w:rFonts w:ascii="Times New Roman" w:hAnsi="Times New Roman" w:eastAsia="Times New Roman" w:cs="Times New Roman"/>
+                <w:b w:val="0"/>
+                <w:i w:val="0"/>
+                <w:sz w:val="22"/>
+              </w:rPr>
+              <w:t>40</w:t>
+            </w:r>
+          </w:p>
+        </w:tc>
+        <w:tc>
+          <w:tcPr>
+            <w:tcW w:type="dxa" w:w="4536"/>
+            <w:vAlign w:val="top"/>
+            <w:tcMar>
+              <w:top w:w="108" w:type="dxa"/>
+              <w:left w:w="108" w:type="dxa"/>
+              <w:bottom w:w="108" w:type="dxa"/>
+              <w:right w:w="108" w:type="dxa"/>
+            </w:tcMar>
+          </w:tcPr>
+          <w:p>
+            <w:pPr>
+              <w:spacing w:before="40" w:after="40" w:lineRule="auto" w:line="276"/>
+              <w:jc w:val="both"/>
+            </w:pPr>
+            <w:r/>
+            <w:r>
+              <w:rPr>
+                <w:rFonts w:ascii="Times New Roman" w:hAnsi="Times New Roman" w:eastAsia="Times New Roman" w:cs="Times New Roman"/>
+                <w:b w:val="0"/>
+                <w:i w:val="0"/>
+                <w:sz w:val="22"/>
+              </w:rPr>
+              <w:t>`b4`</w:t>
+            </w:r>
+          </w:p>
+        </w:tc>
+      </w:tr>
+      <w:tr>
+        <w:tc>
+          <w:tcPr>
+            <w:tcW w:type="dxa" w:w="4536"/>
+            <w:vAlign w:val="top"/>
+            <w:tcMar>
+              <w:top w:w="108" w:type="dxa"/>
+              <w:left w:w="108" w:type="dxa"/>
+              <w:bottom w:w="108" w:type="dxa"/>
+              <w:right w:w="108" w:type="dxa"/>
+            </w:tcMar>
+          </w:tcPr>
+          <w:p>
+            <w:pPr>
+              <w:spacing w:before="40" w:after="40" w:lineRule="auto" w:line="276"/>
+              <w:jc w:val="both"/>
+            </w:pPr>
+            <w:r/>
+            <w:r>
+              <w:rPr>
+                <w:rFonts w:ascii="Times New Roman" w:hAnsi="Times New Roman" w:eastAsia="Times New Roman" w:cs="Times New Roman"/>
+                <w:b w:val="0"/>
+                <w:i w:val="0"/>
+                <w:sz w:val="22"/>
+              </w:rPr>
+              <w:t>41</w:t>
+            </w:r>
+          </w:p>
+        </w:tc>
+        <w:tc>
+          <w:tcPr>
+            <w:tcW w:type="dxa" w:w="4536"/>
+            <w:vAlign w:val="top"/>
+            <w:tcMar>
+              <w:top w:w="108" w:type="dxa"/>
+              <w:left w:w="108" w:type="dxa"/>
+              <w:bottom w:w="108" w:type="dxa"/>
+              <w:right w:w="108" w:type="dxa"/>
+            </w:tcMar>
+          </w:tcPr>
+          <w:p>
+            <w:pPr>
+              <w:spacing w:before="40" w:after="40" w:lineRule="auto" w:line="276"/>
+              <w:jc w:val="both"/>
+            </w:pPr>
+            <w:r/>
+            <w:r>
+              <w:rPr>
+                <w:rFonts w:ascii="Times New Roman" w:hAnsi="Times New Roman" w:eastAsia="Times New Roman" w:cs="Times New Roman"/>
+                <w:b w:val="0"/>
+                <w:i w:val="0"/>
+                <w:sz w:val="22"/>
+              </w:rPr>
+              <w:t>`b5`</w:t>
+            </w:r>
+          </w:p>
+        </w:tc>
+      </w:tr>
+      <w:tr>
+        <w:tc>
+          <w:tcPr>
+            <w:tcW w:type="dxa" w:w="4536"/>
+            <w:vAlign w:val="top"/>
+            <w:tcMar>
+              <w:top w:w="108" w:type="dxa"/>
+              <w:left w:w="108" w:type="dxa"/>
+              <w:bottom w:w="108" w:type="dxa"/>
+              <w:right w:w="108" w:type="dxa"/>
+            </w:tcMar>
+          </w:tcPr>
+          <w:p>
+            <w:pPr>
+              <w:spacing w:before="40" w:after="40" w:lineRule="auto" w:line="276"/>
+              <w:jc w:val="both"/>
+            </w:pPr>
+            <w:r/>
+            <w:r>
+              <w:rPr>
+                <w:rFonts w:ascii="Times New Roman" w:hAnsi="Times New Roman" w:eastAsia="Times New Roman" w:cs="Times New Roman"/>
+                <w:b w:val="0"/>
+                <w:i w:val="0"/>
+                <w:sz w:val="22"/>
+              </w:rPr>
+              <w:t>42</w:t>
+            </w:r>
+          </w:p>
+        </w:tc>
+        <w:tc>
+          <w:tcPr>
+            <w:tcW w:type="dxa" w:w="4536"/>
+            <w:vAlign w:val="top"/>
+            <w:tcMar>
+              <w:top w:w="108" w:type="dxa"/>
+              <w:left w:w="108" w:type="dxa"/>
+              <w:bottom w:w="108" w:type="dxa"/>
+              <w:right w:w="108" w:type="dxa"/>
+            </w:tcMar>
+          </w:tcPr>
+          <w:p>
+            <w:pPr>
+              <w:spacing w:before="40" w:after="40" w:lineRule="auto" w:line="276"/>
+              <w:jc w:val="both"/>
+            </w:pPr>
+            <w:r/>
+            <w:r>
+              <w:rPr>
+                <w:rFonts w:ascii="Times New Roman" w:hAnsi="Times New Roman" w:eastAsia="Times New Roman" w:cs="Times New Roman"/>
+                <w:b w:val="0"/>
+                <w:i w:val="0"/>
+                <w:sz w:val="22"/>
+              </w:rPr>
+              <w:t>`b6`</w:t>
+            </w:r>
+          </w:p>
+        </w:tc>
+      </w:tr>
+      <w:tr>
+        <w:tc>
+          <w:tcPr>
+            <w:tcW w:type="dxa" w:w="4536"/>
+            <w:vAlign w:val="top"/>
+            <w:tcMar>
+              <w:top w:w="108" w:type="dxa"/>
+              <w:left w:w="108" w:type="dxa"/>
+              <w:bottom w:w="108" w:type="dxa"/>
+              <w:right w:w="108" w:type="dxa"/>
+            </w:tcMar>
+          </w:tcPr>
+          <w:p>
+            <w:pPr>
+              <w:spacing w:before="40" w:after="40" w:lineRule="auto" w:line="276"/>
+              <w:jc w:val="both"/>
+            </w:pPr>
+            <w:r/>
+            <w:r>
+              <w:rPr>
+                <w:rFonts w:ascii="Times New Roman" w:hAnsi="Times New Roman" w:eastAsia="Times New Roman" w:cs="Times New Roman"/>
+                <w:b w:val="0"/>
+                <w:i w:val="0"/>
+                <w:sz w:val="22"/>
+              </w:rPr>
+              <w:t>43</w:t>
+            </w:r>
+          </w:p>
+        </w:tc>
+        <w:tc>
+          <w:tcPr>
+            <w:tcW w:type="dxa" w:w="4536"/>
+            <w:vAlign w:val="top"/>
+            <w:tcMar>
+              <w:top w:w="108" w:type="dxa"/>
+              <w:left w:w="108" w:type="dxa"/>
+              <w:bottom w:w="108" w:type="dxa"/>
+              <w:right w:w="108" w:type="dxa"/>
+            </w:tcMar>
+          </w:tcPr>
+          <w:p>
+            <w:pPr>
+              <w:spacing w:before="40" w:after="40" w:lineRule="auto" w:line="276"/>
+              <w:jc w:val="both"/>
+            </w:pPr>
+            <w:r/>
+            <w:r>
+              <w:rPr>
+                <w:rFonts w:ascii="Times New Roman" w:hAnsi="Times New Roman" w:eastAsia="Times New Roman" w:cs="Times New Roman"/>
+                <w:b w:val="0"/>
+                <w:i w:val="0"/>
+                <w:sz w:val="22"/>
+              </w:rPr>
+              <w:t>`b7`</w:t>
+            </w:r>
+          </w:p>
+        </w:tc>
+      </w:tr>
+      <w:tr>
+        <w:tc>
+          <w:tcPr>
+            <w:tcW w:type="dxa" w:w="4536"/>
+            <w:vAlign w:val="top"/>
+            <w:tcMar>
+              <w:top w:w="108" w:type="dxa"/>
+              <w:left w:w="108" w:type="dxa"/>
+              <w:bottom w:w="108" w:type="dxa"/>
+              <w:right w:w="108" w:type="dxa"/>
+            </w:tcMar>
+          </w:tcPr>
+          <w:p>
+            <w:pPr>
+              <w:spacing w:before="40" w:after="40" w:lineRule="auto" w:line="276"/>
+              <w:jc w:val="both"/>
+            </w:pPr>
+            <w:r/>
+            <w:r>
+              <w:rPr>
+                <w:rFonts w:ascii="Times New Roman" w:hAnsi="Times New Roman" w:eastAsia="Times New Roman" w:cs="Times New Roman"/>
+                <w:b w:val="0"/>
+                <w:i w:val="0"/>
+                <w:sz w:val="22"/>
+              </w:rPr>
+              <w:t>44</w:t>
+            </w:r>
+          </w:p>
+        </w:tc>
+        <w:tc>
+          <w:tcPr>
+            <w:tcW w:type="dxa" w:w="4536"/>
+            <w:vAlign w:val="top"/>
+            <w:tcMar>
+              <w:top w:w="108" w:type="dxa"/>
+              <w:left w:w="108" w:type="dxa"/>
+              <w:bottom w:w="108" w:type="dxa"/>
+              <w:right w:w="108" w:type="dxa"/>
+            </w:tcMar>
+          </w:tcPr>
+          <w:p>
+            <w:pPr>
+              <w:spacing w:before="40" w:after="40" w:lineRule="auto" w:line="276"/>
+              <w:jc w:val="both"/>
+            </w:pPr>
+            <w:r/>
+            <w:r>
+              <w:rPr>
+                <w:rFonts w:ascii="Times New Roman" w:hAnsi="Times New Roman" w:eastAsia="Times New Roman" w:cs="Times New Roman"/>
+                <w:b w:val="0"/>
+                <w:i w:val="0"/>
+                <w:sz w:val="22"/>
+              </w:rPr>
+              <w:t>`b8`</w:t>
+            </w:r>
+          </w:p>
+        </w:tc>
+      </w:tr>
+      <w:tr>
+        <w:tc>
+          <w:tcPr>
+            <w:tcW w:type="dxa" w:w="4536"/>
+            <w:vAlign w:val="top"/>
+            <w:tcMar>
+              <w:top w:w="108" w:type="dxa"/>
+              <w:left w:w="108" w:type="dxa"/>
+              <w:bottom w:w="108" w:type="dxa"/>
+              <w:right w:w="108" w:type="dxa"/>
+            </w:tcMar>
+          </w:tcPr>
+          <w:p>
+            <w:pPr>
+              <w:spacing w:before="40" w:after="40" w:lineRule="auto" w:line="276"/>
+              <w:jc w:val="both"/>
+            </w:pPr>
+            <w:r/>
+            <w:r>
+              <w:rPr>
+                <w:rFonts w:ascii="Times New Roman" w:hAnsi="Times New Roman" w:eastAsia="Times New Roman" w:cs="Times New Roman"/>
+                <w:b w:val="0"/>
+                <w:i w:val="0"/>
+                <w:sz w:val="22"/>
+              </w:rPr>
+              <w:t>45</w:t>
+            </w:r>
+          </w:p>
+        </w:tc>
+        <w:tc>
+          <w:tcPr>
+            <w:tcW w:type="dxa" w:w="4536"/>
+            <w:vAlign w:val="top"/>
+            <w:tcMar>
+              <w:top w:w="108" w:type="dxa"/>
+              <w:left w:w="108" w:type="dxa"/>
+              <w:bottom w:w="108" w:type="dxa"/>
+              <w:right w:w="108" w:type="dxa"/>
+            </w:tcMar>
+          </w:tcPr>
+          <w:p>
+            <w:pPr>
+              <w:spacing w:before="40" w:after="40" w:lineRule="auto" w:line="276"/>
+              <w:jc w:val="both"/>
+            </w:pPr>
+            <w:r/>
+            <w:r>
+              <w:rPr>
+                <w:rFonts w:ascii="Times New Roman" w:hAnsi="Times New Roman" w:eastAsia="Times New Roman" w:cs="Times New Roman"/>
+                <w:b w:val="0"/>
+                <w:i w:val="0"/>
+                <w:sz w:val="22"/>
+              </w:rPr>
+              <w:t>`c1`</w:t>
+            </w:r>
+          </w:p>
+        </w:tc>
+      </w:tr>
+      <w:tr>
+        <w:tc>
+          <w:tcPr>
+            <w:tcW w:type="dxa" w:w="4536"/>
+            <w:vAlign w:val="top"/>
+            <w:tcMar>
+              <w:top w:w="108" w:type="dxa"/>
+              <w:left w:w="108" w:type="dxa"/>
+              <w:bottom w:w="108" w:type="dxa"/>
+              <w:right w:w="108" w:type="dxa"/>
+            </w:tcMar>
+          </w:tcPr>
+          <w:p>
+            <w:pPr>
+              <w:spacing w:before="40" w:after="40" w:lineRule="auto" w:line="276"/>
+              <w:jc w:val="both"/>
+            </w:pPr>
+            <w:r/>
+            <w:r>
+              <w:rPr>
+                <w:rFonts w:ascii="Times New Roman" w:hAnsi="Times New Roman" w:eastAsia="Times New Roman" w:cs="Times New Roman"/>
+                <w:b w:val="0"/>
+                <w:i w:val="0"/>
+                <w:sz w:val="22"/>
+              </w:rPr>
+              <w:t>46</w:t>
+            </w:r>
+          </w:p>
+        </w:tc>
+        <w:tc>
+          <w:tcPr>
+            <w:tcW w:type="dxa" w:w="4536"/>
+            <w:vAlign w:val="top"/>
+            <w:tcMar>
+              <w:top w:w="108" w:type="dxa"/>
+              <w:left w:w="108" w:type="dxa"/>
+              <w:bottom w:w="108" w:type="dxa"/>
+              <w:right w:w="108" w:type="dxa"/>
+            </w:tcMar>
+          </w:tcPr>
+          <w:p>
+            <w:pPr>
+              <w:spacing w:before="40" w:after="40" w:lineRule="auto" w:line="276"/>
+              <w:jc w:val="both"/>
+            </w:pPr>
+            <w:r/>
+            <w:r>
+              <w:rPr>
+                <w:rFonts w:ascii="Times New Roman" w:hAnsi="Times New Roman" w:eastAsia="Times New Roman" w:cs="Times New Roman"/>
+                <w:b w:val="0"/>
+                <w:i w:val="0"/>
+                <w:sz w:val="22"/>
+              </w:rPr>
+              <w:t>`c2`</w:t>
+            </w:r>
+          </w:p>
+        </w:tc>
+      </w:tr>
+      <w:tr>
+        <w:tc>
+          <w:tcPr>
+            <w:tcW w:type="dxa" w:w="4536"/>
+            <w:vAlign w:val="top"/>
+            <w:tcMar>
+              <w:top w:w="108" w:type="dxa"/>
+              <w:left w:w="108" w:type="dxa"/>
+              <w:bottom w:w="108" w:type="dxa"/>
+              <w:right w:w="108" w:type="dxa"/>
+            </w:tcMar>
+          </w:tcPr>
+          <w:p>
+            <w:pPr>
+              <w:spacing w:before="40" w:after="40" w:lineRule="auto" w:line="276"/>
+              <w:jc w:val="both"/>
+            </w:pPr>
+            <w:r/>
+            <w:r>
+              <w:rPr>
+                <w:rFonts w:ascii="Times New Roman" w:hAnsi="Times New Roman" w:eastAsia="Times New Roman" w:cs="Times New Roman"/>
+                <w:b w:val="0"/>
+                <w:i w:val="0"/>
+                <w:sz w:val="22"/>
+              </w:rPr>
+              <w:t>47</w:t>
+            </w:r>
+          </w:p>
+        </w:tc>
+        <w:tc>
+          <w:tcPr>
+            <w:tcW w:type="dxa" w:w="4536"/>
+            <w:vAlign w:val="top"/>
+            <w:tcMar>
+              <w:top w:w="108" w:type="dxa"/>
+              <w:left w:w="108" w:type="dxa"/>
+              <w:bottom w:w="108" w:type="dxa"/>
+              <w:right w:w="108" w:type="dxa"/>
+            </w:tcMar>
+          </w:tcPr>
+          <w:p>
+            <w:pPr>
+              <w:spacing w:before="40" w:after="40" w:lineRule="auto" w:line="276"/>
+              <w:jc w:val="both"/>
+            </w:pPr>
+            <w:r/>
+            <w:r>
+              <w:rPr>
+                <w:rFonts w:ascii="Times New Roman" w:hAnsi="Times New Roman" w:eastAsia="Times New Roman" w:cs="Times New Roman"/>
+                <w:b w:val="0"/>
+                <w:i w:val="0"/>
+                <w:sz w:val="22"/>
+              </w:rPr>
+              <w:t>`c3`</w:t>
+            </w:r>
+          </w:p>
+        </w:tc>
+      </w:tr>
+      <w:tr>
+        <w:tc>
+          <w:tcPr>
+            <w:tcW w:type="dxa" w:w="4536"/>
+            <w:vAlign w:val="top"/>
+            <w:tcMar>
+              <w:top w:w="108" w:type="dxa"/>
+              <w:left w:w="108" w:type="dxa"/>
+              <w:bottom w:w="108" w:type="dxa"/>
+              <w:right w:w="108" w:type="dxa"/>
+            </w:tcMar>
+          </w:tcPr>
+          <w:p>
+            <w:pPr>
+              <w:spacing w:before="40" w:after="40" w:lineRule="auto" w:line="276"/>
+              <w:jc w:val="both"/>
+            </w:pPr>
+            <w:r/>
+            <w:r>
+              <w:rPr>
+                <w:rFonts w:ascii="Times New Roman" w:hAnsi="Times New Roman" w:eastAsia="Times New Roman" w:cs="Times New Roman"/>
+                <w:b w:val="0"/>
+                <w:i w:val="0"/>
+                <w:sz w:val="22"/>
+              </w:rPr>
+              <w:t>48</w:t>
+            </w:r>
+          </w:p>
+        </w:tc>
+        <w:tc>
+          <w:tcPr>
+            <w:tcW w:type="dxa" w:w="4536"/>
+            <w:vAlign w:val="top"/>
+            <w:tcMar>
+              <w:top w:w="108" w:type="dxa"/>
+              <w:left w:w="108" w:type="dxa"/>
+              <w:bottom w:w="108" w:type="dxa"/>
+              <w:right w:w="108" w:type="dxa"/>
+            </w:tcMar>
+          </w:tcPr>
+          <w:p>
+            <w:pPr>
+              <w:spacing w:before="40" w:after="40" w:lineRule="auto" w:line="276"/>
+              <w:jc w:val="both"/>
+            </w:pPr>
+            <w:r/>
+            <w:r>
+              <w:rPr>
+                <w:rFonts w:ascii="Times New Roman" w:hAnsi="Times New Roman" w:eastAsia="Times New Roman" w:cs="Times New Roman"/>
+                <w:b w:val="0"/>
+                <w:i w:val="0"/>
+                <w:sz w:val="22"/>
+              </w:rPr>
+              <w:t>`c4`</w:t>
+            </w:r>
+          </w:p>
+        </w:tc>
+      </w:tr>
+      <w:tr>
+        <w:tc>
+          <w:tcPr>
+            <w:tcW w:type="dxa" w:w="4536"/>
+            <w:vAlign w:val="top"/>
+            <w:tcMar>
+              <w:top w:w="108" w:type="dxa"/>
+              <w:left w:w="108" w:type="dxa"/>
+              <w:bottom w:w="108" w:type="dxa"/>
+              <w:right w:w="108" w:type="dxa"/>
+            </w:tcMar>
+          </w:tcPr>
+          <w:p>
+            <w:pPr>
+              <w:spacing w:before="40" w:after="40" w:lineRule="auto" w:line="276"/>
+              <w:jc w:val="both"/>
+            </w:pPr>
+            <w:r/>
+            <w:r>
+              <w:rPr>
+                <w:rFonts w:ascii="Times New Roman" w:hAnsi="Times New Roman" w:eastAsia="Times New Roman" w:cs="Times New Roman"/>
+                <w:b w:val="0"/>
+                <w:i w:val="0"/>
+                <w:sz w:val="22"/>
+              </w:rPr>
+              <w:t>49</w:t>
+            </w:r>
+          </w:p>
+        </w:tc>
+        <w:tc>
+          <w:tcPr>
+            <w:tcW w:type="dxa" w:w="4536"/>
+            <w:vAlign w:val="top"/>
+            <w:tcMar>
+              <w:top w:w="108" w:type="dxa"/>
+              <w:left w:w="108" w:type="dxa"/>
+              <w:bottom w:w="108" w:type="dxa"/>
+              <w:right w:w="108" w:type="dxa"/>
+            </w:tcMar>
+          </w:tcPr>
+          <w:p>
+            <w:pPr>
+              <w:spacing w:before="40" w:after="40" w:lineRule="auto" w:line="276"/>
+              <w:jc w:val="both"/>
+            </w:pPr>
+            <w:r/>
+            <w:r>
+              <w:rPr>
+                <w:rFonts w:ascii="Times New Roman" w:hAnsi="Times New Roman" w:eastAsia="Times New Roman" w:cs="Times New Roman"/>
+                <w:b w:val="0"/>
+                <w:i w:val="0"/>
+                <w:sz w:val="22"/>
+              </w:rPr>
+              <w:t>`c5`</w:t>
+            </w:r>
+          </w:p>
+        </w:tc>
+      </w:tr>
+      <w:tr>
+        <w:tc>
+          <w:tcPr>
+            <w:tcW w:type="dxa" w:w="4536"/>
+            <w:vAlign w:val="top"/>
+            <w:tcMar>
+              <w:top w:w="108" w:type="dxa"/>
+              <w:left w:w="108" w:type="dxa"/>
+              <w:bottom w:w="108" w:type="dxa"/>
+              <w:right w:w="108" w:type="dxa"/>
+            </w:tcMar>
+          </w:tcPr>
+          <w:p>
+            <w:pPr>
+              <w:spacing w:before="40" w:after="40" w:lineRule="auto" w:line="276"/>
+              <w:jc w:val="both"/>
+            </w:pPr>
+            <w:r/>
+            <w:r>
+              <w:rPr>
+                <w:rFonts w:ascii="Times New Roman" w:hAnsi="Times New Roman" w:eastAsia="Times New Roman" w:cs="Times New Roman"/>
+                <w:b w:val="0"/>
+                <w:i w:val="0"/>
+                <w:sz w:val="22"/>
+              </w:rPr>
+              <w:t>50</w:t>
+            </w:r>
+          </w:p>
+        </w:tc>
+        <w:tc>
+          <w:tcPr>
+            <w:tcW w:type="dxa" w:w="4536"/>
+            <w:vAlign w:val="top"/>
+            <w:tcMar>
+              <w:top w:w="108" w:type="dxa"/>
+              <w:left w:w="108" w:type="dxa"/>
+              <w:bottom w:w="108" w:type="dxa"/>
+              <w:right w:w="108" w:type="dxa"/>
+            </w:tcMar>
+          </w:tcPr>
+          <w:p>
+            <w:pPr>
+              <w:spacing w:before="40" w:after="40" w:lineRule="auto" w:line="276"/>
+              <w:jc w:val="both"/>
+            </w:pPr>
+            <w:r/>
+            <w:r>
+              <w:rPr>
+                <w:rFonts w:ascii="Times New Roman" w:hAnsi="Times New Roman" w:eastAsia="Times New Roman" w:cs="Times New Roman"/>
+                <w:b w:val="0"/>
+                <w:i w:val="0"/>
+                <w:sz w:val="22"/>
+              </w:rPr>
+              <w:t>`c6`</w:t>
+            </w:r>
+          </w:p>
+        </w:tc>
+      </w:tr>
+      <w:tr>
+        <w:tc>
+          <w:tcPr>
+            <w:tcW w:type="dxa" w:w="4536"/>
+            <w:vAlign w:val="top"/>
+            <w:tcMar>
+              <w:top w:w="108" w:type="dxa"/>
+              <w:left w:w="108" w:type="dxa"/>
+              <w:bottom w:w="108" w:type="dxa"/>
+              <w:right w:w="108" w:type="dxa"/>
+            </w:tcMar>
+          </w:tcPr>
+          <w:p>
+            <w:pPr>
+              <w:spacing w:before="40" w:after="40" w:lineRule="auto" w:line="276"/>
+              <w:jc w:val="both"/>
+            </w:pPr>
+            <w:r/>
+            <w:r>
+              <w:rPr>
+                <w:rFonts w:ascii="Times New Roman" w:hAnsi="Times New Roman" w:eastAsia="Times New Roman" w:cs="Times New Roman"/>
+                <w:b w:val="0"/>
+                <w:i w:val="0"/>
+                <w:sz w:val="22"/>
+              </w:rPr>
+              <w:t>51</w:t>
+            </w:r>
+          </w:p>
+        </w:tc>
+        <w:tc>
+          <w:tcPr>
+            <w:tcW w:type="dxa" w:w="4536"/>
+            <w:vAlign w:val="top"/>
+            <w:tcMar>
+              <w:top w:w="108" w:type="dxa"/>
+              <w:left w:w="108" w:type="dxa"/>
+              <w:bottom w:w="108" w:type="dxa"/>
+              <w:right w:w="108" w:type="dxa"/>
+            </w:tcMar>
+          </w:tcPr>
+          <w:p>
+            <w:pPr>
+              <w:spacing w:before="40" w:after="40" w:lineRule="auto" w:line="276"/>
+              <w:jc w:val="both"/>
+            </w:pPr>
+            <w:r/>
+            <w:r>
+              <w:rPr>
+                <w:rFonts w:ascii="Times New Roman" w:hAnsi="Times New Roman" w:eastAsia="Times New Roman" w:cs="Times New Roman"/>
+                <w:b w:val="0"/>
+                <w:i w:val="0"/>
+                <w:sz w:val="22"/>
+              </w:rPr>
+              <w:t>`c7`</w:t>
+            </w:r>
+          </w:p>
+        </w:tc>
+      </w:tr>
+      <w:tr>
+        <w:tc>
+          <w:tcPr>
+            <w:tcW w:type="dxa" w:w="4536"/>
+            <w:vAlign w:val="top"/>
+            <w:tcMar>
+              <w:top w:w="108" w:type="dxa"/>
+              <w:left w:w="108" w:type="dxa"/>
+              <w:bottom w:w="108" w:type="dxa"/>
+              <w:right w:w="108" w:type="dxa"/>
+            </w:tcMar>
+          </w:tcPr>
+          <w:p>
+            <w:pPr>
+              <w:spacing w:before="40" w:after="40" w:lineRule="auto" w:line="276"/>
+              <w:jc w:val="both"/>
+            </w:pPr>
+            <w:r/>
+            <w:r>
+              <w:rPr>
+                <w:rFonts w:ascii="Times New Roman" w:hAnsi="Times New Roman" w:eastAsia="Times New Roman" w:cs="Times New Roman"/>
+                <w:b w:val="0"/>
+                <w:i w:val="0"/>
+                <w:sz w:val="22"/>
+              </w:rPr>
+              <w:t>52</w:t>
+            </w:r>
+          </w:p>
+        </w:tc>
+        <w:tc>
+          <w:tcPr>
+            <w:tcW w:type="dxa" w:w="4536"/>
+            <w:vAlign w:val="top"/>
+            <w:tcMar>
+              <w:top w:w="108" w:type="dxa"/>
+              <w:left w:w="108" w:type="dxa"/>
+              <w:bottom w:w="108" w:type="dxa"/>
+              <w:right w:w="108" w:type="dxa"/>
+            </w:tcMar>
+          </w:tcPr>
+          <w:p>
+            <w:pPr>
+              <w:spacing w:before="40" w:after="40" w:lineRule="auto" w:line="276"/>
+              <w:jc w:val="both"/>
+            </w:pPr>
+            <w:r/>
+            <w:r>
+              <w:rPr>
+                <w:rFonts w:ascii="Times New Roman" w:hAnsi="Times New Roman" w:eastAsia="Times New Roman" w:cs="Times New Roman"/>
+                <w:b w:val="0"/>
+                <w:i w:val="0"/>
+                <w:sz w:val="22"/>
+              </w:rPr>
+              <w:t>`c8`</w:t>
+            </w:r>
+          </w:p>
+        </w:tc>
+      </w:tr>
+      <w:tr>
+        <w:tc>
+          <w:tcPr>
+            <w:tcW w:type="dxa" w:w="4536"/>
+            <w:vAlign w:val="top"/>
+            <w:tcMar>
+              <w:top w:w="108" w:type="dxa"/>
+              <w:left w:w="108" w:type="dxa"/>
+              <w:bottom w:w="108" w:type="dxa"/>
+              <w:right w:w="108" w:type="dxa"/>
+            </w:tcMar>
+          </w:tcPr>
+          <w:p>
+            <w:pPr>
+              <w:spacing w:before="40" w:after="40" w:lineRule="auto" w:line="276"/>
+              <w:jc w:val="both"/>
+            </w:pPr>
+            <w:r/>
+            <w:r>
+              <w:rPr>
+                <w:rFonts w:ascii="Times New Roman" w:hAnsi="Times New Roman" w:eastAsia="Times New Roman" w:cs="Times New Roman"/>
+                <w:b w:val="0"/>
+                <w:i w:val="0"/>
+                <w:sz w:val="22"/>
+              </w:rPr>
+              <w:t>53</w:t>
+            </w:r>
+          </w:p>
+        </w:tc>
+        <w:tc>
+          <w:tcPr>
+            <w:tcW w:type="dxa" w:w="4536"/>
+            <w:vAlign w:val="top"/>
+            <w:tcMar>
+              <w:top w:w="108" w:type="dxa"/>
+              <w:left w:w="108" w:type="dxa"/>
+              <w:bottom w:w="108" w:type="dxa"/>
+              <w:right w:w="108" w:type="dxa"/>
+            </w:tcMar>
+          </w:tcPr>
+          <w:p>
+            <w:pPr>
+              <w:spacing w:before="40" w:after="40" w:lineRule="auto" w:line="276"/>
+              <w:jc w:val="both"/>
+            </w:pPr>
+            <w:r/>
+            <w:r>
+              <w:rPr>
+                <w:rFonts w:ascii="Times New Roman" w:hAnsi="Times New Roman" w:eastAsia="Times New Roman" w:cs="Times New Roman"/>
+                <w:b w:val="0"/>
+                <w:i w:val="0"/>
+                <w:sz w:val="22"/>
+              </w:rPr>
+              <w:t>`c9`</w:t>
+            </w:r>
+          </w:p>
+        </w:tc>
+      </w:tr>
+      <w:tr>
+        <w:tc>
+          <w:tcPr>
+            <w:tcW w:type="dxa" w:w="4536"/>
+            <w:vAlign w:val="top"/>
+            <w:tcMar>
+              <w:top w:w="108" w:type="dxa"/>
+              <w:left w:w="108" w:type="dxa"/>
+              <w:bottom w:w="108" w:type="dxa"/>
+              <w:right w:w="108" w:type="dxa"/>
+            </w:tcMar>
+          </w:tcPr>
+          <w:p>
+            <w:pPr>
+              <w:spacing w:before="40" w:after="40" w:lineRule="auto" w:line="276"/>
+              <w:jc w:val="both"/>
+            </w:pPr>
+            <w:r/>
+            <w:r>
+              <w:rPr>
+                <w:rFonts w:ascii="Times New Roman" w:hAnsi="Times New Roman" w:eastAsia="Times New Roman" w:cs="Times New Roman"/>
+                <w:b w:val="0"/>
+                <w:i w:val="0"/>
+                <w:sz w:val="22"/>
+              </w:rPr>
+              <w:t>54</w:t>
+            </w:r>
+          </w:p>
+        </w:tc>
+        <w:tc>
+          <w:tcPr>
+            <w:tcW w:type="dxa" w:w="4536"/>
+            <w:vAlign w:val="top"/>
+            <w:tcMar>
+              <w:top w:w="108" w:type="dxa"/>
+              <w:left w:w="108" w:type="dxa"/>
+              <w:bottom w:w="108" w:type="dxa"/>
+              <w:right w:w="108" w:type="dxa"/>
+            </w:tcMar>
+          </w:tcPr>
+          <w:p>
+            <w:pPr>
+              <w:spacing w:before="40" w:after="40" w:lineRule="auto" w:line="276"/>
+              <w:jc w:val="both"/>
+            </w:pPr>
+            <w:r/>
+            <w:r>
+              <w:rPr>
+                <w:rFonts w:ascii="Times New Roman" w:hAnsi="Times New Roman" w:eastAsia="Times New Roman" w:cs="Times New Roman"/>
+                <w:b w:val="0"/>
+                <w:i w:val="0"/>
+                <w:sz w:val="22"/>
+              </w:rPr>
+              <w:t>`c10`</w:t>
+            </w:r>
+          </w:p>
+        </w:tc>
+      </w:tr>
+      <w:tr>
+        <w:tc>
+          <w:tcPr>
+            <w:tcW w:type="dxa" w:w="4536"/>
+            <w:vAlign w:val="top"/>
+            <w:tcMar>
+              <w:top w:w="108" w:type="dxa"/>
+              <w:left w:w="108" w:type="dxa"/>
+              <w:bottom w:w="108" w:type="dxa"/>
+              <w:right w:w="108" w:type="dxa"/>
+            </w:tcMar>
+          </w:tcPr>
+          <w:p>
+            <w:pPr>
+              <w:spacing w:before="40" w:after="40" w:lineRule="auto" w:line="276"/>
+              <w:jc w:val="both"/>
+            </w:pPr>
+            <w:r/>
+            <w:r>
+              <w:rPr>
+                <w:rFonts w:ascii="Times New Roman" w:hAnsi="Times New Roman" w:eastAsia="Times New Roman" w:cs="Times New Roman"/>
+                <w:b w:val="0"/>
+                <w:i w:val="0"/>
+                <w:sz w:val="22"/>
+              </w:rPr>
+              <w:t>55</w:t>
+            </w:r>
+          </w:p>
+        </w:tc>
+        <w:tc>
+          <w:tcPr>
+            <w:tcW w:type="dxa" w:w="4536"/>
+            <w:vAlign w:val="top"/>
+            <w:tcMar>
+              <w:top w:w="108" w:type="dxa"/>
+              <w:left w:w="108" w:type="dxa"/>
+              <w:bottom w:w="108" w:type="dxa"/>
+              <w:right w:w="108" w:type="dxa"/>
+            </w:tcMar>
+          </w:tcPr>
+          <w:p>
+            <w:pPr>
+              <w:spacing w:before="40" w:after="40" w:lineRule="auto" w:line="276"/>
+              <w:jc w:val="both"/>
+            </w:pPr>
+            <w:r/>
+            <w:r>
+              <w:rPr>
+                <w:rFonts w:ascii="Times New Roman" w:hAnsi="Times New Roman" w:eastAsia="Times New Roman" w:cs="Times New Roman"/>
+                <w:b w:val="0"/>
+                <w:i w:val="0"/>
+                <w:sz w:val="22"/>
+              </w:rPr>
+              <w:t>`d1`</w:t>
+            </w:r>
+          </w:p>
+        </w:tc>
+      </w:tr>
+      <w:tr>
+        <w:tc>
+          <w:tcPr>
+            <w:tcW w:type="dxa" w:w="4536"/>
+            <w:vAlign w:val="top"/>
+            <w:tcMar>
+              <w:top w:w="108" w:type="dxa"/>
+              <w:left w:w="108" w:type="dxa"/>
+              <w:bottom w:w="108" w:type="dxa"/>
+              <w:right w:w="108" w:type="dxa"/>
+            </w:tcMar>
+          </w:tcPr>
+          <w:p>
+            <w:pPr>
+              <w:spacing w:before="40" w:after="40" w:lineRule="auto" w:line="276"/>
+              <w:jc w:val="both"/>
+            </w:pPr>
+            <w:r/>
+            <w:r>
+              <w:rPr>
+                <w:rFonts w:ascii="Times New Roman" w:hAnsi="Times New Roman" w:eastAsia="Times New Roman" w:cs="Times New Roman"/>
+                <w:b w:val="0"/>
+                <w:i w:val="0"/>
+                <w:sz w:val="22"/>
+              </w:rPr>
+              <w:t>56</w:t>
+            </w:r>
+          </w:p>
+        </w:tc>
+        <w:tc>
+          <w:tcPr>
+            <w:tcW w:type="dxa" w:w="4536"/>
+            <w:vAlign w:val="top"/>
+            <w:tcMar>
+              <w:top w:w="108" w:type="dxa"/>
+              <w:left w:w="108" w:type="dxa"/>
+              <w:bottom w:w="108" w:type="dxa"/>
+              <w:right w:w="108" w:type="dxa"/>
+            </w:tcMar>
+          </w:tcPr>
+          <w:p>
+            <w:pPr>
+              <w:spacing w:before="40" w:after="40" w:lineRule="auto" w:line="276"/>
+              <w:jc w:val="both"/>
+            </w:pPr>
+            <w:r/>
+            <w:r>
+              <w:rPr>
+                <w:rFonts w:ascii="Times New Roman" w:hAnsi="Times New Roman" w:eastAsia="Times New Roman" w:cs="Times New Roman"/>
+                <w:b w:val="0"/>
+                <w:i w:val="0"/>
+                <w:sz w:val="22"/>
+              </w:rPr>
+              <w:t>`d2`</w:t>
+            </w:r>
+          </w:p>
+        </w:tc>
+      </w:tr>
+      <w:tr>
+        <w:tc>
+          <w:tcPr>
+            <w:tcW w:type="dxa" w:w="4536"/>
+            <w:vAlign w:val="top"/>
+            <w:tcMar>
+              <w:top w:w="108" w:type="dxa"/>
+              <w:left w:w="108" w:type="dxa"/>
+              <w:bottom w:w="108" w:type="dxa"/>
+              <w:right w:w="108" w:type="dxa"/>
+            </w:tcMar>
+          </w:tcPr>
+          <w:p>
+            <w:pPr>
+              <w:spacing w:before="40" w:after="40" w:lineRule="auto" w:line="276"/>
+              <w:jc w:val="both"/>
+            </w:pPr>
+            <w:r/>
+            <w:r>
+              <w:rPr>
+                <w:rFonts w:ascii="Times New Roman" w:hAnsi="Times New Roman" w:eastAsia="Times New Roman" w:cs="Times New Roman"/>
+                <w:b w:val="0"/>
+                <w:i w:val="0"/>
+                <w:sz w:val="22"/>
+              </w:rPr>
+              <w:t>57</w:t>
+            </w:r>
+          </w:p>
+        </w:tc>
+        <w:tc>
+          <w:tcPr>
+            <w:tcW w:type="dxa" w:w="4536"/>
+            <w:vAlign w:val="top"/>
+            <w:tcMar>
+              <w:top w:w="108" w:type="dxa"/>
+              <w:left w:w="108" w:type="dxa"/>
+              <w:bottom w:w="108" w:type="dxa"/>
+              <w:right w:w="108" w:type="dxa"/>
+            </w:tcMar>
+          </w:tcPr>
+          <w:p>
+            <w:pPr>
+              <w:spacing w:before="40" w:after="40" w:lineRule="auto" w:line="276"/>
+              <w:jc w:val="both"/>
+            </w:pPr>
+            <w:r/>
+            <w:r>
+              <w:rPr>
+                <w:rFonts w:ascii="Times New Roman" w:hAnsi="Times New Roman" w:eastAsia="Times New Roman" w:cs="Times New Roman"/>
+                <w:b w:val="0"/>
+                <w:i w:val="0"/>
+                <w:sz w:val="22"/>
+              </w:rPr>
+              <w:t>`d3`</w:t>
+            </w:r>
+          </w:p>
+        </w:tc>
+      </w:tr>
+      <w:tr>
+        <w:tc>
+          <w:tcPr>
+            <w:tcW w:type="dxa" w:w="4536"/>
+            <w:vAlign w:val="top"/>
+            <w:tcMar>
+              <w:top w:w="108" w:type="dxa"/>
+              <w:left w:w="108" w:type="dxa"/>
+              <w:bottom w:w="108" w:type="dxa"/>
+              <w:right w:w="108" w:type="dxa"/>
+            </w:tcMar>
+          </w:tcPr>
+          <w:p>
+            <w:pPr>
+              <w:spacing w:before="40" w:after="40" w:lineRule="auto" w:line="276"/>
+              <w:jc w:val="both"/>
+            </w:pPr>
+            <w:r/>
+            <w:r>
+              <w:rPr>
+                <w:rFonts w:ascii="Times New Roman" w:hAnsi="Times New Roman" w:eastAsia="Times New Roman" w:cs="Times New Roman"/>
+                <w:b w:val="0"/>
+                <w:i w:val="0"/>
+                <w:sz w:val="22"/>
+              </w:rPr>
+              <w:t>58</w:t>
+            </w:r>
+          </w:p>
+        </w:tc>
+        <w:tc>
+          <w:tcPr>
+            <w:tcW w:type="dxa" w:w="4536"/>
+            <w:vAlign w:val="top"/>
+            <w:tcMar>
+              <w:top w:w="108" w:type="dxa"/>
+              <w:left w:w="108" w:type="dxa"/>
+              <w:bottom w:w="108" w:type="dxa"/>
+              <w:right w:w="108" w:type="dxa"/>
+            </w:tcMar>
+          </w:tcPr>
+          <w:p>
+            <w:pPr>
+              <w:spacing w:before="40" w:after="40" w:lineRule="auto" w:line="276"/>
+              <w:jc w:val="both"/>
+            </w:pPr>
+            <w:r/>
+            <w:r>
+              <w:rPr>
+                <w:rFonts w:ascii="Times New Roman" w:hAnsi="Times New Roman" w:eastAsia="Times New Roman" w:cs="Times New Roman"/>
+                <w:b w:val="0"/>
+                <w:i w:val="0"/>
+                <w:sz w:val="22"/>
+              </w:rPr>
+              <w:t>`e1`</w:t>
+            </w:r>
+          </w:p>
+        </w:tc>
+      </w:tr>
+      <w:tr>
+        <w:tc>
+          <w:tcPr>
+            <w:tcW w:type="dxa" w:w="4536"/>
+            <w:vAlign w:val="top"/>
+            <w:tcMar>
+              <w:top w:w="108" w:type="dxa"/>
+              <w:left w:w="108" w:type="dxa"/>
+              <w:bottom w:w="108" w:type="dxa"/>
+              <w:right w:w="108" w:type="dxa"/>
+            </w:tcMar>
+          </w:tcPr>
+          <w:p>
+            <w:pPr>
+              <w:spacing w:before="40" w:after="40" w:lineRule="auto" w:line="276"/>
+              <w:jc w:val="both"/>
+            </w:pPr>
+            <w:r/>
+            <w:r>
+              <w:rPr>
+                <w:rFonts w:ascii="Times New Roman" w:hAnsi="Times New Roman" w:eastAsia="Times New Roman" w:cs="Times New Roman"/>
+                <w:b w:val="0"/>
+                <w:i w:val="0"/>
+                <w:sz w:val="22"/>
+              </w:rPr>
+              <w:t>59</w:t>
+            </w:r>
+          </w:p>
+        </w:tc>
+        <w:tc>
+          <w:tcPr>
+            <w:tcW w:type="dxa" w:w="4536"/>
+            <w:vAlign w:val="top"/>
+            <w:tcMar>
+              <w:top w:w="108" w:type="dxa"/>
+              <w:left w:w="108" w:type="dxa"/>
+              <w:bottom w:w="108" w:type="dxa"/>
+              <w:right w:w="108" w:type="dxa"/>
+            </w:tcMar>
+          </w:tcPr>
+          <w:p>
+            <w:pPr>
+              <w:spacing w:before="40" w:after="40" w:lineRule="auto" w:line="276"/>
+              <w:jc w:val="both"/>
+            </w:pPr>
+            <w:r/>
+            <w:r>
+              <w:rPr>
+                <w:rFonts w:ascii="Times New Roman" w:hAnsi="Times New Roman" w:eastAsia="Times New Roman" w:cs="Times New Roman"/>
+                <w:b w:val="0"/>
+                <w:i w:val="0"/>
+                <w:sz w:val="22"/>
+              </w:rPr>
+              <w:t>`e2`</w:t>
+            </w:r>
+          </w:p>
+        </w:tc>
+      </w:tr>
+      <w:tr>
+        <w:tc>
+          <w:tcPr>
+            <w:tcW w:type="dxa" w:w="4536"/>
+            <w:vAlign w:val="top"/>
+            <w:tcMar>
+              <w:top w:w="108" w:type="dxa"/>
+              <w:left w:w="108" w:type="dxa"/>
+              <w:bottom w:w="108" w:type="dxa"/>
+              <w:right w:w="108" w:type="dxa"/>
+            </w:tcMar>
+          </w:tcPr>
+          <w:p>
+            <w:pPr>
+              <w:spacing w:before="40" w:after="40" w:lineRule="auto" w:line="276"/>
+              <w:jc w:val="both"/>
+            </w:pPr>
+            <w:r/>
+            <w:r>
+              <w:rPr>
+                <w:rFonts w:ascii="Times New Roman" w:hAnsi="Times New Roman" w:eastAsia="Times New Roman" w:cs="Times New Roman"/>
+                <w:b w:val="0"/>
+                <w:i w:val="0"/>
+                <w:sz w:val="22"/>
+              </w:rPr>
+              <w:t>60</w:t>
+            </w:r>
+          </w:p>
+        </w:tc>
+        <w:tc>
+          <w:tcPr>
+            <w:tcW w:type="dxa" w:w="4536"/>
+            <w:vAlign w:val="top"/>
+            <w:tcMar>
+              <w:top w:w="108" w:type="dxa"/>
+              <w:left w:w="108" w:type="dxa"/>
+              <w:bottom w:w="108" w:type="dxa"/>
+              <w:right w:w="108" w:type="dxa"/>
+            </w:tcMar>
+          </w:tcPr>
+          <w:p>
+            <w:pPr>
+              <w:spacing w:before="40" w:after="40" w:lineRule="auto" w:line="276"/>
+              <w:jc w:val="both"/>
+            </w:pPr>
+            <w:r/>
+            <w:r>
+              <w:rPr>
+                <w:rFonts w:ascii="Times New Roman" w:hAnsi="Times New Roman" w:eastAsia="Times New Roman" w:cs="Times New Roman"/>
+                <w:b w:val="0"/>
+                <w:i w:val="0"/>
+                <w:sz w:val="22"/>
+              </w:rPr>
+              <w:t>`f1`</w:t>
+            </w:r>
+          </w:p>
+        </w:tc>
+      </w:tr>
+      <w:tr>
+        <w:tc>
+          <w:tcPr>
+            <w:tcW w:type="dxa" w:w="4536"/>
+            <w:vAlign w:val="top"/>
+            <w:tcMar>
+              <w:top w:w="108" w:type="dxa"/>
+              <w:left w:w="108" w:type="dxa"/>
+              <w:bottom w:w="108" w:type="dxa"/>
+              <w:right w:w="108" w:type="dxa"/>
+            </w:tcMar>
+          </w:tcPr>
+          <w:p>
+            <w:pPr>
+              <w:spacing w:before="40" w:after="40" w:lineRule="auto" w:line="276"/>
+              <w:jc w:val="both"/>
+            </w:pPr>
+            <w:r/>
+            <w:r>
+              <w:rPr>
+                <w:rFonts w:ascii="Times New Roman" w:hAnsi="Times New Roman" w:eastAsia="Times New Roman" w:cs="Times New Roman"/>
+                <w:b w:val="0"/>
+                <w:i w:val="0"/>
+                <w:sz w:val="22"/>
+              </w:rPr>
+              <w:t>61</w:t>
+            </w:r>
+          </w:p>
+        </w:tc>
+        <w:tc>
+          <w:tcPr>
+            <w:tcW w:type="dxa" w:w="4536"/>
+            <w:vAlign w:val="top"/>
+            <w:tcMar>
+              <w:top w:w="108" w:type="dxa"/>
+              <w:left w:w="108" w:type="dxa"/>
+              <w:bottom w:w="108" w:type="dxa"/>
+              <w:right w:w="108" w:type="dxa"/>
+            </w:tcMar>
+          </w:tcPr>
+          <w:p>
+            <w:pPr>
+              <w:spacing w:before="40" w:after="40" w:lineRule="auto" w:line="276"/>
+              <w:jc w:val="both"/>
+            </w:pPr>
+            <w:r/>
+            <w:r>
+              <w:rPr>
+                <w:rFonts w:ascii="Times New Roman" w:hAnsi="Times New Roman" w:eastAsia="Times New Roman" w:cs="Times New Roman"/>
+                <w:b w:val="0"/>
+                <w:i w:val="0"/>
+                <w:sz w:val="22"/>
+              </w:rPr>
+              <w:t>`g1`</w:t>
+            </w:r>
+          </w:p>
+        </w:tc>
+      </w:tr>
+      <w:tr>
+        <w:tc>
+          <w:tcPr>
+            <w:tcW w:type="dxa" w:w="4536"/>
+            <w:vAlign w:val="top"/>
+            <w:tcMar>
+              <w:top w:w="108" w:type="dxa"/>
+              <w:left w:w="108" w:type="dxa"/>
+              <w:bottom w:w="108" w:type="dxa"/>
+              <w:right w:w="108" w:type="dxa"/>
+            </w:tcMar>
+          </w:tcPr>
+          <w:p>
+            <w:pPr>
+              <w:spacing w:before="40" w:after="40" w:lineRule="auto" w:line="276"/>
+              <w:jc w:val="both"/>
+            </w:pPr>
+            <w:r/>
+            <w:r>
+              <w:rPr>
+                <w:rFonts w:ascii="Times New Roman" w:hAnsi="Times New Roman" w:eastAsia="Times New Roman" w:cs="Times New Roman"/>
+                <w:b w:val="0"/>
+                <w:i w:val="0"/>
+                <w:sz w:val="22"/>
+              </w:rPr>
+              <w:t>62</w:t>
+            </w:r>
+          </w:p>
+        </w:tc>
+        <w:tc>
+          <w:tcPr>
+            <w:tcW w:type="dxa" w:w="4536"/>
+            <w:vAlign w:val="top"/>
+            <w:tcMar>
+              <w:top w:w="108" w:type="dxa"/>
+              <w:left w:w="108" w:type="dxa"/>
+              <w:bottom w:w="108" w:type="dxa"/>
+              <w:right w:w="108" w:type="dxa"/>
+            </w:tcMar>
+          </w:tcPr>
+          <w:p>
+            <w:pPr>
+              <w:spacing w:before="40" w:after="40" w:lineRule="auto" w:line="276"/>
+              <w:jc w:val="both"/>
+            </w:pPr>
+            <w:r/>
+            <w:r>
+              <w:rPr>
+                <w:rFonts w:ascii="Times New Roman" w:hAnsi="Times New Roman" w:eastAsia="Times New Roman" w:cs="Times New Roman"/>
+                <w:b w:val="0"/>
+                <w:i w:val="0"/>
+                <w:sz w:val="22"/>
+              </w:rPr>
+              <w:t>`g2`</w:t>
+            </w:r>
+          </w:p>
+        </w:tc>
+      </w:tr>
+      <w:tr>
+        <w:tc>
+          <w:tcPr>
+            <w:tcW w:type="dxa" w:w="4536"/>
+            <w:vAlign w:val="top"/>
+            <w:tcMar>
+              <w:top w:w="108" w:type="dxa"/>
+              <w:left w:w="108" w:type="dxa"/>
+              <w:bottom w:w="108" w:type="dxa"/>
+              <w:right w:w="108" w:type="dxa"/>
+            </w:tcMar>
+          </w:tcPr>
+          <w:p>
+            <w:pPr>
+              <w:spacing w:before="40" w:after="40" w:lineRule="auto" w:line="276"/>
+              <w:jc w:val="both"/>
+            </w:pPr>
+            <w:r/>
+            <w:r>
+              <w:rPr>
+                <w:rFonts w:ascii="Times New Roman" w:hAnsi="Times New Roman" w:eastAsia="Times New Roman" w:cs="Times New Roman"/>
+                <w:b w:val="0"/>
+                <w:i w:val="0"/>
+                <w:sz w:val="22"/>
+              </w:rPr>
+              <w:t>63</w:t>
+            </w:r>
+          </w:p>
+        </w:tc>
+        <w:tc>
+          <w:tcPr>
+            <w:tcW w:type="dxa" w:w="4536"/>
+            <w:vAlign w:val="top"/>
+            <w:tcMar>
+              <w:top w:w="108" w:type="dxa"/>
+              <w:left w:w="108" w:type="dxa"/>
+              <w:bottom w:w="108" w:type="dxa"/>
+              <w:right w:w="108" w:type="dxa"/>
+            </w:tcMar>
+          </w:tcPr>
+          <w:p>
+            <w:pPr>
+              <w:spacing w:before="40" w:after="40" w:lineRule="auto" w:line="276"/>
+              <w:jc w:val="both"/>
+            </w:pPr>
+            <w:r/>
+            <w:r>
+              <w:rPr>
+                <w:rFonts w:ascii="Times New Roman" w:hAnsi="Times New Roman" w:eastAsia="Times New Roman" w:cs="Times New Roman"/>
+                <w:b w:val="0"/>
+                <w:i w:val="0"/>
+                <w:sz w:val="22"/>
+              </w:rPr>
+              <w:t>`g3`</w:t>
+            </w:r>
+          </w:p>
+        </w:tc>
+      </w:tr>
+      <w:tr>
+        <w:tc>
+          <w:tcPr>
+            <w:tcW w:type="dxa" w:w="4536"/>
+            <w:vAlign w:val="top"/>
+            <w:tcMar>
+              <w:top w:w="108" w:type="dxa"/>
+              <w:left w:w="108" w:type="dxa"/>
+              <w:bottom w:w="108" w:type="dxa"/>
+              <w:right w:w="108" w:type="dxa"/>
+            </w:tcMar>
+          </w:tcPr>
+          <w:p>
+            <w:pPr>
+              <w:spacing w:before="40" w:after="40" w:lineRule="auto" w:line="276"/>
+              <w:jc w:val="both"/>
+            </w:pPr>
+            <w:r/>
+            <w:r>
+              <w:rPr>
+                <w:rFonts w:ascii="Times New Roman" w:hAnsi="Times New Roman" w:eastAsia="Times New Roman" w:cs="Times New Roman"/>
+                <w:b w:val="0"/>
+                <w:i w:val="0"/>
+                <w:sz w:val="22"/>
+              </w:rPr>
+              <w:t>64</w:t>
+            </w:r>
+          </w:p>
+        </w:tc>
+        <w:tc>
+          <w:tcPr>
+            <w:tcW w:type="dxa" w:w="4536"/>
+            <w:vAlign w:val="top"/>
+            <w:tcMar>
+              <w:top w:w="108" w:type="dxa"/>
+              <w:left w:w="108" w:type="dxa"/>
+              <w:bottom w:w="108" w:type="dxa"/>
+              <w:right w:w="108" w:type="dxa"/>
+            </w:tcMar>
+          </w:tcPr>
+          <w:p>
+            <w:pPr>
+              <w:spacing w:before="40" w:after="40" w:lineRule="auto" w:line="276"/>
+              <w:jc w:val="both"/>
+            </w:pPr>
+            <w:r/>
+            <w:r>
+              <w:rPr>
+                <w:rFonts w:ascii="Times New Roman" w:hAnsi="Times New Roman" w:eastAsia="Times New Roman" w:cs="Times New Roman"/>
+                <w:b w:val="0"/>
+                <w:i w:val="0"/>
+                <w:sz w:val="22"/>
+              </w:rPr>
+              <w:t>`ykiendonggop`</w:t>
+            </w:r>
+          </w:p>
+        </w:tc>
+      </w:tr>
+      <w:tr>
+        <w:tc>
+          <w:tcPr>
+            <w:tcW w:type="dxa" w:w="4536"/>
+            <w:vAlign w:val="top"/>
+            <w:tcMar>
+              <w:top w:w="108" w:type="dxa"/>
+              <w:left w:w="108" w:type="dxa"/>
+              <w:bottom w:w="108" w:type="dxa"/>
+              <w:right w:w="108" w:type="dxa"/>
+            </w:tcMar>
+          </w:tcPr>
+          <w:p>
+            <w:pPr>
+              <w:spacing w:before="40" w:after="40" w:lineRule="auto" w:line="276"/>
+              <w:jc w:val="both"/>
+            </w:pPr>
+            <w:r/>
+            <w:r>
+              <w:rPr>
+                <w:rFonts w:ascii="Times New Roman" w:hAnsi="Times New Roman" w:eastAsia="Times New Roman" w:cs="Times New Roman"/>
+                <w:b w:val="0"/>
+                <w:i w:val="0"/>
+                <w:sz w:val="22"/>
+              </w:rPr>
+              <w:t>65</w:t>
+            </w:r>
+          </w:p>
+        </w:tc>
+        <w:tc>
+          <w:tcPr>
+            <w:tcW w:type="dxa" w:w="4536"/>
+            <w:vAlign w:val="top"/>
+            <w:tcMar>
+              <w:top w:w="108" w:type="dxa"/>
+              <w:left w:w="108" w:type="dxa"/>
+              <w:bottom w:w="108" w:type="dxa"/>
+              <w:right w:w="108" w:type="dxa"/>
+            </w:tcMar>
+          </w:tcPr>
+          <w:p>
+            <w:pPr>
+              <w:spacing w:before="40" w:after="40" w:lineRule="auto" w:line="276"/>
+              <w:jc w:val="both"/>
+            </w:pPr>
+            <w:r/>
+            <w:r>
+              <w:rPr>
+                <w:rFonts w:ascii="Times New Roman" w:hAnsi="Times New Roman" w:eastAsia="Times New Roman" w:cs="Times New Roman"/>
+                <w:b w:val="0"/>
+                <w:i w:val="0"/>
+                <w:sz w:val="22"/>
+              </w:rPr>
+              <w:t>`thoigian_cho`</w:t>
+            </w:r>
+          </w:p>
+        </w:tc>
+      </w:tr>
+      <w:tr>
+        <w:tc>
+          <w:tcPr>
+            <w:tcW w:type="dxa" w:w="4536"/>
+            <w:vAlign w:val="top"/>
+            <w:tcMar>
+              <w:top w:w="108" w:type="dxa"/>
+              <w:left w:w="108" w:type="dxa"/>
+              <w:bottom w:w="108" w:type="dxa"/>
+              <w:right w:w="108" w:type="dxa"/>
+            </w:tcMar>
+          </w:tcPr>
+          <w:p>
+            <w:pPr>
+              <w:spacing w:before="40" w:after="40" w:lineRule="auto" w:line="276"/>
+              <w:jc w:val="both"/>
+            </w:pPr>
+            <w:r/>
+            <w:r>
+              <w:rPr>
+                <w:rFonts w:ascii="Times New Roman" w:hAnsi="Times New Roman" w:eastAsia="Times New Roman" w:cs="Times New Roman"/>
+                <w:b w:val="0"/>
+                <w:i w:val="0"/>
+                <w:sz w:val="22"/>
+              </w:rPr>
+              <w:t>66</w:t>
+            </w:r>
+          </w:p>
+        </w:tc>
+        <w:tc>
+          <w:tcPr>
+            <w:tcW w:type="dxa" w:w="4536"/>
+            <w:vAlign w:val="top"/>
+            <w:tcMar>
+              <w:top w:w="108" w:type="dxa"/>
+              <w:left w:w="108" w:type="dxa"/>
+              <w:bottom w:w="108" w:type="dxa"/>
+              <w:right w:w="108" w:type="dxa"/>
+            </w:tcMar>
+          </w:tcPr>
+          <w:p>
+            <w:pPr>
+              <w:spacing w:before="40" w:after="40" w:lineRule="auto" w:line="276"/>
+              <w:jc w:val="both"/>
+            </w:pPr>
+            <w:r/>
+            <w:r>
+              <w:rPr>
+                <w:rFonts w:ascii="Times New Roman" w:hAnsi="Times New Roman" w:eastAsia="Times New Roman" w:cs="Times New Roman"/>
+                <w:b w:val="0"/>
+                <w:i w:val="0"/>
+                <w:sz w:val="22"/>
+              </w:rPr>
+              <w:t>`khunggio_kham`</w:t>
+            </w:r>
+          </w:p>
+        </w:tc>
+      </w:tr>
+      <w:tr>
+        <w:tc>
+          <w:tcPr>
+            <w:tcW w:type="dxa" w:w="4536"/>
+            <w:vAlign w:val="top"/>
+            <w:tcMar>
+              <w:top w:w="108" w:type="dxa"/>
+              <w:left w:w="108" w:type="dxa"/>
+              <w:bottom w:w="108" w:type="dxa"/>
+              <w:right w:w="108" w:type="dxa"/>
+            </w:tcMar>
+          </w:tcPr>
+          <w:p>
+            <w:pPr>
+              <w:spacing w:before="40" w:after="40" w:lineRule="auto" w:line="276"/>
+              <w:jc w:val="both"/>
+            </w:pPr>
+            <w:r/>
+            <w:r>
+              <w:rPr>
+                <w:rFonts w:ascii="Times New Roman" w:hAnsi="Times New Roman" w:eastAsia="Times New Roman" w:cs="Times New Roman"/>
+                <w:b w:val="0"/>
+                <w:i w:val="0"/>
+                <w:sz w:val="22"/>
+              </w:rPr>
+              <w:t>67</w:t>
+            </w:r>
+          </w:p>
+        </w:tc>
+        <w:tc>
+          <w:tcPr>
+            <w:tcW w:type="dxa" w:w="4536"/>
+            <w:vAlign w:val="top"/>
+            <w:tcMar>
+              <w:top w:w="108" w:type="dxa"/>
+              <w:left w:w="108" w:type="dxa"/>
+              <w:bottom w:w="108" w:type="dxa"/>
+              <w:right w:w="108" w:type="dxa"/>
+            </w:tcMar>
+          </w:tcPr>
+          <w:p>
+            <w:pPr>
+              <w:spacing w:before="40" w:after="40" w:lineRule="auto" w:line="276"/>
+              <w:jc w:val="both"/>
+            </w:pPr>
+            <w:r/>
+            <w:r>
+              <w:rPr>
+                <w:rFonts w:ascii="Times New Roman" w:hAnsi="Times New Roman" w:eastAsia="Times New Roman" w:cs="Times New Roman"/>
+                <w:b w:val="0"/>
+                <w:i w:val="0"/>
+                <w:sz w:val="22"/>
+              </w:rPr>
+              <w:t>`ngay_trong_tuan`</w:t>
+            </w:r>
+          </w:p>
+        </w:tc>
+      </w:tr>
+      <w:tr>
+        <w:tc>
+          <w:tcPr>
+            <w:tcW w:type="dxa" w:w="4536"/>
+            <w:vAlign w:val="top"/>
+            <w:tcMar>
+              <w:top w:w="108" w:type="dxa"/>
+              <w:left w:w="108" w:type="dxa"/>
+              <w:bottom w:w="108" w:type="dxa"/>
+              <w:right w:w="108" w:type="dxa"/>
+            </w:tcMar>
+          </w:tcPr>
+          <w:p>
+            <w:pPr>
+              <w:spacing w:before="40" w:after="40" w:lineRule="auto" w:line="276"/>
+              <w:jc w:val="both"/>
+            </w:pPr>
+            <w:r/>
+            <w:r>
+              <w:rPr>
+                <w:rFonts w:ascii="Times New Roman" w:hAnsi="Times New Roman" w:eastAsia="Times New Roman" w:cs="Times New Roman"/>
+                <w:b w:val="0"/>
+                <w:i w:val="0"/>
+                <w:sz w:val="22"/>
+              </w:rPr>
+              <w:t>68</w:t>
+            </w:r>
+          </w:p>
+        </w:tc>
+        <w:tc>
+          <w:tcPr>
+            <w:tcW w:type="dxa" w:w="4536"/>
+            <w:vAlign w:val="top"/>
+            <w:tcMar>
+              <w:top w:w="108" w:type="dxa"/>
+              <w:left w:w="108" w:type="dxa"/>
+              <w:bottom w:w="108" w:type="dxa"/>
+              <w:right w:w="108" w:type="dxa"/>
+            </w:tcMar>
+          </w:tcPr>
+          <w:p>
+            <w:pPr>
+              <w:spacing w:before="40" w:after="40" w:lineRule="auto" w:line="276"/>
+              <w:jc w:val="both"/>
+            </w:pPr>
+            <w:r/>
+            <w:r>
+              <w:rPr>
+                <w:rFonts w:ascii="Times New Roman" w:hAnsi="Times New Roman" w:eastAsia="Times New Roman" w:cs="Times New Roman"/>
+                <w:b w:val="0"/>
+                <w:i w:val="0"/>
+                <w:sz w:val="22"/>
+              </w:rPr>
+              <w:t>`co_cls`</w:t>
+            </w:r>
+          </w:p>
+        </w:tc>
+      </w:tr>
+      <w:tr>
+        <w:tc>
+          <w:tcPr>
+            <w:tcW w:type="dxa" w:w="4536"/>
+            <w:vAlign w:val="top"/>
+            <w:tcMar>
+              <w:top w:w="108" w:type="dxa"/>
+              <w:left w:w="108" w:type="dxa"/>
+              <w:bottom w:w="108" w:type="dxa"/>
+              <w:right w:w="108" w:type="dxa"/>
+            </w:tcMar>
+          </w:tcPr>
+          <w:p>
+            <w:pPr>
+              <w:spacing w:before="40" w:after="40" w:lineRule="auto" w:line="276"/>
+              <w:jc w:val="both"/>
+            </w:pPr>
+            <w:r/>
+            <w:r>
+              <w:rPr>
+                <w:rFonts w:ascii="Times New Roman" w:hAnsi="Times New Roman" w:eastAsia="Times New Roman" w:cs="Times New Roman"/>
+                <w:b w:val="0"/>
+                <w:i w:val="0"/>
+                <w:sz w:val="22"/>
+              </w:rPr>
+              <w:t>69</w:t>
+            </w:r>
+          </w:p>
+        </w:tc>
+        <w:tc>
+          <w:tcPr>
+            <w:tcW w:type="dxa" w:w="4536"/>
+            <w:vAlign w:val="top"/>
+            <w:tcMar>
+              <w:top w:w="108" w:type="dxa"/>
+              <w:left w:w="108" w:type="dxa"/>
+              <w:bottom w:w="108" w:type="dxa"/>
+              <w:right w:w="108" w:type="dxa"/>
+            </w:tcMar>
+          </w:tcPr>
+          <w:p>
+            <w:pPr>
+              <w:spacing w:before="40" w:after="40" w:lineRule="auto" w:line="276"/>
+              <w:jc w:val="both"/>
+            </w:pPr>
+            <w:r/>
+            <w:r>
+              <w:rPr>
+                <w:rFonts w:ascii="Times New Roman" w:hAnsi="Times New Roman" w:eastAsia="Times New Roman" w:cs="Times New Roman"/>
+                <w:b w:val="0"/>
+                <w:i w:val="0"/>
+                <w:sz w:val="22"/>
+              </w:rPr>
+              <w:t>`so_quay_buoc`</w:t>
+            </w:r>
+          </w:p>
+        </w:tc>
+      </w:tr>
+      <w:tr>
+        <w:tc>
+          <w:tcPr>
+            <w:tcW w:type="dxa" w:w="4536"/>
+            <w:vAlign w:val="top"/>
+            <w:tcMar>
+              <w:top w:w="108" w:type="dxa"/>
+              <w:left w:w="108" w:type="dxa"/>
+              <w:bottom w:w="108" w:type="dxa"/>
+              <w:right w:w="108" w:type="dxa"/>
+            </w:tcMar>
+          </w:tcPr>
+          <w:p>
+            <w:pPr>
+              <w:spacing w:before="40" w:after="40" w:lineRule="auto" w:line="276"/>
+              <w:jc w:val="both"/>
+            </w:pPr>
+            <w:r/>
+            <w:r>
+              <w:rPr>
+                <w:rFonts w:ascii="Times New Roman" w:hAnsi="Times New Roman" w:eastAsia="Times New Roman" w:cs="Times New Roman"/>
+                <w:b w:val="0"/>
+                <w:i w:val="0"/>
+                <w:sz w:val="22"/>
+              </w:rPr>
+              <w:t>70</w:t>
+            </w:r>
+          </w:p>
+        </w:tc>
+        <w:tc>
+          <w:tcPr>
+            <w:tcW w:type="dxa" w:w="4536"/>
+            <w:vAlign w:val="top"/>
+            <w:tcMar>
+              <w:top w:w="108" w:type="dxa"/>
+              <w:left w:w="108" w:type="dxa"/>
+              <w:bottom w:w="108" w:type="dxa"/>
+              <w:right w:w="108" w:type="dxa"/>
+            </w:tcMar>
+          </w:tcPr>
+          <w:p>
+            <w:pPr>
+              <w:spacing w:before="40" w:after="40" w:lineRule="auto" w:line="276"/>
+              <w:jc w:val="both"/>
+            </w:pPr>
+            <w:r/>
+            <w:r>
+              <w:rPr>
+                <w:rFonts w:ascii="Times New Roman" w:hAnsi="Times New Roman" w:eastAsia="Times New Roman" w:cs="Times New Roman"/>
+                <w:b w:val="0"/>
+                <w:i w:val="0"/>
+                <w:sz w:val="22"/>
+              </w:rPr>
+              <w:t>`ma_ban_kham`</w:t>
+            </w:r>
+          </w:p>
+        </w:tc>
+      </w:tr>
+      <w:tr>
+        <w:tc>
+          <w:tcPr>
+            <w:tcW w:type="dxa" w:w="4536"/>
+            <w:vAlign w:val="top"/>
+            <w:tcMar>
+              <w:top w:w="108" w:type="dxa"/>
+              <w:left w:w="108" w:type="dxa"/>
+              <w:bottom w:w="108" w:type="dxa"/>
+              <w:right w:w="108" w:type="dxa"/>
+            </w:tcMar>
+          </w:tcPr>
+          <w:p>
+            <w:pPr>
+              <w:spacing w:before="40" w:after="40" w:lineRule="auto" w:line="276"/>
+              <w:jc w:val="both"/>
+            </w:pPr>
+            <w:r/>
+            <w:r>
+              <w:rPr>
+                <w:rFonts w:ascii="Times New Roman" w:hAnsi="Times New Roman" w:eastAsia="Times New Roman" w:cs="Times New Roman"/>
+                <w:b w:val="0"/>
+                <w:i w:val="0"/>
+                <w:sz w:val="22"/>
+              </w:rPr>
+              <w:t>71</w:t>
+            </w:r>
+          </w:p>
+        </w:tc>
+        <w:tc>
+          <w:tcPr>
+            <w:tcW w:type="dxa" w:w="4536"/>
+            <w:vAlign w:val="top"/>
+            <w:tcMar>
+              <w:top w:w="108" w:type="dxa"/>
+              <w:left w:w="108" w:type="dxa"/>
+              <w:bottom w:w="108" w:type="dxa"/>
+              <w:right w:w="108" w:type="dxa"/>
+            </w:tcMar>
+          </w:tcPr>
+          <w:p>
+            <w:pPr>
+              <w:spacing w:before="40" w:after="40" w:lineRule="auto" w:line="276"/>
+              <w:jc w:val="both"/>
+            </w:pPr>
+            <w:r/>
+            <w:r>
+              <w:rPr>
+                <w:rFonts w:ascii="Times New Roman" w:hAnsi="Times New Roman" w:eastAsia="Times New Roman" w:cs="Times New Roman"/>
+                <w:b w:val="0"/>
+                <w:i w:val="0"/>
+                <w:sz w:val="22"/>
+              </w:rPr>
+              <w:t>`trang_thai_ghep_his`</w:t>
+            </w:r>
+          </w:p>
+        </w:tc>
+      </w:tr>
+    </w:tbl>
+    <w:p/>
     <w:p>
       <w:pPr>
         <w:spacing w:before="0" w:after="160" w:lineRule="auto" w:line="360"/>
@@ -6172,7 +10390,7 @@
           <w:i w:val="0"/>
           <w:sz w:val="26"/>
         </w:rPr>
-        <w:t xml:space="preserve"> Điểm hài lòng theo 6 lĩnh vực A-F (30 mục Likert 5 mức); Tỷ lệ hài lòng theo ngưỡng cố định G1 &gt;= 4/5 (kết cục nhị phân thứ cấp, chỉ thực hiện nếu đủ điều kiện kích hoạt); Điểm hài lòng chung tính toán SHLNBChung_TinhToan (kết cục đối chiếu/hội tụ).</w:t>
+        <w:t xml:space="preserve"> Điểm hài lòng theo 6 lĩnh vực A-F (30 mục Likert 5 mức); Tỷ lệ hài lòng theo ngưỡng cố định G1 &gt;= 4/5 (kết cục nhị phân thứ cấp): LUÔN báo tỷ lệ kèm KTC 95% Wilson trên cỡ mẫu hiệu dụng (SAP §3); điều kiện kích hoạt (≥ 10 biến cố/tham số) chỉ áp cho hồi quy logistic nhị phân đa biến (SAP §2); Điểm hài lòng chung tính toán SHLNBChung_TinhToan (kết cục đối chiếu/hội tụ).</w:t>
       </w:r>
     </w:p>
     <w:p>
@@ -6352,7 +10570,7 @@
           <w:i w:val="0"/>
           <w:sz w:val="26"/>
         </w:rPr>
-        <w:t>+1)m-1)×ICC, CV=1 — Eldridge 2006=1.78, m=20, ICC=0.02): n 385 đến 686 (~35 cụm)..</w:t>
+        <w:t>+1)m-1)×ICC, CV=0.14 — Eldridge 2006=1.39, m=20, ICC=0.02): n 385 đến 535 (~27 cụm)..</w:t>
       </w:r>
     </w:p>
     <w:p>
@@ -6393,7 +10611,7 @@
           <w:i w:val="0"/>
           <w:sz w:val="26"/>
         </w:rPr>
-        <w:t>686</w:t>
+        <w:t>535</w:t>
       </w:r>
       <w:r>
         <w:rPr>
@@ -6427,7 +10645,7 @@
           <w:i w:val="0"/>
           <w:sz w:val="26"/>
         </w:rPr>
-        <w:t>808</w:t>
+        <w:t>630</w:t>
       </w:r>
       <w:r>
         <w:rPr>
@@ -6478,7 +10696,7 @@
           <w:i w:val="0"/>
           <w:sz w:val="26"/>
         </w:rPr>
-        <w:t xml:space="preserve"> — ■ ĐẠT, ≥ N tối thiểu tính theo thống kê (808).</w:t>
+        <w:t xml:space="preserve"> — ■ ĐẠT, ≥ N tối thiểu tính theo thống kê (630).</w:t>
       </w:r>
     </w:p>
     <w:p>
@@ -6676,7 +10894,23 @@
           <w:i w:val="0"/>
           <w:sz w:val="26"/>
         </w:rPr>
-        <w:t>Chưa có — sinh ở G5 (quản trị dữ liệu) khi chuẩn bị thu thập dữ liệu thật, sau phê duyệt đạo đức.</w:t>
+        <w:t>`data_cleaning.py`</w:t>
+      </w:r>
+    </w:p>
+    <w:p>
+      <w:pPr>
+        <w:pStyle w:val="ListBullet"/>
+        <w:spacing w:before="0" w:after="80" w:lineRule="auto" w:line="360"/>
+        <w:jc w:val="both"/>
+      </w:pPr>
+      <w:r>
+        <w:rPr>
+          <w:rFonts w:ascii="Times New Roman" w:hAnsi="Times New Roman" w:eastAsia="Times New Roman" w:cs="Times New Roman"/>
+          <w:b w:val="0"/>
+          <w:i w:val="0"/>
+          <w:sz w:val="26"/>
+        </w:rPr>
+        <w:t>`data_quality_report.py`</w:t>
       </w:r>
     </w:p>
     <w:p>
@@ -6744,7 +10978,7 @@
           <w:i w:val="0"/>
           <w:sz w:val="26"/>
         </w:rPr>
-        <w:t xml:space="preserve"> chưa có — dữ liệu thật chỉ thu thập SAU phê duyệt đạo đức (G5).</w:t>
+        <w:t xml:space="preserve"> PENDING — dữ liệu chưa thu thập (chờ G2 LOCKED).</w:t>
       </w:r>
     </w:p>
     <w:p>
@@ -6975,7 +11209,7 @@
           <w:i w:val="0"/>
           <w:sz w:val="26"/>
         </w:rPr>
-        <w:t xml:space="preserve"> 1.3 — trạng thái: đã khoá (chấm sống G4: PASS_G4_SAP_LOCKED).</w:t>
+        <w:t xml:space="preserve"> 1.4 — trạng thái: đã khoá (chấm sống G4: PASS_G4_SAP_LOCKED).</w:t>
       </w:r>
     </w:p>
     <w:p>
@@ -7308,7 +11542,7 @@
           <w:i w:val="0"/>
           <w:sz w:val="26"/>
         </w:rPr>
-        <w:t xml:space="preserve"> + 1)·m − 1)·ICC (Eldridge 2006) để đối chiếu với giả định lập kế hoạch (G3: DE 1,78); báo cả KTC Wilson giả định độc lập để thấy mức nới rộng do gom cụm Khi áp trọng số hậu phân tầng (§4), tỷ lệ và DE lấy từ thiết kế CÓ trọng số (R `survey`, đường Python không hỗ trợ trọng số) nên DE đã gồm cả hiệu ứng trọng số Báo % đạt điểm sàn/trần mỗi lĩnh vực; &gt; 15% (ngưỡng Terwee) đến ghi là hạn chế đo lường, ưu tiên trung vị </w:t>
+        <w:t xml:space="preserve"> + 1)·m − 1)·ICC (Eldridge 2006) để đối chiếu với giả định lập kế hoạch (G3: DE 1,39 với CV 0,14; độ nhạy CV 1,0: DE 1,78); báo cả KTC Wilson giả định độc lập để thấy mức nới rộng do gom cụm Khi áp trọng số hậu phân tầng (§4), tỷ lệ và DE lấy từ thiết kế CÓ trọng số (R `survey`, đường Python không hỗ trợ trọng số) nên DE đã gồm cả hiệu ứng trọng số Báo % đạt điểm sàn/trần mỗi lĩnh vực; &gt; 15% (ngưỡng Terwee) đến ghi là hạn chế đo lường, ưu tiên trung vị </w:t>
       </w:r>
       <w:r>
         <w:rPr>
@@ -7431,7 +11665,61 @@
           <w:i w:val="0"/>
           <w:sz w:val="26"/>
         </w:rPr>
-        <w:t xml:space="preserve"> (`mode_tra_loi` = 2/3), chạy lại trên tập tự điền (`mode_tra_loi` = 1), so sánh chiều và độ lớn cOR Mô hình thứ tự hệ số chặn ngẫu nhiên theo `ma_ban_kham` (đối chiếu sai số chuẩn chùm) Có/không trọng số hậu phân tầng (quy tắc §4): Mục tiêu 1 — bản không phải phân tích chính chạy song song; Mục tiêu 2 — mô hình CÓ trọng số `svyolr` khi quy tắc kích hoạt Ước lượng theo thiết kế (đề cương 4.10, kịch bản 5): chùm `ma_ban_kham` + hậu phân tầng ngày × khung giờ (`postStratify`) — KHÔNG khai `strata =` vì bàn khám không lồng trong tầng (khai `nest = TRUE` tách mỗi bàn thành PSU bàn × tầng, làm sai số chuẩn hẹp giả) Phi tuyến exposure: restricted cubic spline 3 nút / phân tích theo phân vị thời gian chờ Quy tắc gộp mức G1 khi lệch trần (mức &lt; 20 quan sát, gộp 1 đến 2 đến 3, mức 5 không gộp, không dưới 3 mức; bảng 5 mức gốc vẫn in đủ) (SAP §9).</w:t>
+        <w:t xml:space="preserve"> (`mode_tra_loi` = 2/3), chạy lại trên tập tự điền (`mode_tra_loi` = 1), so sánh chiều và độ lớn cOR Mô hình thứ tự hệ số chặn ngẫu nhiên theo `ma_ban_kham` (đối chiếu sai số chuẩn chùm) Có/không trọng số hậu phân tầng (quy tắc §4): Mục tiêu 1 — bản không phải phân tích chính chạy song song; Mục tiêu 2 — mô hình CÓ trọng số `svyolr` khi quy tắc kích hoạt Ước lượng theo thiết kế (đề cương 4.10, kịch bản 5): chùm `ma_ban_kham` + hậu phân tầng ngày × khung giờ (`postStratify`) — KHÔNG khai `strata =` vì bàn khám không lồng trong tầng (khai `nest = TRUE` tách mỗi bàn thành PSU bàn × tầng, làm sai số chuẩn hẹp giả) Phi tuyến exposure: restricted cubic spline 3 nút / phân tích theo phân vị thời gian chờ Quy tắc gộp mức G1 khi lệch trần (mức &lt; 20 quan sát, gộp 1 đến 2 đến 3, mức 5 không gộp, không dưới 3 mức; bảng 5 mức gốc vẫn in đủ) </w:t>
+      </w:r>
+      <w:r>
+        <w:rPr>
+          <w:rFonts w:ascii="Times New Roman" w:hAnsi="Times New Roman" w:eastAsia="Times New Roman" w:cs="Times New Roman"/>
+          <w:b/>
+          <w:i w:val="0"/>
+          <w:sz w:val="26"/>
+        </w:rPr>
+        <w:t>Phân tích giới hạn cho người bỏ về trước khi khám (định trước, v1.4; DP-G1-1/DP-G1-2 phương án (i)):</w:t>
+      </w:r>
+      <w:r>
+        <w:rPr>
+          <w:rFonts w:ascii="Times New Roman" w:hAnsi="Times New Roman" w:eastAsia="Times New Roman" w:cs="Times New Roman"/>
+          <w:b w:val="0"/>
+          <w:i w:val="0"/>
+          <w:sz w:val="26"/>
+        </w:rPr>
+        <w:t xml:space="preserve"> f = số lượt bỏ về ÷ tổng số lượt lấy số trong kỳ thu thập (HIS, số liệu tổng hợp không định danh; Bảng 5.6 đề cương) Mục tiêu 1: báo khoảng giới hạn của tỷ lệ hài lòng trên toàn bộ lượt lấy số </w:t>
+      </w:r>
+      <w:r>
+        <w:rPr>
+          <w:rFonts w:ascii="Times New Roman" w:hAnsi="Times New Roman" w:eastAsia="Times New Roman" w:cs="Times New Roman"/>
+          <w:b w:val="0"/>
+          <w:i w:val="0"/>
+          <w:sz w:val="26"/>
+        </w:rPr>
+        <w:t>[p̂·(1 − f); p̂·(1 − f) + f]</w:t>
+      </w:r>
+      <w:r>
+        <w:rPr>
+          <w:rFonts w:ascii="Times New Roman" w:hAnsi="Times New Roman" w:eastAsia="Times New Roman" w:cs="Times New Roman"/>
+          <w:b w:val="0"/>
+          <w:i w:val="0"/>
+          <w:sz w:val="26"/>
+        </w:rPr>
+        <w:t xml:space="preserve"> — giới hạn dưới coi mọi người bỏ về là chưa hài lòng, giới hạn trên coi là hài lòng; p̂ là tỷ lệ chính (§3); báo kèm, không thay ước lượng chính Mục tiêu 2: so sánh trung vị </w:t>
+      </w:r>
+      <w:r>
+        <w:rPr>
+          <w:rFonts w:ascii="Times New Roman" w:hAnsi="Times New Roman" w:eastAsia="Times New Roman" w:cs="Times New Roman"/>
+          <w:b w:val="0"/>
+          <w:i w:val="0"/>
+          <w:sz w:val="26"/>
+        </w:rPr>
+        <w:t>[IQR]</w:t>
+      </w:r>
+      <w:r>
+        <w:rPr>
+          <w:rFonts w:ascii="Times New Roman" w:hAnsi="Times New Roman" w:eastAsia="Times New Roman" w:cs="Times New Roman"/>
+          <w:b w:val="0"/>
+          <w:i w:val="0"/>
+          <w:sz w:val="26"/>
+        </w:rPr>
+        <w:t xml:space="preserve"> thời gian chờ của nhóm bỏ về với nhóm được khám — mô tả (HIS chỉ cung cấp số liệu tổng hợp của nhóm bỏ về, không kiểm định); nhóm bỏ về chờ lâu hơn rõ suy ra bàn luận khả năng cOR của mô hình chính bị kéo về 1 (SAP §9).</w:t>
       </w:r>
     </w:p>
     <w:p>
@@ -13230,7 +17518,7 @@
                 <w:i w:val="0"/>
                 <w:sz w:val="22"/>
               </w:rPr>
-              <w:t>Biến định trước (68 biến — mục Biến số); CRF/REDCap dựng ở G5 sau phê duyệt</w:t>
+              <w:t>CRF/REDCap G5 (71 biến; chuyên khoa `bo_bien_rieng`)</w:t>
             </w:r>
           </w:p>
         </w:tc>
@@ -13258,7 +17546,7 @@
                 <w:i w:val="0"/>
                 <w:sz w:val="22"/>
               </w:rPr>
-              <w:t>Thiết kế Nghiên cứu Cắt ngang Mô tả (Cross-sectional / Prevalence); SAP version 1.3 (đã khoá (chấm sống G4: PASS_G4_SAP_LOCKED)); mô tả + ước lượng chính kèm 95% CI/KTC 95%, không p-value đơn độc</w:t>
+              <w:t>Thiết kế Nghiên cứu Cắt ngang Mô tả (Cross-sectional / Prevalence); SAP version 1.4 (đã khoá (chấm sống G4: PASS_G4_SAP_LOCKED)); mô tả + ước lượng chính kèm 95% CI/KTC 95%, không p-value đơn độc</w:t>
             </w:r>
           </w:p>
         </w:tc>
@@ -21938,7 +26226,7 @@
                 <w:i w:val="0"/>
                 <w:sz w:val="22"/>
               </w:rPr>
-              <w:t>Thiếu G5, G6, G7, G8, G9</w:t>
+              <w:t>Thiếu G6, G7, G8, G9</w:t>
             </w:r>
           </w:p>
         </w:tc>
